--- a/REPORT.docx
+++ b/REPORT.docx
@@ -815,7 +815,6 @@
               <w:tab w:val="right" w:leader="dot" w:pos="9628"/>
             </w:tabs>
             <w:spacing w:line="360" w:lineRule="auto"/>
-            <w:jc w:val="both"/>
             <w:rPr>
               <w:rFonts w:asciiTheme="minorHAnsi" w:eastAsiaTheme="minorEastAsia" w:hAnsiTheme="minorHAnsi" w:cstheme="minorBidi"/>
               <w:noProof/>
@@ -849,7 +848,7 @@
             </w:rPr>
             <w:fldChar w:fldCharType="separate"/>
           </w:r>
-          <w:hyperlink w:anchor="_Toc242094492" w:history="1">
+          <w:hyperlink w:anchor="_Toc243409040" w:history="1">
             <w:r>
               <w:rPr>
                 <w:rStyle w:val="ae"/>
@@ -884,7 +883,7 @@
                 <w:sz w:val="28"/>
                 <w:szCs w:val="28"/>
               </w:rPr>
-              <w:instrText xml:space="preserve"> PAGEREF _Toc242094492 \h </w:instrText>
+              <w:instrText xml:space="preserve"> PAGEREF _Toc243409040 \h </w:instrText>
             </w:r>
             <w:r>
               <w:rPr>
@@ -930,7 +929,6 @@
               <w:tab w:val="right" w:leader="dot" w:pos="9628"/>
             </w:tabs>
             <w:spacing w:line="360" w:lineRule="auto"/>
-            <w:jc w:val="both"/>
             <w:rPr>
               <w:rFonts w:asciiTheme="minorHAnsi" w:eastAsiaTheme="minorEastAsia" w:hAnsiTheme="minorHAnsi" w:cstheme="minorBidi"/>
               <w:noProof/>
@@ -940,7 +938,7 @@
               <w14:ligatures w14:val="standardContextual"/>
             </w:rPr>
           </w:pPr>
-          <w:hyperlink w:anchor="_Toc242094493" w:history="1">
+          <w:hyperlink w:anchor="_Toc243409041" w:history="1">
             <w:r>
               <w:rPr>
                 <w:rStyle w:val="ae"/>
@@ -977,7 +975,7 @@
                 <w:sz w:val="28"/>
                 <w:szCs w:val="28"/>
               </w:rPr>
-              <w:instrText xml:space="preserve"> PAGEREF _Toc242094493 \h </w:instrText>
+              <w:instrText xml:space="preserve"> PAGEREF _Toc243409041 \h </w:instrText>
             </w:r>
             <w:r>
               <w:rPr>
@@ -1023,7 +1021,6 @@
               <w:tab w:val="right" w:leader="dot" w:pos="9628"/>
             </w:tabs>
             <w:spacing w:line="360" w:lineRule="auto"/>
-            <w:jc w:val="both"/>
             <w:rPr>
               <w:rFonts w:asciiTheme="minorHAnsi" w:eastAsiaTheme="minorEastAsia" w:hAnsiTheme="minorHAnsi" w:cstheme="minorBidi"/>
               <w:noProof/>
@@ -1033,7 +1030,7 @@
               <w14:ligatures w14:val="standardContextual"/>
             </w:rPr>
           </w:pPr>
-          <w:hyperlink w:anchor="_Toc242094494" w:history="1">
+          <w:hyperlink w:anchor="_Toc243409042" w:history="1">
             <w:r>
               <w:rPr>
                 <w:rStyle w:val="ae"/>
@@ -1070,7 +1067,7 @@
                 <w:sz w:val="28"/>
                 <w:szCs w:val="28"/>
               </w:rPr>
-              <w:instrText xml:space="preserve"> PAGEREF _Toc242094494 \h </w:instrText>
+              <w:instrText xml:space="preserve"> PAGEREF _Toc243409042 \h </w:instrText>
             </w:r>
             <w:r>
               <w:rPr>
@@ -1117,7 +1114,6 @@
               <w:tab w:val="right" w:leader="dot" w:pos="9628"/>
             </w:tabs>
             <w:spacing w:line="360" w:lineRule="auto"/>
-            <w:jc w:val="both"/>
             <w:rPr>
               <w:rFonts w:asciiTheme="minorHAnsi" w:eastAsiaTheme="minorEastAsia" w:hAnsiTheme="minorHAnsi" w:cstheme="minorBidi"/>
               <w:noProof/>
@@ -1127,7 +1123,7 @@
               <w14:ligatures w14:val="standardContextual"/>
             </w:rPr>
           </w:pPr>
-          <w:hyperlink w:anchor="_Toc242094495" w:history="1">
+          <w:hyperlink w:anchor="_Toc243409043" w:history="1">
             <w:r>
               <w:rPr>
                 <w:rStyle w:val="ae"/>
@@ -1182,7 +1178,7 @@
                 <w:sz w:val="28"/>
                 <w:szCs w:val="28"/>
               </w:rPr>
-              <w:instrText xml:space="preserve"> PAGEREF _Toc242094495 \h </w:instrText>
+              <w:instrText xml:space="preserve"> PAGEREF _Toc243409043 \h </w:instrText>
             </w:r>
             <w:r>
               <w:rPr>
@@ -1229,7 +1225,6 @@
               <w:tab w:val="right" w:leader="dot" w:pos="9628"/>
             </w:tabs>
             <w:spacing w:line="360" w:lineRule="auto"/>
-            <w:jc w:val="both"/>
             <w:rPr>
               <w:rFonts w:asciiTheme="minorHAnsi" w:eastAsiaTheme="minorEastAsia" w:hAnsiTheme="minorHAnsi" w:cstheme="minorBidi"/>
               <w:noProof/>
@@ -1239,7 +1234,7 @@
               <w14:ligatures w14:val="standardContextual"/>
             </w:rPr>
           </w:pPr>
-          <w:hyperlink w:anchor="_Toc242094496" w:history="1">
+          <w:hyperlink w:anchor="_Toc243409044" w:history="1">
             <w:r>
               <w:rPr>
                 <w:rStyle w:val="ae"/>
@@ -1294,7 +1289,7 @@
                 <w:sz w:val="28"/>
                 <w:szCs w:val="28"/>
               </w:rPr>
-              <w:instrText xml:space="preserve"> PAGEREF _Toc242094496 \h </w:instrText>
+              <w:instrText xml:space="preserve"> PAGEREF _Toc243409044 \h </w:instrText>
             </w:r>
             <w:r>
               <w:rPr>
@@ -1341,7 +1336,6 @@
               <w:tab w:val="right" w:leader="dot" w:pos="9628"/>
             </w:tabs>
             <w:spacing w:line="360" w:lineRule="auto"/>
-            <w:jc w:val="both"/>
             <w:rPr>
               <w:rFonts w:asciiTheme="minorHAnsi" w:eastAsiaTheme="minorEastAsia" w:hAnsiTheme="minorHAnsi" w:cstheme="minorBidi"/>
               <w:noProof/>
@@ -1351,7 +1345,7 @@
               <w14:ligatures w14:val="standardContextual"/>
             </w:rPr>
           </w:pPr>
-          <w:hyperlink w:anchor="_Toc242094497" w:history="1">
+          <w:hyperlink w:anchor="_Toc243409045" w:history="1">
             <w:r>
               <w:rPr>
                 <w:rStyle w:val="ae"/>
@@ -1406,7 +1400,7 @@
                 <w:sz w:val="28"/>
                 <w:szCs w:val="28"/>
               </w:rPr>
-              <w:instrText xml:space="preserve"> PAGEREF _Toc242094497 \h </w:instrText>
+              <w:instrText xml:space="preserve"> PAGEREF _Toc243409045 \h </w:instrText>
             </w:r>
             <w:r>
               <w:rPr>
@@ -1453,7 +1447,6 @@
               <w:tab w:val="right" w:leader="dot" w:pos="9628"/>
             </w:tabs>
             <w:spacing w:line="360" w:lineRule="auto"/>
-            <w:jc w:val="both"/>
             <w:rPr>
               <w:rFonts w:asciiTheme="minorHAnsi" w:eastAsiaTheme="minorEastAsia" w:hAnsiTheme="minorHAnsi" w:cstheme="minorBidi"/>
               <w:noProof/>
@@ -1463,7 +1456,7 @@
               <w14:ligatures w14:val="standardContextual"/>
             </w:rPr>
           </w:pPr>
-          <w:hyperlink w:anchor="_Toc242094498" w:history="1">
+          <w:hyperlink w:anchor="_Toc243409046" w:history="1">
             <w:r>
               <w:rPr>
                 <w:rStyle w:val="ae"/>
@@ -1518,7 +1511,7 @@
                 <w:sz w:val="28"/>
                 <w:szCs w:val="28"/>
               </w:rPr>
-              <w:instrText xml:space="preserve"> PAGEREF _Toc242094498 \h </w:instrText>
+              <w:instrText xml:space="preserve"> PAGEREF _Toc243409046 \h </w:instrText>
             </w:r>
             <w:r>
               <w:rPr>
@@ -1565,7 +1558,6 @@
               <w:tab w:val="right" w:leader="dot" w:pos="9628"/>
             </w:tabs>
             <w:spacing w:line="360" w:lineRule="auto"/>
-            <w:jc w:val="both"/>
             <w:rPr>
               <w:rFonts w:asciiTheme="minorHAnsi" w:eastAsiaTheme="minorEastAsia" w:hAnsiTheme="minorHAnsi" w:cstheme="minorBidi"/>
               <w:noProof/>
@@ -1575,7 +1567,7 @@
               <w14:ligatures w14:val="standardContextual"/>
             </w:rPr>
           </w:pPr>
-          <w:hyperlink w:anchor="_Toc242094499" w:history="1">
+          <w:hyperlink w:anchor="_Toc243409047" w:history="1">
             <w:r>
               <w:rPr>
                 <w:rStyle w:val="ae"/>
@@ -1630,7 +1622,7 @@
                 <w:sz w:val="28"/>
                 <w:szCs w:val="28"/>
               </w:rPr>
-              <w:instrText xml:space="preserve"> PAGEREF _Toc242094499 \h </w:instrText>
+              <w:instrText xml:space="preserve"> PAGEREF _Toc243409047 \h </w:instrText>
             </w:r>
             <w:r>
               <w:rPr>
@@ -1677,7 +1669,6 @@
               <w:tab w:val="right" w:leader="dot" w:pos="9628"/>
             </w:tabs>
             <w:spacing w:line="360" w:lineRule="auto"/>
-            <w:jc w:val="both"/>
             <w:rPr>
               <w:rFonts w:asciiTheme="minorHAnsi" w:eastAsiaTheme="minorEastAsia" w:hAnsiTheme="minorHAnsi" w:cstheme="minorBidi"/>
               <w:noProof/>
@@ -1687,7 +1678,7 @@
               <w14:ligatures w14:val="standardContextual"/>
             </w:rPr>
           </w:pPr>
-          <w:hyperlink w:anchor="_Toc242094500" w:history="1">
+          <w:hyperlink w:anchor="_Toc243409048" w:history="1">
             <w:r>
               <w:rPr>
                 <w:rStyle w:val="ae"/>
@@ -1742,7 +1733,118 @@
                 <w:sz w:val="28"/>
                 <w:szCs w:val="28"/>
               </w:rPr>
-              <w:instrText xml:space="preserve"> PAGEREF _Toc242094500 \h </w:instrText>
+              <w:instrText xml:space="preserve"> PAGEREF _Toc243409048 \h </w:instrText>
+            </w:r>
+            <w:r>
+              <w:rPr>
+                <w:noProof/>
+                <w:webHidden/>
+                <w:sz w:val="28"/>
+                <w:szCs w:val="28"/>
+              </w:rPr>
+            </w:r>
+            <w:r>
+              <w:rPr>
+                <w:noProof/>
+                <w:webHidden/>
+                <w:sz w:val="28"/>
+                <w:szCs w:val="28"/>
+              </w:rPr>
+              <w:fldChar w:fldCharType="separate"/>
+            </w:r>
+            <w:r>
+              <w:rPr>
+                <w:noProof/>
+                <w:webHidden/>
+                <w:sz w:val="28"/>
+                <w:szCs w:val="28"/>
+              </w:rPr>
+              <w:t>8</w:t>
+            </w:r>
+            <w:r>
+              <w:rPr>
+                <w:noProof/>
+                <w:webHidden/>
+                <w:sz w:val="28"/>
+                <w:szCs w:val="28"/>
+              </w:rPr>
+              <w:fldChar w:fldCharType="end"/>
+            </w:r>
+          </w:hyperlink>
+        </w:p>
+        <w:p>
+          <w:pPr>
+            <w:pStyle w:val="23"/>
+            <w:tabs>
+              <w:tab w:val="left" w:pos="850"/>
+              <w:tab w:val="right" w:leader="dot" w:pos="9628"/>
+            </w:tabs>
+            <w:spacing w:line="360" w:lineRule="auto"/>
+            <w:rPr>
+              <w:rFonts w:asciiTheme="minorHAnsi" w:eastAsiaTheme="minorEastAsia" w:hAnsiTheme="minorHAnsi" w:cstheme="minorBidi"/>
+              <w:noProof/>
+              <w:kern w:val="2"/>
+              <w:sz w:val="28"/>
+              <w:szCs w:val="28"/>
+              <w14:ligatures w14:val="standardContextual"/>
+            </w:rPr>
+          </w:pPr>
+          <w:hyperlink w:anchor="_Toc243409049" w:history="1">
+            <w:r>
+              <w:rPr>
+                <w:rStyle w:val="ae"/>
+                <w:noProof/>
+                <w:sz w:val="28"/>
+                <w:szCs w:val="28"/>
+              </w:rPr>
+              <w:t>7.</w:t>
+            </w:r>
+            <w:r>
+              <w:rPr>
+                <w:rFonts w:asciiTheme="minorHAnsi" w:eastAsiaTheme="minorEastAsia" w:hAnsiTheme="minorHAnsi" w:cstheme="minorBidi"/>
+                <w:noProof/>
+                <w:kern w:val="2"/>
+                <w:sz w:val="28"/>
+                <w:szCs w:val="28"/>
+                <w14:ligatures w14:val="standardContextual"/>
+              </w:rPr>
+              <w:tab/>
+            </w:r>
+            <w:r>
+              <w:rPr>
+                <w:rStyle w:val="ae"/>
+                <w:noProof/>
+                <w:sz w:val="28"/>
+                <w:szCs w:val="28"/>
+              </w:rPr>
+              <w:t>Обновление параметров</w:t>
+            </w:r>
+            <w:r>
+              <w:rPr>
+                <w:noProof/>
+                <w:webHidden/>
+                <w:sz w:val="28"/>
+                <w:szCs w:val="28"/>
+              </w:rPr>
+              <w:tab/>
+            </w:r>
+            <w:r>
+              <w:rPr>
+                <w:noProof/>
+                <w:webHidden/>
+                <w:sz w:val="28"/>
+                <w:szCs w:val="28"/>
+              </w:rPr>
+              <w:fldChar w:fldCharType="begin"/>
+            </w:r>
+            <w:r>
+              <w:rPr>
+                <w:noProof/>
+                <w:webHidden/>
+                <w:sz w:val="28"/>
+                <w:szCs w:val="28"/>
+              </w:rPr>
+              <w:instrText xml:space="preserve"> PAGEREF _Toc243409049 \h </w:instrText>
             </w:r>
             <w:r>
               <w:rPr>
@@ -1788,7 +1890,6 @@
               <w:tab w:val="right" w:leader="dot" w:pos="9628"/>
             </w:tabs>
             <w:spacing w:line="360" w:lineRule="auto"/>
-            <w:jc w:val="both"/>
             <w:rPr>
               <w:rFonts w:asciiTheme="minorHAnsi" w:eastAsiaTheme="minorEastAsia" w:hAnsiTheme="minorHAnsi" w:cstheme="minorBidi"/>
               <w:noProof/>
@@ -1798,7 +1899,7 @@
               <w14:ligatures w14:val="standardContextual"/>
             </w:rPr>
           </w:pPr>
-          <w:hyperlink w:anchor="_Toc242094501" w:history="1">
+          <w:hyperlink w:anchor="_Toc243409050" w:history="1">
             <w:r>
               <w:rPr>
                 <w:rStyle w:val="ae"/>
@@ -1833,7 +1934,7 @@
                 <w:sz w:val="28"/>
                 <w:szCs w:val="28"/>
               </w:rPr>
-              <w:instrText xml:space="preserve"> PAGEREF _Toc242094501 \h </w:instrText>
+              <w:instrText xml:space="preserve"> PAGEREF _Toc243409050 \h </w:instrText>
             </w:r>
             <w:r>
               <w:rPr>
@@ -1859,7 +1960,7 @@
                 <w:sz w:val="28"/>
                 <w:szCs w:val="28"/>
               </w:rPr>
-              <w:t>9</w:t>
+              <w:t>10</w:t>
             </w:r>
             <w:r>
               <w:rPr>
@@ -1879,7 +1980,6 @@
               <w:tab w:val="right" w:leader="dot" w:pos="9628"/>
             </w:tabs>
             <w:spacing w:line="360" w:lineRule="auto"/>
-            <w:jc w:val="both"/>
             <w:rPr>
               <w:rFonts w:asciiTheme="minorHAnsi" w:eastAsiaTheme="minorEastAsia" w:hAnsiTheme="minorHAnsi" w:cstheme="minorBidi"/>
               <w:noProof/>
@@ -1889,7 +1989,7 @@
               <w14:ligatures w14:val="standardContextual"/>
             </w:rPr>
           </w:pPr>
-          <w:hyperlink w:anchor="_Toc242094502" w:history="1">
+          <w:hyperlink w:anchor="_Toc243409051" w:history="1">
             <w:r>
               <w:rPr>
                 <w:rStyle w:val="ae"/>
@@ -1924,100 +2024,7 @@
                 <w:sz w:val="28"/>
                 <w:szCs w:val="28"/>
               </w:rPr>
-              <w:instrText xml:space="preserve"> PAGEREF _Toc242094502 \h </w:instrText>
-            </w:r>
-            <w:r>
-              <w:rPr>
-                <w:noProof/>
-                <w:webHidden/>
-                <w:sz w:val="28"/>
-                <w:szCs w:val="28"/>
-              </w:rPr>
-            </w:r>
-            <w:r>
-              <w:rPr>
-                <w:noProof/>
-                <w:webHidden/>
-                <w:sz w:val="28"/>
-                <w:szCs w:val="28"/>
-              </w:rPr>
-              <w:fldChar w:fldCharType="separate"/>
-            </w:r>
-            <w:r>
-              <w:rPr>
-                <w:noProof/>
-                <w:webHidden/>
-                <w:sz w:val="28"/>
-                <w:szCs w:val="28"/>
-              </w:rPr>
-              <w:t>11</w:t>
-            </w:r>
-            <w:r>
-              <w:rPr>
-                <w:noProof/>
-                <w:webHidden/>
-                <w:sz w:val="28"/>
-                <w:szCs w:val="28"/>
-              </w:rPr>
-              <w:fldChar w:fldCharType="end"/>
-            </w:r>
-          </w:hyperlink>
-        </w:p>
-        <w:p>
-          <w:pPr>
-            <w:pStyle w:val="13"/>
-            <w:tabs>
-              <w:tab w:val="right" w:leader="dot" w:pos="9628"/>
-            </w:tabs>
-            <w:spacing w:line="360" w:lineRule="auto"/>
-            <w:jc w:val="both"/>
-            <w:rPr>
-              <w:rFonts w:asciiTheme="minorHAnsi" w:eastAsiaTheme="minorEastAsia" w:hAnsiTheme="minorHAnsi" w:cstheme="minorBidi"/>
-              <w:noProof/>
-              <w:kern w:val="2"/>
-              <w:sz w:val="28"/>
-              <w:szCs w:val="28"/>
-              <w14:ligatures w14:val="standardContextual"/>
-            </w:rPr>
-          </w:pPr>
-          <w:hyperlink w:anchor="_Toc242094503" w:history="1">
-            <w:r>
-              <w:rPr>
-                <w:rStyle w:val="ae"/>
-                <w:rFonts w:eastAsia="Calibri" w:cs="DejaVu Sans"/>
-                <w:noProof/>
-                <w:sz w:val="28"/>
-                <w:szCs w:val="28"/>
-                <w:lang w:eastAsia="en-US"/>
-              </w:rPr>
-              <w:t>Заключение</w:t>
-            </w:r>
-            <w:r>
-              <w:rPr>
-                <w:noProof/>
-                <w:webHidden/>
-                <w:sz w:val="28"/>
-                <w:szCs w:val="28"/>
-              </w:rPr>
-              <w:tab/>
-            </w:r>
-            <w:r>
-              <w:rPr>
-                <w:noProof/>
-                <w:webHidden/>
-                <w:sz w:val="28"/>
-                <w:szCs w:val="28"/>
-              </w:rPr>
-              <w:fldChar w:fldCharType="begin"/>
-            </w:r>
-            <w:r>
-              <w:rPr>
-                <w:noProof/>
-                <w:webHidden/>
-                <w:sz w:val="28"/>
-                <w:szCs w:val="28"/>
-              </w:rPr>
-              <w:instrText xml:space="preserve"> PAGEREF _Toc242094503 \h </w:instrText>
+              <w:instrText xml:space="preserve"> PAGEREF _Toc243409051 \h </w:instrText>
             </w:r>
             <w:r>
               <w:rPr>
@@ -2063,7 +2070,6 @@
               <w:tab w:val="right" w:leader="dot" w:pos="9628"/>
             </w:tabs>
             <w:spacing w:line="360" w:lineRule="auto"/>
-            <w:jc w:val="both"/>
             <w:rPr>
               <w:rFonts w:asciiTheme="minorHAnsi" w:eastAsiaTheme="minorEastAsia" w:hAnsiTheme="minorHAnsi" w:cstheme="minorBidi"/>
               <w:noProof/>
@@ -2073,7 +2079,99 @@
               <w14:ligatures w14:val="standardContextual"/>
             </w:rPr>
           </w:pPr>
-          <w:hyperlink w:anchor="_Toc242094504" w:history="1">
+          <w:hyperlink w:anchor="_Toc243409052" w:history="1">
+            <w:r>
+              <w:rPr>
+                <w:rStyle w:val="ae"/>
+                <w:rFonts w:eastAsia="Calibri" w:cs="DejaVu Sans"/>
+                <w:noProof/>
+                <w:sz w:val="28"/>
+                <w:szCs w:val="28"/>
+                <w:lang w:eastAsia="en-US"/>
+              </w:rPr>
+              <w:t>Заключение</w:t>
+            </w:r>
+            <w:r>
+              <w:rPr>
+                <w:noProof/>
+                <w:webHidden/>
+                <w:sz w:val="28"/>
+                <w:szCs w:val="28"/>
+              </w:rPr>
+              <w:tab/>
+            </w:r>
+            <w:r>
+              <w:rPr>
+                <w:noProof/>
+                <w:webHidden/>
+                <w:sz w:val="28"/>
+                <w:szCs w:val="28"/>
+              </w:rPr>
+              <w:fldChar w:fldCharType="begin"/>
+            </w:r>
+            <w:r>
+              <w:rPr>
+                <w:noProof/>
+                <w:webHidden/>
+                <w:sz w:val="28"/>
+                <w:szCs w:val="28"/>
+              </w:rPr>
+              <w:instrText xml:space="preserve"> PAGEREF _Toc243409052 \h </w:instrText>
+            </w:r>
+            <w:r>
+              <w:rPr>
+                <w:noProof/>
+                <w:webHidden/>
+                <w:sz w:val="28"/>
+                <w:szCs w:val="28"/>
+              </w:rPr>
+            </w:r>
+            <w:r>
+              <w:rPr>
+                <w:noProof/>
+                <w:webHidden/>
+                <w:sz w:val="28"/>
+                <w:szCs w:val="28"/>
+              </w:rPr>
+              <w:fldChar w:fldCharType="separate"/>
+            </w:r>
+            <w:r>
+              <w:rPr>
+                <w:noProof/>
+                <w:webHidden/>
+                <w:sz w:val="28"/>
+                <w:szCs w:val="28"/>
+              </w:rPr>
+              <w:t>13</w:t>
+            </w:r>
+            <w:r>
+              <w:rPr>
+                <w:noProof/>
+                <w:webHidden/>
+                <w:sz w:val="28"/>
+                <w:szCs w:val="28"/>
+              </w:rPr>
+              <w:fldChar w:fldCharType="end"/>
+            </w:r>
+          </w:hyperlink>
+        </w:p>
+        <w:p>
+          <w:pPr>
+            <w:pStyle w:val="13"/>
+            <w:tabs>
+              <w:tab w:val="right" w:leader="dot" w:pos="9628"/>
+            </w:tabs>
+            <w:spacing w:line="360" w:lineRule="auto"/>
+            <w:rPr>
+              <w:rFonts w:asciiTheme="minorHAnsi" w:eastAsiaTheme="minorEastAsia" w:hAnsiTheme="minorHAnsi" w:cstheme="minorBidi"/>
+              <w:noProof/>
+              <w:kern w:val="2"/>
+              <w:sz w:val="28"/>
+              <w:szCs w:val="28"/>
+              <w14:ligatures w14:val="standardContextual"/>
+            </w:rPr>
+          </w:pPr>
+          <w:hyperlink w:anchor="_Toc243409053" w:history="1">
             <w:r>
               <w:rPr>
                 <w:rStyle w:val="ae"/>
@@ -2132,7 +2230,7 @@
                 <w:sz w:val="28"/>
                 <w:szCs w:val="28"/>
               </w:rPr>
-              <w:instrText xml:space="preserve"> PAGEREF _Toc242094504 \h </w:instrText>
+              <w:instrText xml:space="preserve"> PAGEREF _Toc243409053 \h </w:instrText>
             </w:r>
             <w:r>
               <w:rPr>
@@ -2158,7 +2256,7 @@
                 <w:sz w:val="28"/>
                 <w:szCs w:val="28"/>
               </w:rPr>
-              <w:t>13</w:t>
+              <w:t>14</w:t>
             </w:r>
             <w:r>
               <w:rPr>
@@ -2210,7 +2308,7 @@
         </w:rPr>
       </w:pPr>
       <w:bookmarkStart w:id="0" w:name="_Toc242041706"/>
-      <w:bookmarkStart w:id="1" w:name="_Toc242094492"/>
+      <w:bookmarkStart w:id="1" w:name="_Toc243409040"/>
       <w:r>
         <w:rPr>
           <w:rFonts w:ascii="Times New Roman" w:hAnsi="Times New Roman" w:cs="Times New Roman"/>
@@ -2881,7 +2979,7 @@
         </w:rPr>
       </w:pPr>
       <w:bookmarkStart w:id="2" w:name="_Toc242041707"/>
-      <w:bookmarkStart w:id="3" w:name="_Toc242094493"/>
+      <w:bookmarkStart w:id="3" w:name="_Toc243409041"/>
       <w:r>
         <w:rPr>
           <w:rFonts w:eastAsia="Calibri" w:cs="DejaVu Sans"/>
@@ -3990,7 +4088,7 @@
         </w:rPr>
         <w:lastRenderedPageBreak/>
         <w:drawing>
-          <wp:inline distT="0" distB="0" distL="0" distR="0" wp14:anchorId="677F6A12" wp14:editId="156DDFA6">
+          <wp:inline distT="0" distB="0" distL="0" distR="0" wp14:anchorId="677F6A12" wp14:editId="61AB30CC">
             <wp:extent cx="6184643" cy="2061761"/>
             <wp:effectExtent l="0" t="0" r="6985" b="0"/>
             <wp:docPr id="3" name="Рисунок 3" descr="Изображение выглядит как снимок экрана, текст, диаграмма, Красочность&#10;&#10;AI-generated content may be incorrect."/>
@@ -4078,7 +4176,6 @@
         </w:rPr>
         <w:t xml:space="preserve"> и корреляционная матрица </w:t>
       </w:r>
-      <w:proofErr w:type="spellStart"/>
       <w:r>
         <w:rPr>
           <w:rFonts w:eastAsia="Times New Roman" w:cs="Times New Roman"/>
@@ -4086,7 +4183,13 @@
         </w:rPr>
         <w:t>признако</w:t>
       </w:r>
-      <w:proofErr w:type="spellEnd"/>
+      <w:r>
+        <w:rPr>
+          <w:rFonts w:eastAsia="Times New Roman" w:cs="Times New Roman"/>
+          <w:szCs w:val="28"/>
+        </w:rPr>
+        <w:t>в</w:t>
+      </w:r>
       <w:r>
         <w:rPr>
           <w:rFonts w:eastAsia="Times New Roman" w:cs="Times New Roman"/>
@@ -4125,7 +4228,7 @@
           <w14:ligatures w14:val="standardContextual"/>
         </w:rPr>
         <w:drawing>
-          <wp:inline distT="0" distB="0" distL="0" distR="0" wp14:anchorId="30585B81" wp14:editId="3547900C">
+          <wp:inline distT="0" distB="0" distL="0" distR="0" wp14:anchorId="30585B81" wp14:editId="3EC68A0F">
             <wp:extent cx="6120130" cy="3060065"/>
             <wp:effectExtent l="0" t="0" r="0" b="6985"/>
             <wp:docPr id="6" name="Рисунок 6" descr="Изображение выглядит как диаграмма, снимок экрана, График, текст&#10;&#10;AI-generated content may be incorrect."/>
@@ -4298,21 +4401,12 @@
         <w:t xml:space="preserve"> (42) для генератора </w:t>
       </w:r>
       <w:proofErr w:type="spellStart"/>
-      <w:proofErr w:type="gramStart"/>
       <w:r>
         <w:rPr>
           <w:rFonts w:eastAsia="Times New Roman" w:cs="Times New Roman"/>
           <w:szCs w:val="28"/>
         </w:rPr>
-        <w:t>numpy.random</w:t>
-      </w:r>
-      <w:proofErr w:type="gramEnd"/>
-      <w:r>
-        <w:rPr>
-          <w:rFonts w:eastAsia="Times New Roman" w:cs="Times New Roman"/>
-          <w:szCs w:val="28"/>
-        </w:rPr>
-        <w:t>.default_rng</w:t>
+        <w:t>numpy.random.default_rng</w:t>
       </w:r>
       <w:proofErr w:type="spellEnd"/>
       <w:r>
@@ -4739,7 +4833,7 @@
         </w:rPr>
       </w:pPr>
       <w:bookmarkStart w:id="4" w:name="_Toc242041708"/>
-      <w:bookmarkStart w:id="5" w:name="_Toc242094494"/>
+      <w:bookmarkStart w:id="5" w:name="_Toc243409042"/>
       <w:r>
         <w:rPr>
           <w:rFonts w:ascii="Times New Roman" w:eastAsia="Calibri" w:hAnsi="Times New Roman" w:cs="Times New Roman"/>
@@ -4769,7 +4863,7 @@
           <w:szCs w:val="28"/>
         </w:rPr>
       </w:pPr>
-      <w:bookmarkStart w:id="6" w:name="_Toc242094495"/>
+      <w:bookmarkStart w:id="6" w:name="_Toc243409043"/>
       <w:r>
         <w:rPr>
           <w:rFonts w:ascii="Times New Roman" w:hAnsi="Times New Roman" w:cs="Times New Roman"/>
@@ -7038,7 +7132,7 @@
           <w:szCs w:val="28"/>
         </w:rPr>
       </w:pPr>
-      <w:bookmarkStart w:id="7" w:name="_Toc242094496"/>
+      <w:bookmarkStart w:id="7" w:name="_Toc243409044"/>
       <w:r>
         <w:rPr>
           <w:rFonts w:ascii="Times New Roman" w:eastAsia="Times New Roman" w:hAnsi="Times New Roman" w:cs="Times New Roman"/>
@@ -8515,7 +8609,7 @@
         </w:rPr>
       </w:pPr>
       <w:bookmarkStart w:id="8" w:name="функция-потерь"/>
-      <w:bookmarkStart w:id="9" w:name="_Toc242094497"/>
+      <w:bookmarkStart w:id="9" w:name="_Toc243409045"/>
       <w:bookmarkEnd w:id="8"/>
       <w:r>
         <w:rPr>
@@ -10053,7 +10147,7 @@
           <w:szCs w:val="28"/>
         </w:rPr>
       </w:pPr>
-      <w:bookmarkStart w:id="10" w:name="_Toc242094498"/>
+      <w:bookmarkStart w:id="10" w:name="_Toc243409046"/>
       <w:r>
         <w:rPr>
           <w:rFonts w:ascii="Times New Roman" w:eastAsia="Times New Roman" w:hAnsi="Times New Roman" w:cs="Times New Roman"/>
@@ -11916,7 +12010,7 @@
           <w:szCs w:val="28"/>
         </w:rPr>
       </w:pPr>
-      <w:bookmarkStart w:id="11" w:name="_Toc242094499"/>
+      <w:bookmarkStart w:id="11" w:name="_Toc243409047"/>
       <w:r>
         <w:rPr>
           <w:rFonts w:ascii="Times New Roman" w:eastAsia="Times New Roman" w:hAnsi="Times New Roman" w:cs="Times New Roman"/>
@@ -12581,7 +12675,23 @@
           <w:rFonts w:eastAsia="Times New Roman" w:cs="Times New Roman"/>
           <w:szCs w:val="28"/>
         </w:rPr>
-        <w:t xml:space="preserve"> не зависит от размера батча.</w:t>
+        <w:t xml:space="preserve"> не зависит от размера </w:t>
+      </w:r>
+      <w:proofErr w:type="spellStart"/>
+      <w:r>
+        <w:rPr>
+          <w:rFonts w:eastAsia="Times New Roman" w:cs="Times New Roman"/>
+          <w:szCs w:val="28"/>
+        </w:rPr>
+        <w:t>батча</w:t>
+      </w:r>
+      <w:proofErr w:type="spellEnd"/>
+      <w:r>
+        <w:rPr>
+          <w:rFonts w:eastAsia="Times New Roman" w:cs="Times New Roman"/>
+          <w:szCs w:val="28"/>
+        </w:rPr>
+        <w:t>.</w:t>
       </w:r>
     </w:p>
     <w:p>
@@ -12600,7 +12710,7 @@
         </w:rPr>
       </w:pPr>
       <w:bookmarkStart w:id="12" w:name="градиентный-спуск"/>
-      <w:bookmarkStart w:id="13" w:name="_Toc242094500"/>
+      <w:bookmarkStart w:id="13" w:name="_Toc243409048"/>
       <w:bookmarkEnd w:id="12"/>
       <w:r>
         <w:rPr>
@@ -12621,7 +12731,6 @@
         <w:rPr>
           <w:rFonts w:eastAsia="Times New Roman" w:cs="Times New Roman"/>
           <w:szCs w:val="28"/>
-          <w:lang w:val="en-US"/>
         </w:rPr>
       </w:pPr>
       <w:r>
@@ -13345,6 +13454,1554 @@
     </w:p>
     <w:p>
       <w:pPr>
+        <w:pStyle w:val="2"/>
+        <w:numPr>
+          <w:ilvl w:val="0"/>
+          <w:numId w:val="25"/>
+        </w:numPr>
+        <w:jc w:val="center"/>
+        <w:rPr>
+          <w:rFonts w:ascii="Times New Roman" w:eastAsia="Times New Roman" w:hAnsi="Times New Roman" w:cs="Times New Roman"/>
+          <w:color w:val="000000" w:themeColor="text1"/>
+          <w:sz w:val="28"/>
+          <w:szCs w:val="28"/>
+        </w:rPr>
+      </w:pPr>
+      <w:bookmarkStart w:id="15" w:name="_Toc243409049"/>
+      <w:r>
+        <w:rPr>
+          <w:rFonts w:ascii="Times New Roman" w:eastAsia="Times New Roman" w:hAnsi="Times New Roman" w:cs="Times New Roman"/>
+          <w:color w:val="000000" w:themeColor="text1"/>
+          <w:sz w:val="28"/>
+          <w:szCs w:val="28"/>
+        </w:rPr>
+        <w:t>Обновление параметров</w:t>
+      </w:r>
+      <w:bookmarkEnd w:id="15"/>
+    </w:p>
+    <w:p>
+      <w:r>
+        <w:t xml:space="preserve">Идея заключается в том, что градиент полной функции потерь </w:t>
+      </w:r>
+      <w:r>
+        <w:rPr>
+          <w:i/>
+          <w:iCs/>
+          <w:lang w:val="en-US"/>
+        </w:rPr>
+        <w:t>E</w:t>
+      </w:r>
+      <w:r>
+        <w:rPr>
+          <w:i/>
+          <w:iCs/>
+        </w:rPr>
+        <w:t xml:space="preserve"> </w:t>
+      </w:r>
+      <w:r>
+        <w:t xml:space="preserve">– это среднее градиентов потерь </w:t>
+      </w:r>
+      <m:oMath>
+        <m:sSub>
+          <m:sSubPr>
+            <m:ctrlPr>
+              <w:rPr>
+                <w:rFonts w:ascii="Cambria Math" w:hAnsi="Cambria Math"/>
+                <w:i/>
+              </w:rPr>
+            </m:ctrlPr>
+          </m:sSubPr>
+          <m:e>
+            <m:r>
+              <w:rPr>
+                <w:rFonts w:ascii="Cambria Math" w:hAnsi="Cambria Math"/>
+              </w:rPr>
+              <m:t>l</m:t>
+            </m:r>
+          </m:e>
+          <m:sub>
+            <m:r>
+              <w:rPr>
+                <w:rFonts w:ascii="Cambria Math" w:hAnsi="Cambria Math"/>
+                <w:lang w:val="en-US"/>
+              </w:rPr>
+              <m:t>i</m:t>
+            </m:r>
+          </m:sub>
+        </m:sSub>
+      </m:oMath>
+      <w:r>
+        <w:t xml:space="preserve"> отдельных объектов. Способ обучения определяется тем, по скольким объектам этот градиент считается перед каждым шагом. В нашем случае используются мини-</w:t>
+      </w:r>
+      <w:proofErr w:type="spellStart"/>
+      <w:r>
+        <w:t>батчи</w:t>
+      </w:r>
+      <w:proofErr w:type="spellEnd"/>
+      <w:r>
+        <w:t xml:space="preserve"> </w:t>
+      </w:r>
+      <w:r>
+        <w:t xml:space="preserve">размера </w:t>
+      </w:r>
+      <w:r>
+        <w:rPr>
+          <w:i/>
+          <w:iCs/>
+          <w:lang w:val="en-US"/>
+        </w:rPr>
+        <w:t>B</w:t>
+      </w:r>
+      <w:r>
+        <w:t>, поэтому</w:t>
+      </w:r>
+      <w:r>
+        <w:t xml:space="preserve"> веса и смещения находятся по формулам:</w:t>
+      </w:r>
+    </w:p>
+    <w:p>
+      <w:pPr>
+        <w:ind w:firstLine="850"/>
+        <w:contextualSpacing w:val="0"/>
+        <w:rPr>
+          <w:rFonts w:eastAsia="Times New Roman" w:cs="Times New Roman"/>
+          <w:szCs w:val="28"/>
+          <w:lang w:val="en-US"/>
+        </w:rPr>
+      </w:pPr>
+      <m:oMathPara>
+        <m:oMathParaPr>
+          <m:jc m:val="center"/>
+        </m:oMathParaPr>
+        <m:oMath>
+          <m:r>
+            <w:rPr>
+              <w:rFonts w:ascii="Cambria Math" w:eastAsia="Times New Roman" w:hAnsi="Cambria Math" w:cs="Times New Roman"/>
+              <w:szCs w:val="28"/>
+              <w:lang w:val="en-US"/>
+            </w:rPr>
+            <m:t>W</m:t>
+          </m:r>
+          <m:r>
+            <m:rPr>
+              <m:sty m:val="p"/>
+            </m:rPr>
+            <w:rPr>
+              <w:rFonts w:ascii="Cambria Math" w:eastAsia="Times New Roman" w:hAnsi="Cambria Math" w:cs="Times New Roman"/>
+              <w:szCs w:val="28"/>
+              <w:lang w:val="en-US"/>
+            </w:rPr>
+            <m:t>←</m:t>
+          </m:r>
+          <m:r>
+            <w:rPr>
+              <w:rFonts w:ascii="Cambria Math" w:eastAsia="Times New Roman" w:hAnsi="Cambria Math" w:cs="Times New Roman"/>
+              <w:szCs w:val="28"/>
+              <w:lang w:val="en-US"/>
+            </w:rPr>
+            <m:t>W</m:t>
+          </m:r>
+          <m:r>
+            <m:rPr>
+              <m:sty m:val="p"/>
+            </m:rPr>
+            <w:rPr>
+              <w:rFonts w:ascii="Cambria Math" w:eastAsia="Times New Roman" w:hAnsi="Cambria Math" w:cs="Times New Roman"/>
+              <w:szCs w:val="28"/>
+              <w:lang w:val="en-US"/>
+            </w:rPr>
+            <m:t>-</m:t>
+          </m:r>
+          <m:r>
+            <w:rPr>
+              <w:rFonts w:ascii="Cambria Math" w:eastAsia="Times New Roman" w:hAnsi="Cambria Math" w:cs="Times New Roman"/>
+              <w:szCs w:val="28"/>
+              <w:lang w:val="en-US"/>
+            </w:rPr>
+            <m:t>η</m:t>
+          </m:r>
+          <m:f>
+            <m:fPr>
+              <m:ctrlPr>
+                <w:rPr>
+                  <w:rFonts w:ascii="Cambria Math" w:eastAsia="Times New Roman" w:hAnsi="Cambria Math" w:cs="Times New Roman"/>
+                  <w:i/>
+                  <w:szCs w:val="28"/>
+                  <w:lang w:val="en-US"/>
+                </w:rPr>
+              </m:ctrlPr>
+            </m:fPr>
+            <m:num>
+              <m:r>
+                <w:rPr>
+                  <w:rFonts w:ascii="Cambria Math" w:eastAsia="Times New Roman" w:hAnsi="Cambria Math" w:cs="Times New Roman"/>
+                  <w:szCs w:val="28"/>
+                  <w:lang w:val="en-US"/>
+                </w:rPr>
+                <m:t>1</m:t>
+              </m:r>
+            </m:num>
+            <m:den>
+              <m:r>
+                <w:rPr>
+                  <w:rFonts w:ascii="Cambria Math" w:eastAsia="Times New Roman" w:hAnsi="Cambria Math" w:cs="Times New Roman"/>
+                  <w:szCs w:val="28"/>
+                  <w:lang w:val="en-US"/>
+                </w:rPr>
+                <m:t>B</m:t>
+              </m:r>
+            </m:den>
+          </m:f>
+          <m:nary>
+            <m:naryPr>
+              <m:chr m:val="∑"/>
+              <m:limLoc m:val="undOvr"/>
+              <m:ctrlPr>
+                <w:rPr>
+                  <w:rFonts w:ascii="Cambria Math" w:eastAsia="Times New Roman" w:hAnsi="Cambria Math" w:cs="Times New Roman"/>
+                  <w:i/>
+                  <w:szCs w:val="28"/>
+                  <w:lang w:val="en-US"/>
+                </w:rPr>
+              </m:ctrlPr>
+            </m:naryPr>
+            <m:sub>
+              <m:r>
+                <w:rPr>
+                  <w:rFonts w:ascii="Cambria Math" w:eastAsia="Times New Roman" w:hAnsi="Cambria Math" w:cs="Times New Roman"/>
+                  <w:szCs w:val="28"/>
+                  <w:lang w:val="en-US"/>
+                </w:rPr>
+                <m:t>i∈B</m:t>
+              </m:r>
+            </m:sub>
+            <m:sup/>
+            <m:e>
+              <m:sSub>
+                <m:sSubPr>
+                  <m:ctrlPr>
+                    <w:rPr>
+                      <w:rFonts w:ascii="Cambria Math" w:eastAsia="Times New Roman" w:hAnsi="Cambria Math" w:cs="Times New Roman"/>
+                      <w:i/>
+                      <w:szCs w:val="28"/>
+                      <w:lang w:val="en-US"/>
+                    </w:rPr>
+                  </m:ctrlPr>
+                </m:sSubPr>
+                <m:e>
+                  <m:r>
+                    <m:rPr>
+                      <m:sty m:val="p"/>
+                    </m:rPr>
+                    <w:rPr>
+                      <w:rFonts w:ascii="Cambria Math" w:eastAsia="Times New Roman" w:hAnsi="Cambria Math" w:cs="Times New Roman"/>
+                      <w:szCs w:val="28"/>
+                      <w:lang w:val="en-US"/>
+                    </w:rPr>
+                    <m:t>∇</m:t>
+                  </m:r>
+                </m:e>
+                <m:sub>
+                  <m:r>
+                    <w:rPr>
+                      <w:rFonts w:ascii="Cambria Math" w:eastAsia="Times New Roman" w:hAnsi="Cambria Math" w:cs="Times New Roman"/>
+                      <w:szCs w:val="28"/>
+                      <w:lang w:val="en-US"/>
+                    </w:rPr>
+                    <m:t>w</m:t>
+                  </m:r>
+                </m:sub>
+              </m:sSub>
+            </m:e>
+          </m:nary>
+          <m:sSub>
+            <m:sSubPr>
+              <m:ctrlPr>
+                <w:rPr>
+                  <w:rFonts w:ascii="Cambria Math" w:eastAsia="Times New Roman" w:hAnsi="Cambria Math" w:cs="Times New Roman"/>
+                  <w:i/>
+                  <w:szCs w:val="28"/>
+                  <w:lang w:val="en-US"/>
+                </w:rPr>
+              </m:ctrlPr>
+            </m:sSubPr>
+            <m:e>
+              <m:r>
+                <w:rPr>
+                  <w:rFonts w:ascii="Cambria Math" w:eastAsia="Times New Roman" w:hAnsi="Cambria Math" w:cs="Times New Roman"/>
+                  <w:szCs w:val="28"/>
+                  <w:lang w:val="en-US"/>
+                </w:rPr>
+                <m:t>l</m:t>
+              </m:r>
+            </m:e>
+            <m:sub>
+              <m:r>
+                <w:rPr>
+                  <w:rFonts w:ascii="Cambria Math" w:eastAsia="Times New Roman" w:hAnsi="Cambria Math" w:cs="Times New Roman"/>
+                  <w:szCs w:val="28"/>
+                  <w:lang w:val="en-US"/>
+                </w:rPr>
+                <m:t>i</m:t>
+              </m:r>
+            </m:sub>
+          </m:sSub>
+          <m:r>
+            <m:rPr>
+              <m:sty m:val="p"/>
+            </m:rPr>
+            <w:rPr>
+              <w:rFonts w:ascii="Cambria Math" w:eastAsia="Times New Roman" w:hAnsi="Cambria Math" w:cs="Times New Roman"/>
+              <w:szCs w:val="28"/>
+              <w:lang w:val="en-US"/>
+            </w:rPr>
+            <m:t>,</m:t>
+          </m:r>
+          <m:r>
+            <w:rPr>
+              <w:rFonts w:ascii="Cambria Math" w:eastAsia="Times New Roman" w:hAnsi="Cambria Math" w:cs="Times New Roman"/>
+              <w:szCs w:val="28"/>
+              <w:lang w:val="en-US"/>
+            </w:rPr>
+            <m:t>  b</m:t>
+          </m:r>
+          <m:r>
+            <m:rPr>
+              <m:sty m:val="p"/>
+            </m:rPr>
+            <w:rPr>
+              <w:rFonts w:ascii="Cambria Math" w:eastAsia="Times New Roman" w:hAnsi="Cambria Math" w:cs="Times New Roman"/>
+              <w:szCs w:val="28"/>
+              <w:lang w:val="en-US"/>
+            </w:rPr>
+            <m:t>←</m:t>
+          </m:r>
+          <m:r>
+            <w:rPr>
+              <w:rFonts w:ascii="Cambria Math" w:eastAsia="Times New Roman" w:hAnsi="Cambria Math" w:cs="Times New Roman"/>
+              <w:szCs w:val="28"/>
+              <w:lang w:val="en-US"/>
+            </w:rPr>
+            <m:t>b</m:t>
+          </m:r>
+          <m:r>
+            <m:rPr>
+              <m:sty m:val="p"/>
+            </m:rPr>
+            <w:rPr>
+              <w:rFonts w:ascii="Cambria Math" w:eastAsia="Times New Roman" w:hAnsi="Cambria Math" w:cs="Times New Roman"/>
+              <w:szCs w:val="28"/>
+              <w:lang w:val="en-US"/>
+            </w:rPr>
+            <m:t>-</m:t>
+          </m:r>
+          <m:r>
+            <w:rPr>
+              <w:rFonts w:ascii="Cambria Math" w:eastAsia="Times New Roman" w:hAnsi="Cambria Math" w:cs="Times New Roman"/>
+              <w:szCs w:val="28"/>
+              <w:lang w:val="en-US"/>
+            </w:rPr>
+            <m:t>η</m:t>
+          </m:r>
+          <m:f>
+            <m:fPr>
+              <m:ctrlPr>
+                <w:rPr>
+                  <w:rFonts w:ascii="Cambria Math" w:eastAsia="Times New Roman" w:hAnsi="Cambria Math" w:cs="Times New Roman"/>
+                  <w:i/>
+                  <w:szCs w:val="28"/>
+                  <w:lang w:val="en-US"/>
+                </w:rPr>
+              </m:ctrlPr>
+            </m:fPr>
+            <m:num>
+              <m:r>
+                <w:rPr>
+                  <w:rFonts w:ascii="Cambria Math" w:eastAsia="Times New Roman" w:hAnsi="Cambria Math" w:cs="Times New Roman"/>
+                  <w:szCs w:val="28"/>
+                  <w:lang w:val="en-US"/>
+                </w:rPr>
+                <m:t>1</m:t>
+              </m:r>
+            </m:num>
+            <m:den>
+              <m:r>
+                <w:rPr>
+                  <w:rFonts w:ascii="Cambria Math" w:eastAsia="Times New Roman" w:hAnsi="Cambria Math" w:cs="Times New Roman"/>
+                  <w:szCs w:val="28"/>
+                  <w:lang w:val="en-US"/>
+                </w:rPr>
+                <m:t>B</m:t>
+              </m:r>
+            </m:den>
+          </m:f>
+          <m:nary>
+            <m:naryPr>
+              <m:chr m:val="∑"/>
+              <m:limLoc m:val="undOvr"/>
+              <m:ctrlPr>
+                <w:rPr>
+                  <w:rFonts w:ascii="Cambria Math" w:eastAsia="Times New Roman" w:hAnsi="Cambria Math" w:cs="Times New Roman"/>
+                  <w:i/>
+                  <w:szCs w:val="28"/>
+                  <w:lang w:val="en-US"/>
+                </w:rPr>
+              </m:ctrlPr>
+            </m:naryPr>
+            <m:sub>
+              <m:r>
+                <w:rPr>
+                  <w:rFonts w:ascii="Cambria Math" w:eastAsia="Times New Roman" w:hAnsi="Cambria Math" w:cs="Times New Roman"/>
+                  <w:szCs w:val="28"/>
+                  <w:lang w:val="en-US"/>
+                </w:rPr>
+                <m:t>i∈B</m:t>
+              </m:r>
+            </m:sub>
+            <m:sup/>
+            <m:e>
+              <m:sSub>
+                <m:sSubPr>
+                  <m:ctrlPr>
+                    <w:rPr>
+                      <w:rFonts w:ascii="Cambria Math" w:eastAsia="Times New Roman" w:hAnsi="Cambria Math" w:cs="Times New Roman"/>
+                      <w:i/>
+                      <w:szCs w:val="28"/>
+                      <w:lang w:val="en-US"/>
+                    </w:rPr>
+                  </m:ctrlPr>
+                </m:sSubPr>
+                <m:e>
+                  <m:r>
+                    <m:rPr>
+                      <m:sty m:val="p"/>
+                    </m:rPr>
+                    <w:rPr>
+                      <w:rFonts w:ascii="Cambria Math" w:eastAsia="Times New Roman" w:hAnsi="Cambria Math" w:cs="Times New Roman"/>
+                      <w:szCs w:val="28"/>
+                      <w:lang w:val="en-US"/>
+                    </w:rPr>
+                    <m:t>∇</m:t>
+                  </m:r>
+                </m:e>
+                <m:sub>
+                  <m:r>
+                    <w:rPr>
+                      <w:rFonts w:ascii="Cambria Math" w:eastAsia="Times New Roman" w:hAnsi="Cambria Math" w:cs="Times New Roman"/>
+                      <w:szCs w:val="28"/>
+                      <w:lang w:val="en-US"/>
+                    </w:rPr>
+                    <m:t>b</m:t>
+                  </m:r>
+                </m:sub>
+              </m:sSub>
+            </m:e>
+          </m:nary>
+          <m:sSub>
+            <m:sSubPr>
+              <m:ctrlPr>
+                <w:rPr>
+                  <w:rFonts w:ascii="Cambria Math" w:eastAsia="Times New Roman" w:hAnsi="Cambria Math" w:cs="Times New Roman"/>
+                  <w:i/>
+                  <w:szCs w:val="28"/>
+                  <w:lang w:val="en-US"/>
+                </w:rPr>
+              </m:ctrlPr>
+            </m:sSubPr>
+            <m:e>
+              <m:r>
+                <w:rPr>
+                  <w:rFonts w:ascii="Cambria Math" w:eastAsia="Times New Roman" w:hAnsi="Cambria Math" w:cs="Times New Roman"/>
+                  <w:szCs w:val="28"/>
+                  <w:lang w:val="en-US"/>
+                </w:rPr>
+                <m:t>l</m:t>
+              </m:r>
+            </m:e>
+            <m:sub>
+              <m:r>
+                <w:rPr>
+                  <w:rFonts w:ascii="Cambria Math" w:eastAsia="Times New Roman" w:hAnsi="Cambria Math" w:cs="Times New Roman"/>
+                  <w:szCs w:val="28"/>
+                  <w:lang w:val="en-US"/>
+                </w:rPr>
+                <m:t>i</m:t>
+              </m:r>
+            </m:sub>
+          </m:sSub>
+          <m:r>
+            <m:rPr>
+              <m:sty m:val="p"/>
+            </m:rPr>
+            <w:rPr>
+              <w:rFonts w:ascii="Cambria Math" w:eastAsia="Times New Roman" w:hAnsi="Cambria Math" w:cs="Times New Roman"/>
+              <w:szCs w:val="28"/>
+              <w:lang w:val="en-US"/>
+            </w:rPr>
+            <m:t>.</m:t>
+          </m:r>
+        </m:oMath>
+      </m:oMathPara>
+    </w:p>
+    <w:p>
+      <w:r>
+        <w:t xml:space="preserve">Если бы мы не использовали </w:t>
+      </w:r>
+      <w:proofErr w:type="spellStart"/>
+      <w:r>
+        <w:t>батчи</w:t>
+      </w:r>
+      <w:proofErr w:type="spellEnd"/>
+      <w:r>
+        <w:t xml:space="preserve">, то каждый шаг мы </w:t>
+      </w:r>
+      <w:r>
+        <w:t xml:space="preserve">бы обновляли параметры </w:t>
+      </w:r>
+      <w:r>
+        <w:t>следующим образом:</w:t>
+      </w:r>
+    </w:p>
+    <w:p>
+      <w:pPr>
+        <w:ind w:firstLine="850"/>
+        <w:contextualSpacing w:val="0"/>
+        <w:rPr>
+          <w:rFonts w:eastAsia="Times New Roman" w:cs="Times New Roman"/>
+          <w:szCs w:val="28"/>
+          <w:lang w:val="en-US"/>
+        </w:rPr>
+      </w:pPr>
+      <m:oMathPara>
+        <m:oMathParaPr>
+          <m:jc m:val="center"/>
+        </m:oMathParaPr>
+        <m:oMath>
+          <m:r>
+            <w:rPr>
+              <w:rFonts w:ascii="Cambria Math" w:eastAsia="Times New Roman" w:hAnsi="Cambria Math" w:cs="Times New Roman"/>
+              <w:szCs w:val="28"/>
+              <w:lang w:val="en-US"/>
+            </w:rPr>
+            <m:t>W</m:t>
+          </m:r>
+          <m:r>
+            <m:rPr>
+              <m:sty m:val="p"/>
+            </m:rPr>
+            <w:rPr>
+              <w:rFonts w:ascii="Cambria Math" w:eastAsia="Times New Roman" w:hAnsi="Cambria Math" w:cs="Times New Roman"/>
+              <w:szCs w:val="28"/>
+              <w:lang w:val="en-US"/>
+            </w:rPr>
+            <m:t>←</m:t>
+          </m:r>
+          <m:r>
+            <w:rPr>
+              <w:rFonts w:ascii="Cambria Math" w:eastAsia="Times New Roman" w:hAnsi="Cambria Math" w:cs="Times New Roman"/>
+              <w:szCs w:val="28"/>
+              <w:lang w:val="en-US"/>
+            </w:rPr>
+            <m:t>W</m:t>
+          </m:r>
+          <m:r>
+            <m:rPr>
+              <m:sty m:val="p"/>
+            </m:rPr>
+            <w:rPr>
+              <w:rFonts w:ascii="Cambria Math" w:eastAsia="Times New Roman" w:hAnsi="Cambria Math" w:cs="Times New Roman"/>
+              <w:szCs w:val="28"/>
+              <w:lang w:val="en-US"/>
+            </w:rPr>
+            <m:t>-</m:t>
+          </m:r>
+          <m:r>
+            <w:rPr>
+              <w:rFonts w:ascii="Cambria Math" w:eastAsia="Times New Roman" w:hAnsi="Cambria Math" w:cs="Times New Roman"/>
+              <w:szCs w:val="28"/>
+              <w:lang w:val="en-US"/>
+            </w:rPr>
+            <m:t>η</m:t>
+          </m:r>
+          <m:sSub>
+            <m:sSubPr>
+              <m:ctrlPr>
+                <w:rPr>
+                  <w:rFonts w:ascii="Cambria Math" w:eastAsia="Times New Roman" w:hAnsi="Cambria Math" w:cs="Times New Roman"/>
+                  <w:i/>
+                  <w:szCs w:val="28"/>
+                  <w:lang w:val="en-US"/>
+                </w:rPr>
+              </m:ctrlPr>
+            </m:sSubPr>
+            <m:e>
+              <m:sSub>
+                <m:sSubPr>
+                  <m:ctrlPr>
+                    <w:rPr>
+                      <w:rFonts w:ascii="Cambria Math" w:eastAsia="Times New Roman" w:hAnsi="Cambria Math" w:cs="Times New Roman"/>
+                      <w:i/>
+                      <w:szCs w:val="28"/>
+                      <w:lang w:val="en-US"/>
+                    </w:rPr>
+                  </m:ctrlPr>
+                </m:sSubPr>
+                <m:e>
+                  <m:r>
+                    <m:rPr>
+                      <m:sty m:val="p"/>
+                    </m:rPr>
+                    <w:rPr>
+                      <w:rFonts w:ascii="Cambria Math" w:eastAsia="Times New Roman" w:hAnsi="Cambria Math" w:cs="Times New Roman"/>
+                      <w:szCs w:val="28"/>
+                      <w:lang w:val="en-US"/>
+                    </w:rPr>
+                    <m:t>∇</m:t>
+                  </m:r>
+                </m:e>
+                <m:sub>
+                  <m:r>
+                    <w:rPr>
+                      <w:rFonts w:ascii="Cambria Math" w:eastAsia="Times New Roman" w:hAnsi="Cambria Math" w:cs="Times New Roman"/>
+                      <w:szCs w:val="28"/>
+                      <w:lang w:val="en-US"/>
+                    </w:rPr>
+                    <m:t>w</m:t>
+                  </m:r>
+                </m:sub>
+              </m:sSub>
+              <m:r>
+                <w:rPr>
+                  <w:rFonts w:ascii="Cambria Math" w:eastAsia="Times New Roman" w:hAnsi="Cambria Math" w:cs="Times New Roman"/>
+                  <w:szCs w:val="28"/>
+                  <w:lang w:val="en-US"/>
+                </w:rPr>
+                <m:t>l</m:t>
+              </m:r>
+            </m:e>
+            <m:sub>
+              <m:r>
+                <w:rPr>
+                  <w:rFonts w:ascii="Cambria Math" w:eastAsia="Times New Roman" w:hAnsi="Cambria Math" w:cs="Times New Roman"/>
+                  <w:szCs w:val="28"/>
+                  <w:lang w:val="en-US"/>
+                </w:rPr>
+                <m:t>i</m:t>
+              </m:r>
+            </m:sub>
+          </m:sSub>
+          <m:r>
+            <m:rPr>
+              <m:sty m:val="p"/>
+            </m:rPr>
+            <w:rPr>
+              <w:rFonts w:ascii="Cambria Math" w:eastAsia="Times New Roman" w:hAnsi="Cambria Math" w:cs="Times New Roman"/>
+              <w:szCs w:val="28"/>
+              <w:lang w:val="en-US"/>
+            </w:rPr>
+            <m:t>,</m:t>
+          </m:r>
+          <m:r>
+            <w:rPr>
+              <w:rFonts w:ascii="Cambria Math" w:eastAsia="Times New Roman" w:hAnsi="Cambria Math" w:cs="Times New Roman"/>
+              <w:szCs w:val="28"/>
+              <w:lang w:val="en-US"/>
+            </w:rPr>
+            <m:t>  b</m:t>
+          </m:r>
+          <m:r>
+            <m:rPr>
+              <m:sty m:val="p"/>
+            </m:rPr>
+            <w:rPr>
+              <w:rFonts w:ascii="Cambria Math" w:eastAsia="Times New Roman" w:hAnsi="Cambria Math" w:cs="Times New Roman"/>
+              <w:szCs w:val="28"/>
+              <w:lang w:val="en-US"/>
+            </w:rPr>
+            <m:t>←</m:t>
+          </m:r>
+          <m:r>
+            <w:rPr>
+              <w:rFonts w:ascii="Cambria Math" w:eastAsia="Times New Roman" w:hAnsi="Cambria Math" w:cs="Times New Roman"/>
+              <w:szCs w:val="28"/>
+              <w:lang w:val="en-US"/>
+            </w:rPr>
+            <m:t>b</m:t>
+          </m:r>
+          <m:r>
+            <m:rPr>
+              <m:sty m:val="p"/>
+            </m:rPr>
+            <w:rPr>
+              <w:rFonts w:ascii="Cambria Math" w:eastAsia="Times New Roman" w:hAnsi="Cambria Math" w:cs="Times New Roman"/>
+              <w:szCs w:val="28"/>
+              <w:lang w:val="en-US"/>
+            </w:rPr>
+            <m:t>-</m:t>
+          </m:r>
+          <m:r>
+            <w:rPr>
+              <w:rFonts w:ascii="Cambria Math" w:eastAsia="Times New Roman" w:hAnsi="Cambria Math" w:cs="Times New Roman"/>
+              <w:szCs w:val="28"/>
+              <w:lang w:val="en-US"/>
+            </w:rPr>
+            <m:t>η</m:t>
+          </m:r>
+          <m:sSub>
+            <m:sSubPr>
+              <m:ctrlPr>
+                <w:rPr>
+                  <w:rFonts w:ascii="Cambria Math" w:eastAsia="Times New Roman" w:hAnsi="Cambria Math" w:cs="Times New Roman"/>
+                  <w:i/>
+                  <w:szCs w:val="28"/>
+                  <w:lang w:val="en-US"/>
+                </w:rPr>
+              </m:ctrlPr>
+            </m:sSubPr>
+            <m:e>
+              <m:sSub>
+                <m:sSubPr>
+                  <m:ctrlPr>
+                    <w:rPr>
+                      <w:rFonts w:ascii="Cambria Math" w:eastAsia="Times New Roman" w:hAnsi="Cambria Math" w:cs="Times New Roman"/>
+                      <w:i/>
+                      <w:szCs w:val="28"/>
+                      <w:lang w:val="en-US"/>
+                    </w:rPr>
+                  </m:ctrlPr>
+                </m:sSubPr>
+                <m:e>
+                  <m:r>
+                    <m:rPr>
+                      <m:sty m:val="p"/>
+                    </m:rPr>
+                    <w:rPr>
+                      <w:rFonts w:ascii="Cambria Math" w:eastAsia="Times New Roman" w:hAnsi="Cambria Math" w:cs="Times New Roman"/>
+                      <w:szCs w:val="28"/>
+                      <w:lang w:val="en-US"/>
+                    </w:rPr>
+                    <m:t>∇</m:t>
+                  </m:r>
+                </m:e>
+                <m:sub>
+                  <m:r>
+                    <w:rPr>
+                      <w:rFonts w:ascii="Cambria Math" w:eastAsia="Times New Roman" w:hAnsi="Cambria Math" w:cs="Times New Roman"/>
+                      <w:szCs w:val="28"/>
+                      <w:lang w:val="en-US"/>
+                    </w:rPr>
+                    <m:t>b</m:t>
+                  </m:r>
+                </m:sub>
+              </m:sSub>
+              <m:r>
+                <w:rPr>
+                  <w:rFonts w:ascii="Cambria Math" w:eastAsia="Times New Roman" w:hAnsi="Cambria Math" w:cs="Times New Roman"/>
+                  <w:szCs w:val="28"/>
+                  <w:lang w:val="en-US"/>
+                </w:rPr>
+                <m:t>l</m:t>
+              </m:r>
+            </m:e>
+            <m:sub>
+              <m:r>
+                <w:rPr>
+                  <w:rFonts w:ascii="Cambria Math" w:eastAsia="Times New Roman" w:hAnsi="Cambria Math" w:cs="Times New Roman"/>
+                  <w:szCs w:val="28"/>
+                  <w:lang w:val="en-US"/>
+                </w:rPr>
+                <m:t>i</m:t>
+              </m:r>
+            </m:sub>
+          </m:sSub>
+          <m:r>
+            <m:rPr>
+              <m:sty m:val="p"/>
+            </m:rPr>
+            <w:rPr>
+              <w:rFonts w:ascii="Cambria Math" w:eastAsia="Times New Roman" w:hAnsi="Cambria Math" w:cs="Times New Roman"/>
+              <w:szCs w:val="28"/>
+              <w:lang w:val="en-US"/>
+            </w:rPr>
+            <m:t>.</m:t>
+          </m:r>
+        </m:oMath>
+      </m:oMathPara>
+    </w:p>
+    <w:p>
+      <w:r>
+        <w:t xml:space="preserve">Алгоритм </w:t>
+      </w:r>
+      <w:r>
+        <w:t>обновления параметров</w:t>
+      </w:r>
+      <w:r>
+        <w:t xml:space="preserve"> в программе:</w:t>
+      </w:r>
+    </w:p>
+    <w:p>
+      <w:pPr>
+        <w:numPr>
+          <w:ilvl w:val="0"/>
+          <w:numId w:val="26"/>
+        </w:numPr>
+      </w:pPr>
+      <w:r>
+        <w:t>В начале каждой эпохи индексы обучающей выборки перемешиваются (</w:t>
+      </w:r>
+      <w:proofErr w:type="spellStart"/>
+      <w:r>
+        <w:rPr>
+          <w:rFonts w:ascii="Courier New" w:hAnsi="Courier New" w:cs="Courier New"/>
+        </w:rPr>
+        <w:t>rand_num_gen.permutation</w:t>
+      </w:r>
+      <w:proofErr w:type="spellEnd"/>
+      <w:r>
+        <w:t>), затем выборка нарезается на куски по 8 объектов.</w:t>
+      </w:r>
+    </w:p>
+    <w:p>
+      <w:pPr>
+        <w:numPr>
+          <w:ilvl w:val="0"/>
+          <w:numId w:val="26"/>
+        </w:numPr>
+      </w:pPr>
+      <w:r>
+        <w:t xml:space="preserve">Для куска один раз выполняется прямой проход </w:t>
+      </w:r>
+      <w:proofErr w:type="spellStart"/>
+      <w:r>
+        <w:rPr>
+          <w:rFonts w:ascii="Courier New" w:hAnsi="Courier New" w:cs="Courier New"/>
+        </w:rPr>
+        <w:t>forward</w:t>
+      </w:r>
+      <w:proofErr w:type="spellEnd"/>
+      <w:r>
+        <w:t xml:space="preserve"> на матрице </w:t>
+      </w:r>
+      <w:r>
+        <w:t>размера 8 (8 объектов) на 30 (30 признаков)</w:t>
+      </w:r>
+      <w:r>
+        <w:t xml:space="preserve">. Затем </w:t>
+      </w:r>
+      <w:proofErr w:type="spellStart"/>
+      <w:r>
+        <w:rPr>
+          <w:rFonts w:ascii="Courier New" w:hAnsi="Courier New" w:cs="Courier New"/>
+        </w:rPr>
+        <w:t>backward_grads</w:t>
+      </w:r>
+      <w:proofErr w:type="spellEnd"/>
+      <w:r>
+        <w:t xml:space="preserve"> вычисляет градиенты сразу для всех 8 объектов.</w:t>
+      </w:r>
+      <w:r>
+        <w:t xml:space="preserve"> </w:t>
+      </w:r>
+      <w:r>
+        <w:t xml:space="preserve">Это </w:t>
+      </w:r>
+      <w:r>
+        <w:t xml:space="preserve">означает, что все матрицы в </w:t>
+      </w:r>
+      <w:proofErr w:type="spellStart"/>
+      <w:r>
+        <w:rPr>
+          <w:rFonts w:ascii="Courier New" w:hAnsi="Courier New" w:cs="Courier New"/>
+        </w:rPr>
+        <w:t>backward_grads</w:t>
+      </w:r>
+      <w:proofErr w:type="spellEnd"/>
+      <w:r>
+        <w:t xml:space="preserve"> содержат по 8 строк, по одной на объект, и </w:t>
+      </w:r>
+      <w:r>
+        <w:lastRenderedPageBreak/>
+        <w:t>каждая операция обрабатывает все строки одновременно. Отдельного прохода для каждого объекта нет.</w:t>
+      </w:r>
+    </w:p>
+    <w:p>
+      <w:pPr>
+        <w:numPr>
+          <w:ilvl w:val="0"/>
+          <w:numId w:val="26"/>
+        </w:numPr>
+      </w:pPr>
+      <w:r>
+        <w:t xml:space="preserve">Суммирование градиентов по объектам </w:t>
+      </w:r>
+      <w:proofErr w:type="spellStart"/>
+      <w:r>
+        <w:t>батча</w:t>
+      </w:r>
+      <w:proofErr w:type="spellEnd"/>
+      <w:r>
+        <w:t xml:space="preserve"> выполняется автоматически при матричном умножении </w:t>
+      </w:r>
+      <m:oMath>
+        <m:sSup>
+          <m:sSupPr>
+            <m:ctrlPr>
+              <w:rPr>
+                <w:rFonts w:ascii="Cambria Math" w:eastAsia="Times New Roman" w:hAnsi="Cambria Math" w:cs="Times New Roman"/>
+                <w:iCs/>
+                <w:szCs w:val="28"/>
+                <w:lang w:val="en-US"/>
+              </w:rPr>
+            </m:ctrlPr>
+          </m:sSupPr>
+          <m:e>
+            <m:f>
+              <m:fPr>
+                <m:ctrlPr>
+                  <w:rPr>
+                    <w:rFonts w:ascii="Cambria Math" w:eastAsia="Times New Roman" w:hAnsi="Cambria Math" w:cs="Times New Roman"/>
+                    <w:iCs/>
+                    <w:szCs w:val="28"/>
+                    <w:lang w:val="en-US"/>
+                  </w:rPr>
+                </m:ctrlPr>
+              </m:fPr>
+              <m:num>
+                <m:r>
+                  <m:rPr>
+                    <m:sty m:val="p"/>
+                  </m:rPr>
+                  <w:rPr>
+                    <w:rFonts w:ascii="Cambria Math" w:eastAsia="Times New Roman" w:hAnsi="Cambria Math" w:cs="Times New Roman"/>
+                    <w:szCs w:val="28"/>
+                  </w:rPr>
+                  <m:t>∂</m:t>
+                </m:r>
+                <m:r>
+                  <m:rPr>
+                    <m:sty m:val="p"/>
+                  </m:rPr>
+                  <w:rPr>
+                    <w:rFonts w:ascii="Cambria Math" w:eastAsia="Times New Roman" w:hAnsi="Cambria Math" w:cs="Times New Roman"/>
+                    <w:szCs w:val="28"/>
+                    <w:lang w:val="en-US"/>
+                  </w:rPr>
+                  <m:t>E</m:t>
+                </m:r>
+              </m:num>
+              <m:den>
+                <m:r>
+                  <m:rPr>
+                    <m:sty m:val="p"/>
+                  </m:rPr>
+                  <w:rPr>
+                    <w:rFonts w:ascii="Cambria Math" w:eastAsia="Times New Roman" w:hAnsi="Cambria Math" w:cs="Times New Roman"/>
+                    <w:szCs w:val="28"/>
+                  </w:rPr>
+                  <m:t>∂</m:t>
+                </m:r>
+                <m:sSup>
+                  <m:sSupPr>
+                    <m:ctrlPr>
+                      <w:rPr>
+                        <w:rFonts w:ascii="Cambria Math" w:eastAsia="Times New Roman" w:hAnsi="Cambria Math" w:cs="Times New Roman"/>
+                        <w:iCs/>
+                        <w:szCs w:val="28"/>
+                        <w:lang w:val="en-US"/>
+                      </w:rPr>
+                    </m:ctrlPr>
+                  </m:sSupPr>
+                  <m:e>
+                    <m:r>
+                      <m:rPr>
+                        <m:sty m:val="p"/>
+                      </m:rPr>
+                      <w:rPr>
+                        <w:rFonts w:ascii="Cambria Math" w:eastAsia="Times New Roman" w:hAnsi="Cambria Math" w:cs="Times New Roman"/>
+                        <w:szCs w:val="28"/>
+                        <w:lang w:val="en-US"/>
+                      </w:rPr>
+                      <m:t>W</m:t>
+                    </m:r>
+                  </m:e>
+                  <m:sup>
+                    <m:d>
+                      <m:dPr>
+                        <m:ctrlPr>
+                          <w:rPr>
+                            <w:rFonts w:ascii="Cambria Math" w:eastAsia="Times New Roman" w:hAnsi="Cambria Math" w:cs="Times New Roman"/>
+                            <w:iCs/>
+                            <w:szCs w:val="28"/>
+                            <w:lang w:val="en-US"/>
+                          </w:rPr>
+                        </m:ctrlPr>
+                      </m:dPr>
+                      <m:e>
+                        <m:r>
+                          <m:rPr>
+                            <m:sty m:val="p"/>
+                          </m:rPr>
+                          <w:rPr>
+                            <w:rFonts w:ascii="Cambria Math" w:eastAsia="Times New Roman" w:hAnsi="Cambria Math" w:cs="Times New Roman"/>
+                            <w:szCs w:val="28"/>
+                            <w:lang w:val="en-US"/>
+                          </w:rPr>
+                          <m:t>l</m:t>
+                        </m:r>
+                      </m:e>
+                    </m:d>
+                  </m:sup>
+                </m:sSup>
+              </m:den>
+            </m:f>
+            <m:r>
+              <m:rPr>
+                <m:sty m:val="p"/>
+              </m:rPr>
+              <w:rPr>
+                <w:rFonts w:ascii="Cambria Math" w:eastAsia="Times New Roman" w:hAnsi="Cambria Math" w:cs="Times New Roman"/>
+                <w:szCs w:val="28"/>
+              </w:rPr>
+              <m:t>=</m:t>
+            </m:r>
+            <m:r>
+              <m:rPr>
+                <m:sty m:val="p"/>
+              </m:rPr>
+              <w:rPr>
+                <w:rFonts w:ascii="Cambria Math" w:eastAsia="Times New Roman" w:hAnsi="Cambria Math" w:cs="Times New Roman"/>
+                <w:szCs w:val="28"/>
+                <w:lang w:val="en-US"/>
+              </w:rPr>
+              <m:t>A</m:t>
+            </m:r>
+          </m:e>
+          <m:sup>
+            <m:d>
+              <m:dPr>
+                <m:ctrlPr>
+                  <w:rPr>
+                    <w:rFonts w:ascii="Cambria Math" w:eastAsia="Times New Roman" w:hAnsi="Cambria Math" w:cs="Times New Roman"/>
+                    <w:iCs/>
+                    <w:szCs w:val="28"/>
+                    <w:lang w:val="en-US"/>
+                  </w:rPr>
+                </m:ctrlPr>
+              </m:dPr>
+              <m:e>
+                <m:r>
+                  <m:rPr>
+                    <m:sty m:val="p"/>
+                  </m:rPr>
+                  <w:rPr>
+                    <w:rFonts w:ascii="Cambria Math" w:eastAsia="Times New Roman" w:hAnsi="Cambria Math" w:cs="Times New Roman"/>
+                    <w:szCs w:val="28"/>
+                    <w:lang w:val="en-US"/>
+                  </w:rPr>
+                  <m:t>l</m:t>
+                </m:r>
+                <m:r>
+                  <m:rPr>
+                    <m:sty m:val="p"/>
+                  </m:rPr>
+                  <w:rPr>
+                    <w:rFonts w:ascii="Cambria Math" w:eastAsia="Times New Roman" w:hAnsi="Cambria Math" w:cs="Times New Roman"/>
+                    <w:szCs w:val="28"/>
+                  </w:rPr>
+                  <m:t>-1</m:t>
+                </m:r>
+              </m:e>
+            </m:d>
+            <m:r>
+              <m:rPr>
+                <m:sty m:val="p"/>
+              </m:rPr>
+              <w:rPr>
+                <w:rFonts w:ascii="Cambria Math" w:eastAsia="Times New Roman" w:hAnsi="Cambria Math" w:cs="Times New Roman"/>
+                <w:szCs w:val="28"/>
+              </w:rPr>
+              <m:t>⊤</m:t>
+            </m:r>
+          </m:sup>
+        </m:sSup>
+        <m:sSup>
+          <m:sSupPr>
+            <m:ctrlPr>
+              <w:rPr>
+                <w:rFonts w:ascii="Cambria Math" w:eastAsia="Times New Roman" w:hAnsi="Cambria Math" w:cs="Times New Roman"/>
+                <w:iCs/>
+                <w:szCs w:val="28"/>
+                <w:lang w:val="en-US"/>
+              </w:rPr>
+            </m:ctrlPr>
+          </m:sSupPr>
+          <m:e>
+            <m:r>
+              <m:rPr>
+                <m:sty m:val="p"/>
+              </m:rPr>
+              <w:rPr>
+                <w:rFonts w:ascii="Cambria Math" w:eastAsia="Times New Roman" w:hAnsi="Cambria Math" w:cs="Times New Roman"/>
+                <w:szCs w:val="28"/>
+                <w:lang w:val="en-US"/>
+              </w:rPr>
+              <m:t>Δ</m:t>
+            </m:r>
+          </m:e>
+          <m:sup>
+            <m:d>
+              <m:dPr>
+                <m:ctrlPr>
+                  <w:rPr>
+                    <w:rFonts w:ascii="Cambria Math" w:eastAsia="Times New Roman" w:hAnsi="Cambria Math" w:cs="Times New Roman"/>
+                    <w:iCs/>
+                    <w:szCs w:val="28"/>
+                    <w:lang w:val="en-US"/>
+                  </w:rPr>
+                </m:ctrlPr>
+              </m:dPr>
+              <m:e>
+                <m:r>
+                  <m:rPr>
+                    <m:sty m:val="p"/>
+                  </m:rPr>
+                  <w:rPr>
+                    <w:rFonts w:ascii="Cambria Math" w:eastAsia="Times New Roman" w:hAnsi="Cambria Math" w:cs="Times New Roman"/>
+                    <w:szCs w:val="28"/>
+                    <w:lang w:val="en-US"/>
+                  </w:rPr>
+                  <m:t>l</m:t>
+                </m:r>
+              </m:e>
+            </m:d>
+          </m:sup>
+        </m:sSup>
+      </m:oMath>
+      <w:r>
+        <w:rPr>
+          <w:szCs w:val="28"/>
+        </w:rPr>
+        <w:t xml:space="preserve">, </w:t>
+      </w:r>
+      <w:r>
+        <w:t>поэтому цикл по объектам не нужен</w:t>
+      </w:r>
+      <w:r>
+        <w:t xml:space="preserve">. </w:t>
+      </w:r>
+      <w:r>
+        <w:t xml:space="preserve">Множитель </w:t>
+      </w:r>
+      <m:oMath>
+        <m:f>
+          <m:fPr>
+            <m:ctrlPr>
+              <w:rPr>
+                <w:rFonts w:ascii="Cambria Math" w:hAnsi="Cambria Math"/>
+                <w:i/>
+              </w:rPr>
+            </m:ctrlPr>
+          </m:fPr>
+          <m:num>
+            <m:r>
+              <w:rPr>
+                <w:rFonts w:ascii="Cambria Math" w:hAnsi="Cambria Math"/>
+              </w:rPr>
+              <m:t>1</m:t>
+            </m:r>
+          </m:num>
+          <m:den>
+            <m:r>
+              <w:rPr>
+                <w:rFonts w:ascii="Cambria Math" w:hAnsi="Cambria Math"/>
+                <w:lang w:val="en-US"/>
+              </w:rPr>
+              <m:t>B</m:t>
+            </m:r>
+          </m:den>
+        </m:f>
+      </m:oMath>
+      <w:r>
+        <w:t xml:space="preserve"> уже заложен в </w:t>
+      </w:r>
+      <m:oMath>
+        <m:sSup>
+          <m:sSupPr>
+            <m:ctrlPr>
+              <w:rPr>
+                <w:rFonts w:ascii="Cambria Math" w:hAnsi="Cambria Math"/>
+                <w:i/>
+                <w:lang w:val="en-US"/>
+              </w:rPr>
+            </m:ctrlPr>
+          </m:sSupPr>
+          <m:e>
+            <m:r>
+              <w:rPr>
+                <w:rFonts w:ascii="Cambria Math" w:hAnsi="Cambria Math"/>
+              </w:rPr>
+              <m:t>∆</m:t>
+            </m:r>
+          </m:e>
+          <m:sup>
+            <m:r>
+              <w:rPr>
+                <w:rFonts w:ascii="Cambria Math" w:hAnsi="Cambria Math"/>
+              </w:rPr>
+              <m:t>(</m:t>
+            </m:r>
+            <m:r>
+              <w:rPr>
+                <w:rFonts w:ascii="Cambria Math" w:hAnsi="Cambria Math"/>
+                <w:lang w:val="en-US"/>
+              </w:rPr>
+              <m:t>L</m:t>
+            </m:r>
+            <m:r>
+              <w:rPr>
+                <w:rFonts w:ascii="Cambria Math" w:hAnsi="Cambria Math"/>
+              </w:rPr>
+              <m:t>)</m:t>
+            </m:r>
+          </m:sup>
+        </m:sSup>
+        <m:r>
+          <w:rPr>
+            <w:rFonts w:ascii="Cambria Math" w:hAnsi="Cambria Math"/>
+          </w:rPr>
+          <m:t>=</m:t>
+        </m:r>
+        <m:f>
+          <m:fPr>
+            <m:ctrlPr>
+              <w:rPr>
+                <w:rFonts w:ascii="Cambria Math" w:hAnsi="Cambria Math"/>
+                <w:i/>
+                <w:lang w:val="en-US"/>
+              </w:rPr>
+            </m:ctrlPr>
+          </m:fPr>
+          <m:num>
+            <m:r>
+              <w:rPr>
+                <w:rFonts w:ascii="Cambria Math" w:hAnsi="Cambria Math"/>
+              </w:rPr>
+              <m:t>1</m:t>
+            </m:r>
+          </m:num>
+          <m:den>
+            <m:r>
+              <w:rPr>
+                <w:rFonts w:ascii="Cambria Math" w:hAnsi="Cambria Math"/>
+                <w:lang w:val="en-US"/>
+              </w:rPr>
+              <m:t>B</m:t>
+            </m:r>
+          </m:den>
+        </m:f>
+        <m:r>
+          <w:rPr>
+            <w:rFonts w:ascii="Cambria Math" w:hAnsi="Cambria Math"/>
+          </w:rPr>
+          <m:t>(</m:t>
+        </m:r>
+        <m:r>
+          <w:rPr>
+            <w:rFonts w:ascii="Cambria Math" w:hAnsi="Cambria Math"/>
+            <w:lang w:val="en-US"/>
+          </w:rPr>
+          <m:t>P</m:t>
+        </m:r>
+        <m:r>
+          <w:rPr>
+            <w:rFonts w:ascii="Cambria Math" w:hAnsi="Cambria Math"/>
+          </w:rPr>
+          <m:t>-</m:t>
+        </m:r>
+        <m:r>
+          <w:rPr>
+            <w:rFonts w:ascii="Cambria Math" w:hAnsi="Cambria Math"/>
+            <w:lang w:val="en-US"/>
+          </w:rPr>
+          <m:t>Y</m:t>
+        </m:r>
+        <m:r>
+          <w:rPr>
+            <w:rFonts w:ascii="Cambria Math" w:hAnsi="Cambria Math"/>
+          </w:rPr>
+          <m:t>)</m:t>
+        </m:r>
+      </m:oMath>
+      <w:r>
+        <w:t xml:space="preserve">. Поэтому полученный градиент — это среднее по </w:t>
+      </w:r>
+      <w:proofErr w:type="spellStart"/>
+      <w:r>
+        <w:t>батчу</w:t>
+      </w:r>
+      <w:proofErr w:type="spellEnd"/>
+      <w:r>
+        <w:t>, и шаг</w:t>
+      </w:r>
+      <w:r>
+        <w:t xml:space="preserve"> </w:t>
+      </w:r>
+      <w:r>
+        <w:rPr>
+          <w:rFonts w:cs="Times New Roman"/>
+        </w:rPr>
+        <w:t>η</w:t>
+      </w:r>
+      <w:r>
+        <w:t xml:space="preserve"> </w:t>
+      </w:r>
+      <w:r>
+        <w:t xml:space="preserve">не зависит от размера </w:t>
+      </w:r>
+      <w:proofErr w:type="spellStart"/>
+      <w:r>
+        <w:t>батча</w:t>
+      </w:r>
+      <w:proofErr w:type="spellEnd"/>
+      <w:r>
+        <w:t>.</w:t>
+      </w:r>
+    </w:p>
+    <w:p>
+      <w:pPr>
+        <w:numPr>
+          <w:ilvl w:val="0"/>
+          <w:numId w:val="26"/>
+        </w:numPr>
+      </w:pPr>
+      <w:r>
+        <w:t xml:space="preserve">После этого параметры обновляются один раз на весь </w:t>
+      </w:r>
+      <w:proofErr w:type="spellStart"/>
+      <w:r>
+        <w:t>батч</w:t>
+      </w:r>
+      <w:proofErr w:type="spellEnd"/>
+      <w:r>
+        <w:t>:</w:t>
+      </w:r>
+    </w:p>
+    <w:p>
+      <w:pPr>
+        <w:ind w:left="720" w:firstLine="0"/>
+        <w:rPr>
+          <w:rFonts w:ascii="Courier New" w:hAnsi="Courier New" w:cs="Courier New"/>
+          <w:lang w:val="en-US"/>
+        </w:rPr>
+      </w:pPr>
+      <w:proofErr w:type="spellStart"/>
+      <w:r>
+        <w:rPr>
+          <w:rFonts w:ascii="Courier New" w:hAnsi="Courier New" w:cs="Courier New"/>
+          <w:lang w:val="en-US"/>
+        </w:rPr>
+        <w:t>net.W</w:t>
+      </w:r>
+      <w:proofErr w:type="spellEnd"/>
+      <w:r>
+        <w:rPr>
+          <w:rFonts w:ascii="Courier New" w:hAnsi="Courier New" w:cs="Courier New"/>
+          <w:lang w:val="en-US"/>
+        </w:rPr>
+        <w:t>[</w:t>
+      </w:r>
+      <w:proofErr w:type="spellStart"/>
+      <w:r>
+        <w:rPr>
+          <w:rFonts w:ascii="Courier New" w:hAnsi="Courier New" w:cs="Courier New"/>
+          <w:lang w:val="en-US"/>
+        </w:rPr>
+        <w:t>i</w:t>
+      </w:r>
+      <w:proofErr w:type="spellEnd"/>
+      <w:r>
+        <w:rPr>
+          <w:rFonts w:ascii="Courier New" w:hAnsi="Courier New" w:cs="Courier New"/>
+          <w:lang w:val="en-US"/>
+        </w:rPr>
+        <w:t xml:space="preserve">] -= </w:t>
+      </w:r>
+      <w:proofErr w:type="spellStart"/>
+      <w:r>
+        <w:rPr>
+          <w:rFonts w:ascii="Courier New" w:hAnsi="Courier New" w:cs="Courier New"/>
+          <w:lang w:val="en-US"/>
+        </w:rPr>
+        <w:t>lr</w:t>
+      </w:r>
+      <w:proofErr w:type="spellEnd"/>
+      <w:r>
+        <w:rPr>
+          <w:rFonts w:ascii="Courier New" w:hAnsi="Courier New" w:cs="Courier New"/>
+          <w:lang w:val="en-US"/>
+        </w:rPr>
+        <w:t xml:space="preserve"> * </w:t>
+      </w:r>
+      <w:proofErr w:type="spellStart"/>
+      <w:r>
+        <w:rPr>
+          <w:rFonts w:ascii="Courier New" w:hAnsi="Courier New" w:cs="Courier New"/>
+          <w:lang w:val="en-US"/>
+        </w:rPr>
+        <w:t>dW</w:t>
+      </w:r>
+      <w:proofErr w:type="spellEnd"/>
+      <w:r>
+        <w:rPr>
+          <w:rFonts w:ascii="Courier New" w:hAnsi="Courier New" w:cs="Courier New"/>
+          <w:lang w:val="en-US"/>
+        </w:rPr>
+        <w:t>[</w:t>
+      </w:r>
+      <w:proofErr w:type="spellStart"/>
+      <w:r>
+        <w:rPr>
+          <w:rFonts w:ascii="Courier New" w:hAnsi="Courier New" w:cs="Courier New"/>
+          <w:lang w:val="en-US"/>
+        </w:rPr>
+        <w:t>i</w:t>
+      </w:r>
+      <w:proofErr w:type="spellEnd"/>
+      <w:r>
+        <w:rPr>
+          <w:rFonts w:ascii="Courier New" w:hAnsi="Courier New" w:cs="Courier New"/>
+          <w:lang w:val="en-US"/>
+        </w:rPr>
+        <w:t>].</w:t>
+      </w:r>
+    </w:p>
+    <w:p>
+      <w:r>
+        <w:t xml:space="preserve">При 456 обучающих объектах и </w:t>
+      </w:r>
+      <w:r>
+        <w:rPr>
+          <w:i/>
+          <w:iCs/>
+        </w:rPr>
+        <w:t>B</w:t>
+      </w:r>
+      <w:r>
+        <w:t xml:space="preserve">=8 на эпоху приходится 456/8 = 57 обновлений, то есть 4788 обновлений за 84 эпохи. При </w:t>
+      </w:r>
+      <w:r>
+        <w:rPr>
+          <w:i/>
+          <w:iCs/>
+        </w:rPr>
+        <w:t>B</w:t>
+      </w:r>
+      <w:r>
+        <w:t>=1 их было бы 456 за эпоху.</w:t>
+      </w:r>
+    </w:p>
+    <w:p>
+      <w:r>
+        <w:t>Мы используем мини-</w:t>
+      </w:r>
+      <w:proofErr w:type="spellStart"/>
+      <w:r>
+        <w:t>батчи</w:t>
+      </w:r>
+      <w:proofErr w:type="spellEnd"/>
+      <w:r>
+        <w:t xml:space="preserve">, потому что они вычисляются быстрее, чем обновления по одному объекту (одна матричная операция вместо цикла), и дают более стабильный градиент, чем один объект: его дисперсия примерно в </w:t>
+      </w:r>
+      <w:r>
+        <w:rPr>
+          <w:i/>
+          <w:iCs/>
+        </w:rPr>
+        <w:t>B</w:t>
+      </w:r>
+      <w:r>
+        <w:t xml:space="preserve"> раз меньше. При этом они обновляют веса намного чаще, чем полный градиент (57 раз за эпоху вместо одного), поэтому сеть учится быстрее, а небольшой шум </w:t>
+      </w:r>
+      <w:proofErr w:type="spellStart"/>
+      <w:r>
+        <w:t>батчей</w:t>
+      </w:r>
+      <w:proofErr w:type="spellEnd"/>
+      <w:r>
+        <w:t xml:space="preserve"> помогает не застревать в плохих областях.</w:t>
+      </w:r>
+    </w:p>
+    <w:p>
+      <w:r>
+        <w:t xml:space="preserve">Размер </w:t>
+      </w:r>
+      <w:proofErr w:type="spellStart"/>
+      <w:r>
+        <w:t>батча</w:t>
+      </w:r>
+      <w:proofErr w:type="spellEnd"/>
+      <w:r>
+        <w:t xml:space="preserve"> задаётся параметром </w:t>
+      </w:r>
+      <w:r>
+        <w:rPr>
+          <w:rFonts w:ascii="Courier New" w:hAnsi="Courier New" w:cs="Courier New"/>
+        </w:rPr>
+        <w:t>--</w:t>
+      </w:r>
+      <w:proofErr w:type="spellStart"/>
+      <w:r>
+        <w:rPr>
+          <w:rFonts w:ascii="Courier New" w:hAnsi="Courier New" w:cs="Courier New"/>
+        </w:rPr>
+        <w:t>batch_size</w:t>
+      </w:r>
+      <w:proofErr w:type="spellEnd"/>
+      <w:r>
+        <w:t>. Е</w:t>
+      </w:r>
+      <w:r>
+        <w:t xml:space="preserve">сли выборка не делится на </w:t>
+      </w:r>
+      <w:r>
+        <w:rPr>
+          <w:i/>
+          <w:iCs/>
+        </w:rPr>
+        <w:t>B</w:t>
+      </w:r>
+      <w:r>
+        <w:t xml:space="preserve"> нацело, последний </w:t>
+      </w:r>
+      <w:proofErr w:type="spellStart"/>
+      <w:r>
+        <w:t>батч</w:t>
+      </w:r>
+      <w:proofErr w:type="spellEnd"/>
+      <w:r>
+        <w:t xml:space="preserve"> получается меньше, но градиент всё равно корректно усредняется по его фактическому размеру (</w:t>
+      </w:r>
+      <w:proofErr w:type="spellStart"/>
+      <w:r>
+        <w:rPr>
+          <w:rFonts w:ascii="Courier New" w:hAnsi="Courier New" w:cs="Courier New"/>
+        </w:rPr>
+        <w:t>Y.shape</w:t>
+      </w:r>
+      <w:proofErr w:type="spellEnd"/>
+      <w:r>
+        <w:rPr>
+          <w:rFonts w:ascii="Courier New" w:hAnsi="Courier New" w:cs="Courier New"/>
+        </w:rPr>
+        <w:t>[0]</w:t>
+      </w:r>
+      <w:r>
+        <w:t>).</w:t>
+      </w:r>
+    </w:p>
+    <w:p/>
+    <w:p>
+      <w:pPr>
         <w:suppressLineNumbers/>
         <w:spacing w:before="120" w:after="120"/>
         <w:contextualSpacing w:val="0"/>
@@ -13377,8 +15034,8 @@
           <w:szCs w:val="28"/>
         </w:rPr>
       </w:pPr>
-      <w:bookmarkStart w:id="15" w:name="_Toc242041709"/>
-      <w:bookmarkStart w:id="16" w:name="_Toc242094501"/>
+      <w:bookmarkStart w:id="16" w:name="_Toc242041709"/>
+      <w:bookmarkStart w:id="17" w:name="_Toc243409050"/>
       <w:r>
         <w:rPr>
           <w:rFonts w:ascii="Times New Roman" w:eastAsia="Times New Roman" w:hAnsi="Times New Roman" w:cs="Times New Roman"/>
@@ -13389,8 +15046,8 @@
         <w:lastRenderedPageBreak/>
         <w:t>Реализация</w:t>
       </w:r>
-      <w:bookmarkEnd w:id="15"/>
       <w:bookmarkEnd w:id="16"/>
+      <w:bookmarkEnd w:id="17"/>
     </w:p>
     <w:p>
       <w:pPr>
@@ -15584,8 +17241,8 @@
           <w:szCs w:val="28"/>
         </w:rPr>
       </w:pPr>
-      <w:bookmarkStart w:id="17" w:name="_Toc242041710"/>
-      <w:bookmarkStart w:id="18" w:name="_Toc242094502"/>
+      <w:bookmarkStart w:id="18" w:name="_Toc242041710"/>
+      <w:bookmarkStart w:id="19" w:name="_Toc243409051"/>
       <w:r>
         <w:rPr>
           <w:rFonts w:ascii="Times New Roman" w:hAnsi="Times New Roman" w:cs="Times New Roman"/>
@@ -15596,8 +17253,8 @@
         <w:lastRenderedPageBreak/>
         <w:t>Результаты работы программы</w:t>
       </w:r>
-      <w:bookmarkEnd w:id="17"/>
       <w:bookmarkEnd w:id="18"/>
+      <w:bookmarkEnd w:id="19"/>
     </w:p>
     <w:p>
       <w:pPr>
@@ -15795,7 +17452,7 @@
           <w14:ligatures w14:val="standardContextual"/>
         </w:rPr>
         <w:drawing>
-          <wp:inline distT="0" distB="0" distL="0" distR="0" wp14:anchorId="12F54551" wp14:editId="12507FE8">
+          <wp:inline distT="0" distB="0" distL="0" distR="0" wp14:anchorId="12F54551" wp14:editId="7EA5EEC9">
             <wp:extent cx="5541150" cy="2131256"/>
             <wp:effectExtent l="0" t="0" r="2540" b="2540"/>
             <wp:docPr id="7" name="Рисунок 7" descr="Изображение выглядит как текст, линия, График, диаграмма&#10;&#10;AI-generated content may be incorrect."/>
@@ -16119,8 +17776,8 @@
           <w:lang w:eastAsia="en-US"/>
         </w:rPr>
       </w:pPr>
-      <w:bookmarkStart w:id="19" w:name="_Toc242041711"/>
-      <w:bookmarkStart w:id="20" w:name="_Toc242094503"/>
+      <w:bookmarkStart w:id="20" w:name="_Toc242041711"/>
+      <w:bookmarkStart w:id="21" w:name="_Toc243409052"/>
       <w:r>
         <w:rPr>
           <w:rFonts w:eastAsia="Calibri" w:cs="DejaVu Sans"/>
@@ -16138,8 +17795,8 @@
         </w:rPr>
         <w:t>аключение</w:t>
       </w:r>
-      <w:bookmarkEnd w:id="19"/>
       <w:bookmarkEnd w:id="20"/>
+      <w:bookmarkEnd w:id="21"/>
     </w:p>
     <w:p>
       <w:pPr>
@@ -16539,8 +18196,8 @@
           <w:lang w:val="en-US" w:eastAsia="en-US"/>
         </w:rPr>
       </w:pPr>
-      <w:bookmarkStart w:id="21" w:name="_Toc242041712"/>
-      <w:bookmarkStart w:id="22" w:name="_Toc242094504"/>
+      <w:bookmarkStart w:id="22" w:name="_Toc242041712"/>
+      <w:bookmarkStart w:id="23" w:name="_Toc243409053"/>
       <w:r>
         <w:rPr>
           <w:rFonts w:eastAsia="Calibri" w:cs="DejaVu Sans"/>
@@ -16578,8 +18235,8 @@
         </w:rPr>
         <w:t>программы</w:t>
       </w:r>
-      <w:bookmarkEnd w:id="21"/>
       <w:bookmarkEnd w:id="22"/>
+      <w:bookmarkEnd w:id="23"/>
     </w:p>
     <w:p>
       <w:pPr>
@@ -17099,7 +18756,6 @@
         <w:t xml:space="preserve">import </w:t>
       </w:r>
       <w:proofErr w:type="spellStart"/>
-      <w:proofErr w:type="gramStart"/>
       <w:r>
         <w:rPr>
           <w:rFonts w:ascii="Consolas" w:hAnsi="Consolas"/>
@@ -17110,7 +18766,6 @@
         <w:t>matplotlib.pyplot</w:t>
       </w:r>
       <w:proofErr w:type="spellEnd"/>
-      <w:proofErr w:type="gramEnd"/>
       <w:r>
         <w:rPr>
           <w:rFonts w:ascii="Consolas" w:hAnsi="Consolas"/>
@@ -17264,25 +18919,14 @@
         <w:t xml:space="preserve"> = </w:t>
       </w:r>
       <w:proofErr w:type="spellStart"/>
-      <w:proofErr w:type="gramStart"/>
-      <w:r>
-        <w:rPr>
-          <w:rFonts w:ascii="Consolas" w:hAnsi="Consolas"/>
-          <w:sz w:val="24"/>
-          <w:szCs w:val="24"/>
-          <w:lang w:val="en-US"/>
-        </w:rPr>
-        <w:t>pd.read</w:t>
-      </w:r>
-      <w:proofErr w:type="gramEnd"/>
-      <w:r>
-        <w:rPr>
-          <w:rFonts w:ascii="Consolas" w:hAnsi="Consolas"/>
-          <w:sz w:val="24"/>
-          <w:szCs w:val="24"/>
-          <w:lang w:val="en-US"/>
-        </w:rPr>
-        <w:t>_csv</w:t>
+      <w:r>
+        <w:rPr>
+          <w:rFonts w:ascii="Consolas" w:hAnsi="Consolas"/>
+          <w:sz w:val="24"/>
+          <w:szCs w:val="24"/>
+          <w:lang w:val="en-US"/>
+        </w:rPr>
+        <w:t>pd.read_csv</w:t>
       </w:r>
       <w:proofErr w:type="spellEnd"/>
       <w:r>
@@ -17350,7 +18994,6 @@
         <w:t xml:space="preserve">    if </w:t>
       </w:r>
       <w:proofErr w:type="spellStart"/>
-      <w:proofErr w:type="gramStart"/>
       <w:r>
         <w:rPr>
           <w:rFonts w:ascii="Consolas" w:hAnsi="Consolas"/>
@@ -17361,7 +19004,6 @@
         <w:t>df.shape</w:t>
       </w:r>
       <w:proofErr w:type="spellEnd"/>
-      <w:proofErr w:type="gramEnd"/>
       <w:r>
         <w:rPr>
           <w:rFonts w:ascii="Consolas" w:hAnsi="Consolas"/>
@@ -17431,17 +19073,7 @@
           <w:szCs w:val="24"/>
           <w:lang w:val="en-US"/>
         </w:rPr>
-        <w:t>[0</w:t>
-      </w:r>
-      <w:proofErr w:type="gramStart"/>
-      <w:r>
-        <w:rPr>
-          <w:rFonts w:ascii="Consolas" w:hAnsi="Consolas"/>
-          <w:sz w:val="24"/>
-          <w:szCs w:val="24"/>
-          <w:lang w:val="en-US"/>
-        </w:rPr>
-        <w:t>].</w:t>
+        <w:t>[0].</w:t>
       </w:r>
       <w:proofErr w:type="spellStart"/>
       <w:r>
@@ -17454,7 +19086,6 @@
         <w:t>astype</w:t>
       </w:r>
       <w:proofErr w:type="spellEnd"/>
-      <w:proofErr w:type="gramEnd"/>
       <w:r>
         <w:rPr>
           <w:rFonts w:ascii="Consolas" w:hAnsi="Consolas"/>
@@ -17524,20 +19155,9 @@
           <w:szCs w:val="24"/>
           <w:lang w:val="en-US"/>
         </w:rPr>
-        <w:t xml:space="preserve">    if </w:t>
-      </w:r>
-      <w:proofErr w:type="gramStart"/>
-      <w:r>
-        <w:rPr>
-          <w:rFonts w:ascii="Consolas" w:hAnsi="Consolas"/>
-          <w:sz w:val="24"/>
-          <w:szCs w:val="24"/>
-          <w:lang w:val="en-US"/>
-        </w:rPr>
-        <w:t>str(</w:t>
-      </w:r>
-      <w:proofErr w:type="spellStart"/>
-      <w:proofErr w:type="gramEnd"/>
+        <w:t xml:space="preserve">    if str(</w:t>
+      </w:r>
+      <w:proofErr w:type="spellStart"/>
       <w:r>
         <w:rPr>
           <w:rFonts w:ascii="Consolas" w:hAnsi="Consolas"/>
@@ -17600,7 +19220,6 @@
         <w:t xml:space="preserve"> = </w:t>
       </w:r>
       <w:proofErr w:type="spellStart"/>
-      <w:proofErr w:type="gramStart"/>
       <w:r>
         <w:rPr>
           <w:rFonts w:ascii="Consolas" w:hAnsi="Consolas"/>
@@ -17611,7 +19230,6 @@
         <w:t>df.iloc</w:t>
       </w:r>
       <w:proofErr w:type="spellEnd"/>
-      <w:proofErr w:type="gramEnd"/>
       <w:r>
         <w:rPr>
           <w:rFonts w:ascii="Consolas" w:hAnsi="Consolas"/>
@@ -17664,7 +19282,6 @@
         <w:t xml:space="preserve">    </w:t>
       </w:r>
       <w:proofErr w:type="spellStart"/>
-      <w:proofErr w:type="gramStart"/>
       <w:r>
         <w:rPr>
           <w:rFonts w:ascii="Consolas" w:hAnsi="Consolas"/>
@@ -17682,17 +19299,7 @@
           <w:szCs w:val="24"/>
           <w:lang w:val="en-US"/>
         </w:rPr>
-        <w:t>[</w:t>
-      </w:r>
-      <w:proofErr w:type="gramEnd"/>
-      <w:r>
-        <w:rPr>
-          <w:rFonts w:ascii="Consolas" w:hAnsi="Consolas"/>
-          <w:sz w:val="24"/>
-          <w:szCs w:val="24"/>
-          <w:lang w:val="en-US"/>
-        </w:rPr>
-        <w:t xml:space="preserve">1] = </w:t>
+        <w:t xml:space="preserve">[1] = </w:t>
       </w:r>
       <w:proofErr w:type="spellStart"/>
       <w:r>
@@ -17911,7 +19518,6 @@
         <w:t xml:space="preserve">    X = </w:t>
       </w:r>
       <w:proofErr w:type="spellStart"/>
-      <w:proofErr w:type="gramStart"/>
       <w:r>
         <w:rPr>
           <w:rFonts w:ascii="Consolas" w:hAnsi="Consolas"/>
@@ -17922,7 +19528,6 @@
         <w:t>df.iloc</w:t>
       </w:r>
       <w:proofErr w:type="spellEnd"/>
-      <w:proofErr w:type="gramEnd"/>
       <w:r>
         <w:rPr>
           <w:rFonts w:ascii="Consolas" w:hAnsi="Consolas"/>
@@ -17995,7 +19600,6 @@
         <w:t xml:space="preserve">    y = (</w:t>
       </w:r>
       <w:proofErr w:type="spellStart"/>
-      <w:proofErr w:type="gramStart"/>
       <w:r>
         <w:rPr>
           <w:rFonts w:ascii="Consolas" w:hAnsi="Consolas"/>
@@ -18013,17 +19617,7 @@
           <w:szCs w:val="24"/>
           <w:lang w:val="en-US"/>
         </w:rPr>
-        <w:t>[</w:t>
-      </w:r>
-      <w:proofErr w:type="gramEnd"/>
-      <w:r>
-        <w:rPr>
-          <w:rFonts w:ascii="Consolas" w:hAnsi="Consolas"/>
-          <w:sz w:val="24"/>
-          <w:szCs w:val="24"/>
-          <w:lang w:val="en-US"/>
-        </w:rPr>
-        <w:t>1] == "M").</w:t>
+        <w:t>[1] == "M").</w:t>
       </w:r>
       <w:proofErr w:type="spellStart"/>
       <w:r>
@@ -18165,7 +19759,6 @@
         <w:t xml:space="preserve">    Y = </w:t>
       </w:r>
       <w:proofErr w:type="spellStart"/>
-      <w:proofErr w:type="gramStart"/>
       <w:r>
         <w:rPr>
           <w:rFonts w:ascii="Consolas" w:hAnsi="Consolas"/>
@@ -18176,7 +19769,6 @@
         <w:t>np.zeros</w:t>
       </w:r>
       <w:proofErr w:type="spellEnd"/>
-      <w:proofErr w:type="gramEnd"/>
       <w:r>
         <w:rPr>
           <w:rFonts w:ascii="Consolas" w:hAnsi="Consolas"/>
@@ -18226,20 +19818,9 @@
           <w:szCs w:val="24"/>
           <w:lang w:val="en-US"/>
         </w:rPr>
-        <w:t xml:space="preserve">    </w:t>
-      </w:r>
-      <w:proofErr w:type="gramStart"/>
-      <w:r>
-        <w:rPr>
-          <w:rFonts w:ascii="Consolas" w:hAnsi="Consolas"/>
-          <w:sz w:val="24"/>
-          <w:szCs w:val="24"/>
-          <w:lang w:val="en-US"/>
-        </w:rPr>
-        <w:t>Y[</w:t>
-      </w:r>
-      <w:proofErr w:type="spellStart"/>
-      <w:proofErr w:type="gramEnd"/>
+        <w:t xml:space="preserve">    Y[</w:t>
+      </w:r>
+      <w:proofErr w:type="spellStart"/>
       <w:r>
         <w:rPr>
           <w:rFonts w:ascii="Consolas" w:hAnsi="Consolas"/>
@@ -18357,27 +19938,7 @@
           <w:lang w:val="en-US"/>
         </w:rPr>
         <w:lastRenderedPageBreak/>
-        <w:t xml:space="preserve">    return 1.0</w:t>
-      </w:r>
-      <w:proofErr w:type="gramStart"/>
-      <w:r>
-        <w:rPr>
-          <w:rFonts w:ascii="Consolas" w:hAnsi="Consolas"/>
-          <w:sz w:val="24"/>
-          <w:szCs w:val="24"/>
-          <w:lang w:val="en-US"/>
-        </w:rPr>
-        <w:t>/(</w:t>
-      </w:r>
-      <w:proofErr w:type="gramEnd"/>
-      <w:r>
-        <w:rPr>
-          <w:rFonts w:ascii="Consolas" w:hAnsi="Consolas"/>
-          <w:sz w:val="24"/>
-          <w:szCs w:val="24"/>
-          <w:lang w:val="en-US"/>
-        </w:rPr>
-        <w:t>1+np.exp(-</w:t>
+        <w:t xml:space="preserve">    return 1.0/(1+np.exp(-</w:t>
       </w:r>
       <w:proofErr w:type="spellStart"/>
       <w:r>
@@ -18579,7 +20140,6 @@
         <w:t xml:space="preserve">z = z - </w:t>
       </w:r>
       <w:proofErr w:type="spellStart"/>
-      <w:proofErr w:type="gramStart"/>
       <w:r>
         <w:rPr>
           <w:rFonts w:ascii="Consolas" w:hAnsi="Consolas"/>
@@ -18597,17 +20157,7 @@
           <w:szCs w:val="24"/>
           <w:lang w:val="en-US"/>
         </w:rPr>
-        <w:t>(</w:t>
-      </w:r>
-      <w:proofErr w:type="gramEnd"/>
-      <w:r>
-        <w:rPr>
-          <w:rFonts w:ascii="Consolas" w:hAnsi="Consolas"/>
-          <w:sz w:val="24"/>
-          <w:szCs w:val="24"/>
-          <w:lang w:val="en-US"/>
-        </w:rPr>
-        <w:t xml:space="preserve">axis = 1, </w:t>
+        <w:t xml:space="preserve">(axis = 1, </w:t>
       </w:r>
       <w:proofErr w:type="spellStart"/>
       <w:r>
@@ -18691,17 +20241,7 @@
           <w:szCs w:val="24"/>
           <w:lang w:val="en-US"/>
         </w:rPr>
-        <w:t xml:space="preserve">    return </w:t>
-      </w:r>
-      <w:proofErr w:type="gramStart"/>
-      <w:r>
-        <w:rPr>
-          <w:rFonts w:ascii="Consolas" w:hAnsi="Consolas"/>
-          <w:sz w:val="24"/>
-          <w:szCs w:val="24"/>
-          <w:lang w:val="en-US"/>
-        </w:rPr>
-        <w:t>e/</w:t>
+        <w:t xml:space="preserve">    return e/</w:t>
       </w:r>
       <w:proofErr w:type="spellStart"/>
       <w:r>
@@ -18721,17 +20261,7 @@
           <w:szCs w:val="24"/>
           <w:lang w:val="en-US"/>
         </w:rPr>
-        <w:t>(</w:t>
-      </w:r>
-      <w:proofErr w:type="gramEnd"/>
-      <w:r>
-        <w:rPr>
-          <w:rFonts w:ascii="Consolas" w:hAnsi="Consolas"/>
-          <w:sz w:val="24"/>
-          <w:szCs w:val="24"/>
-          <w:lang w:val="en-US"/>
-        </w:rPr>
-        <w:t xml:space="preserve">axis = 1, </w:t>
+        <w:t xml:space="preserve">(axis = 1, </w:t>
       </w:r>
       <w:proofErr w:type="spellStart"/>
       <w:r>
@@ -18811,7 +20341,6 @@
         <w:t xml:space="preserve">    "tanh": (</w:t>
       </w:r>
       <w:proofErr w:type="spellStart"/>
-      <w:proofErr w:type="gramStart"/>
       <w:r>
         <w:rPr>
           <w:rFonts w:ascii="Consolas" w:hAnsi="Consolas"/>
@@ -18822,7 +20351,6 @@
         <w:t>np.tanh</w:t>
       </w:r>
       <w:proofErr w:type="spellEnd"/>
-      <w:proofErr w:type="gramEnd"/>
       <w:r>
         <w:rPr>
           <w:rFonts w:ascii="Consolas" w:hAnsi="Consolas"/>
@@ -18897,7 +20425,6 @@
         <w:t xml:space="preserve">": (lambda z: </w:t>
       </w:r>
       <w:proofErr w:type="spellStart"/>
-      <w:proofErr w:type="gramStart"/>
       <w:r>
         <w:rPr>
           <w:rFonts w:ascii="Consolas" w:hAnsi="Consolas"/>
@@ -18908,7 +20435,6 @@
         <w:t>np.maximum</w:t>
       </w:r>
       <w:proofErr w:type="spellEnd"/>
-      <w:proofErr w:type="gramEnd"/>
       <w:r>
         <w:rPr>
           <w:rFonts w:ascii="Consolas" w:hAnsi="Consolas"/>
@@ -19003,17 +20529,7 @@
           <w:szCs w:val="24"/>
           <w:lang w:val="en-US"/>
         </w:rPr>
-        <w:t>initialize_</w:t>
-      </w:r>
-      <w:proofErr w:type="gramStart"/>
-      <w:r>
-        <w:rPr>
-          <w:rFonts w:ascii="Consolas" w:hAnsi="Consolas"/>
-          <w:sz w:val="24"/>
-          <w:szCs w:val="24"/>
-          <w:lang w:val="en-US"/>
-        </w:rPr>
-        <w:t>weights</w:t>
+        <w:t>initialize_weights</w:t>
       </w:r>
       <w:proofErr w:type="spellEnd"/>
       <w:r>
@@ -19026,7 +20542,6 @@
         <w:t>(</w:t>
       </w:r>
       <w:proofErr w:type="spellStart"/>
-      <w:proofErr w:type="gramEnd"/>
       <w:r>
         <w:rPr>
           <w:rFonts w:ascii="Consolas" w:hAnsi="Consolas"/>
@@ -19151,7 +20666,6 @@
         <w:t xml:space="preserve"> = </w:t>
       </w:r>
       <w:proofErr w:type="spellStart"/>
-      <w:proofErr w:type="gramStart"/>
       <w:r>
         <w:rPr>
           <w:rFonts w:ascii="Consolas" w:hAnsi="Consolas"/>
@@ -19162,7 +20676,6 @@
         <w:t>np.sqrt</w:t>
       </w:r>
       <w:proofErr w:type="spellEnd"/>
-      <w:proofErr w:type="gramEnd"/>
       <w:r>
         <w:rPr>
           <w:rFonts w:ascii="Consolas" w:hAnsi="Consolas"/>
@@ -19222,20 +20735,9 @@
           <w:szCs w:val="24"/>
           <w:lang w:val="en-US"/>
         </w:rPr>
-        <w:t>rand_num_</w:t>
-      </w:r>
-      <w:proofErr w:type="gramStart"/>
-      <w:r>
-        <w:rPr>
-          <w:rFonts w:ascii="Consolas" w:hAnsi="Consolas"/>
-          <w:sz w:val="24"/>
-          <w:szCs w:val="24"/>
-          <w:lang w:val="en-US"/>
-        </w:rPr>
-        <w:t>gen.uniform</w:t>
-      </w:r>
-      <w:proofErr w:type="spellEnd"/>
-      <w:proofErr w:type="gramEnd"/>
+        <w:t>rand_num_gen.uniform</w:t>
+      </w:r>
+      <w:proofErr w:type="spellEnd"/>
       <w:r>
         <w:rPr>
           <w:rFonts w:ascii="Consolas" w:hAnsi="Consolas"/>
@@ -19377,27 +20879,7 @@
           <w:szCs w:val="24"/>
           <w:lang w:val="en-US"/>
         </w:rPr>
-        <w:t>rand_num_</w:t>
-      </w:r>
-      <w:proofErr w:type="gramStart"/>
-      <w:r>
-        <w:rPr>
-          <w:rFonts w:ascii="Consolas" w:hAnsi="Consolas"/>
-          <w:sz w:val="24"/>
-          <w:szCs w:val="24"/>
-          <w:lang w:val="en-US"/>
-        </w:rPr>
-        <w:t>gen.standard</w:t>
-      </w:r>
-      <w:proofErr w:type="gramEnd"/>
-      <w:r>
-        <w:rPr>
-          <w:rFonts w:ascii="Consolas" w:hAnsi="Consolas"/>
-          <w:sz w:val="24"/>
-          <w:szCs w:val="24"/>
-          <w:lang w:val="en-US"/>
-        </w:rPr>
-        <w:t>_normal</w:t>
+        <w:t>rand_num_gen.standard_normal</w:t>
       </w:r>
       <w:proofErr w:type="spellEnd"/>
       <w:r>
@@ -19554,7 +21036,6 @@
         <w:t xml:space="preserve"> = </w:t>
       </w:r>
       <w:proofErr w:type="spellStart"/>
-      <w:proofErr w:type="gramStart"/>
       <w:r>
         <w:rPr>
           <w:rFonts w:ascii="Consolas" w:hAnsi="Consolas"/>
@@ -19565,7 +21046,6 @@
         <w:t>np.sqrt</w:t>
       </w:r>
       <w:proofErr w:type="spellEnd"/>
-      <w:proofErr w:type="gramEnd"/>
       <w:r>
         <w:rPr>
           <w:rFonts w:ascii="Consolas" w:hAnsi="Consolas"/>
@@ -19645,20 +21125,9 @@
           <w:szCs w:val="24"/>
           <w:lang w:val="en-US"/>
         </w:rPr>
-        <w:t>rand_num_</w:t>
-      </w:r>
-      <w:proofErr w:type="gramStart"/>
-      <w:r>
-        <w:rPr>
-          <w:rFonts w:ascii="Consolas" w:hAnsi="Consolas"/>
-          <w:sz w:val="24"/>
-          <w:szCs w:val="24"/>
-          <w:lang w:val="en-US"/>
-        </w:rPr>
-        <w:t>gen.uniform</w:t>
-      </w:r>
-      <w:proofErr w:type="spellEnd"/>
-      <w:proofErr w:type="gramEnd"/>
+        <w:t>rand_num_gen.uniform</w:t>
+      </w:r>
+      <w:proofErr w:type="spellEnd"/>
       <w:r>
         <w:rPr>
           <w:rFonts w:ascii="Consolas" w:hAnsi="Consolas"/>
@@ -19771,7 +21240,6 @@
         <w:t xml:space="preserve">    raise </w:t>
       </w:r>
       <w:proofErr w:type="spellStart"/>
-      <w:proofErr w:type="gramStart"/>
       <w:r>
         <w:rPr>
           <w:rFonts w:ascii="Consolas" w:hAnsi="Consolas"/>
@@ -19789,17 +21257,7 @@
           <w:szCs w:val="24"/>
           <w:lang w:val="en-US"/>
         </w:rPr>
-        <w:t>(</w:t>
-      </w:r>
-      <w:proofErr w:type="gramEnd"/>
-      <w:r>
-        <w:rPr>
-          <w:rFonts w:ascii="Consolas" w:hAnsi="Consolas"/>
-          <w:sz w:val="24"/>
-          <w:szCs w:val="24"/>
-          <w:lang w:val="en-US"/>
-        </w:rPr>
-        <w:t>"Unknown kind of initializer!")</w:t>
+        <w:t>("Unknown kind of initializer!")</w:t>
       </w:r>
     </w:p>
     <w:p>
@@ -19834,27 +21292,7 @@
           <w:szCs w:val="24"/>
           <w:lang w:val="en-US"/>
         </w:rPr>
-        <w:t xml:space="preserve">def </w:t>
-      </w:r>
-      <w:proofErr w:type="gramStart"/>
-      <w:r>
-        <w:rPr>
-          <w:rFonts w:ascii="Consolas" w:hAnsi="Consolas"/>
-          <w:sz w:val="24"/>
-          <w:szCs w:val="24"/>
-          <w:lang w:val="en-US"/>
-        </w:rPr>
-        <w:t>BCE(</w:t>
-      </w:r>
-      <w:proofErr w:type="gramEnd"/>
-      <w:r>
-        <w:rPr>
-          <w:rFonts w:ascii="Consolas" w:hAnsi="Consolas"/>
-          <w:sz w:val="24"/>
-          <w:szCs w:val="24"/>
-          <w:lang w:val="en-US"/>
-        </w:rPr>
-        <w:t>P, Y):</w:t>
+        <w:t>def BCE(P, Y):</w:t>
       </w:r>
     </w:p>
     <w:p>
@@ -19879,7 +21317,6 @@
         <w:t xml:space="preserve">    p = </w:t>
       </w:r>
       <w:proofErr w:type="spellStart"/>
-      <w:proofErr w:type="gramStart"/>
       <w:r>
         <w:rPr>
           <w:rFonts w:ascii="Consolas" w:hAnsi="Consolas"/>
@@ -19890,7 +21327,6 @@
         <w:t>np.clip</w:t>
       </w:r>
       <w:proofErr w:type="spellEnd"/>
-      <w:proofErr w:type="gramEnd"/>
       <w:r>
         <w:rPr>
           <w:rFonts w:ascii="Consolas" w:hAnsi="Consolas"/>
@@ -19920,27 +21356,7 @@
           <w:szCs w:val="24"/>
           <w:lang w:val="en-US"/>
         </w:rPr>
-        <w:t xml:space="preserve">    y = Y</w:t>
-      </w:r>
-      <w:proofErr w:type="gramStart"/>
-      <w:r>
-        <w:rPr>
-          <w:rFonts w:ascii="Consolas" w:hAnsi="Consolas"/>
-          <w:sz w:val="24"/>
-          <w:szCs w:val="24"/>
-          <w:lang w:val="en-US"/>
-        </w:rPr>
-        <w:t>[:,</w:t>
-      </w:r>
-      <w:proofErr w:type="gramEnd"/>
-      <w:r>
-        <w:rPr>
-          <w:rFonts w:ascii="Consolas" w:hAnsi="Consolas"/>
-          <w:sz w:val="24"/>
-          <w:szCs w:val="24"/>
-          <w:lang w:val="en-US"/>
-        </w:rPr>
-        <w:t xml:space="preserve"> 1]</w:t>
+        <w:t xml:space="preserve">    y = Y[:, 1]</w:t>
       </w:r>
     </w:p>
     <w:p>
@@ -19962,27 +21378,7 @@
           <w:szCs w:val="24"/>
           <w:lang w:val="en-US"/>
         </w:rPr>
-        <w:t xml:space="preserve">    return </w:t>
-      </w:r>
-      <w:proofErr w:type="gramStart"/>
-      <w:r>
-        <w:rPr>
-          <w:rFonts w:ascii="Consolas" w:hAnsi="Consolas"/>
-          <w:sz w:val="24"/>
-          <w:szCs w:val="24"/>
-          <w:lang w:val="en-US"/>
-        </w:rPr>
-        <w:t>float(</w:t>
-      </w:r>
-      <w:proofErr w:type="gramEnd"/>
-      <w:r>
-        <w:rPr>
-          <w:rFonts w:ascii="Consolas" w:hAnsi="Consolas"/>
-          <w:sz w:val="24"/>
-          <w:szCs w:val="24"/>
-          <w:lang w:val="en-US"/>
-        </w:rPr>
-        <w:t>-</w:t>
+        <w:t xml:space="preserve">    return float(-</w:t>
       </w:r>
       <w:proofErr w:type="spellStart"/>
       <w:r>
@@ -20050,27 +21446,7 @@
           <w:szCs w:val="24"/>
           <w:lang w:val="en-US"/>
         </w:rPr>
-        <w:t xml:space="preserve">def </w:t>
-      </w:r>
-      <w:proofErr w:type="gramStart"/>
-      <w:r>
-        <w:rPr>
-          <w:rFonts w:ascii="Consolas" w:hAnsi="Consolas"/>
-          <w:sz w:val="24"/>
-          <w:szCs w:val="24"/>
-          <w:lang w:val="en-US"/>
-        </w:rPr>
-        <w:t>accuracy(</w:t>
-      </w:r>
-      <w:proofErr w:type="gramEnd"/>
-      <w:r>
-        <w:rPr>
-          <w:rFonts w:ascii="Consolas" w:hAnsi="Consolas"/>
-          <w:sz w:val="24"/>
-          <w:szCs w:val="24"/>
-          <w:lang w:val="en-US"/>
-        </w:rPr>
-        <w:t>P, Y):</w:t>
+        <w:t>def accuracy(P, Y):</w:t>
       </w:r>
     </w:p>
     <w:p>
@@ -20092,20 +21468,9 @@
           <w:szCs w:val="24"/>
           <w:lang w:val="en-US"/>
         </w:rPr>
-        <w:t xml:space="preserve">    return </w:t>
-      </w:r>
-      <w:proofErr w:type="gramStart"/>
-      <w:r>
-        <w:rPr>
-          <w:rFonts w:ascii="Consolas" w:hAnsi="Consolas"/>
-          <w:sz w:val="24"/>
-          <w:szCs w:val="24"/>
-          <w:lang w:val="en-US"/>
-        </w:rPr>
-        <w:t>float(</w:t>
-      </w:r>
-      <w:proofErr w:type="spellStart"/>
-      <w:proofErr w:type="gramEnd"/>
+        <w:t xml:space="preserve">    return float(</w:t>
+      </w:r>
+      <w:proofErr w:type="spellStart"/>
       <w:r>
         <w:rPr>
           <w:rFonts w:ascii="Consolas" w:hAnsi="Consolas"/>
@@ -20306,27 +21671,7 @@
           <w:szCs w:val="24"/>
           <w:lang w:val="en-US"/>
         </w:rPr>
-        <w:t>_</w:t>
-      </w:r>
-      <w:proofErr w:type="gramStart"/>
-      <w:r>
-        <w:rPr>
-          <w:rFonts w:ascii="Consolas" w:hAnsi="Consolas"/>
-          <w:sz w:val="24"/>
-          <w:szCs w:val="24"/>
-          <w:lang w:val="en-US"/>
-        </w:rPr>
-        <w:t>_(</w:t>
-      </w:r>
-      <w:proofErr w:type="gramEnd"/>
-      <w:r>
-        <w:rPr>
-          <w:rFonts w:ascii="Consolas" w:hAnsi="Consolas"/>
-          <w:sz w:val="24"/>
-          <w:szCs w:val="24"/>
-          <w:lang w:val="en-US"/>
-        </w:rPr>
-        <w:t xml:space="preserve">self, </w:t>
+        <w:t xml:space="preserve">__(self, </w:t>
       </w:r>
       <w:proofErr w:type="spellStart"/>
       <w:r>
@@ -20391,7 +21736,6 @@
         <w:t xml:space="preserve">        </w:t>
       </w:r>
       <w:proofErr w:type="spellStart"/>
-      <w:proofErr w:type="gramStart"/>
       <w:r>
         <w:rPr>
           <w:rFonts w:ascii="Consolas" w:hAnsi="Consolas"/>
@@ -20402,7 +21746,6 @@
         <w:t>self.sizes</w:t>
       </w:r>
       <w:proofErr w:type="spellEnd"/>
-      <w:proofErr w:type="gramEnd"/>
       <w:r>
         <w:rPr>
           <w:rFonts w:ascii="Consolas" w:hAnsi="Consolas"/>
@@ -20475,7 +21818,6 @@
         <w:t xml:space="preserve">        </w:t>
       </w:r>
       <w:proofErr w:type="spellStart"/>
-      <w:proofErr w:type="gramStart"/>
       <w:r>
         <w:rPr>
           <w:rFonts w:ascii="Consolas" w:hAnsi="Consolas"/>
@@ -20486,7 +21828,6 @@
         <w:t>self.activation</w:t>
       </w:r>
       <w:proofErr w:type="spellEnd"/>
-      <w:proofErr w:type="gramEnd"/>
       <w:r>
         <w:rPr>
           <w:rFonts w:ascii="Consolas" w:hAnsi="Consolas"/>
@@ -20519,7 +21860,6 @@
         <w:t xml:space="preserve">        </w:t>
       </w:r>
       <w:proofErr w:type="spellStart"/>
-      <w:proofErr w:type="gramStart"/>
       <w:r>
         <w:rPr>
           <w:rFonts w:ascii="Consolas" w:hAnsi="Consolas"/>
@@ -20530,7 +21870,6 @@
         <w:t>self.initializer</w:t>
       </w:r>
       <w:proofErr w:type="spellEnd"/>
-      <w:proofErr w:type="gramEnd"/>
       <w:r>
         <w:rPr>
           <w:rFonts w:ascii="Consolas" w:hAnsi="Consolas"/>
@@ -20583,25 +21922,14 @@
         <w:t xml:space="preserve"> = </w:t>
       </w:r>
       <w:proofErr w:type="spellStart"/>
-      <w:proofErr w:type="gramStart"/>
-      <w:r>
-        <w:rPr>
-          <w:rFonts w:ascii="Consolas" w:hAnsi="Consolas"/>
-          <w:sz w:val="24"/>
-          <w:szCs w:val="24"/>
-          <w:lang w:val="en-US"/>
-        </w:rPr>
-        <w:t>np.random</w:t>
-      </w:r>
-      <w:proofErr w:type="gramEnd"/>
-      <w:r>
-        <w:rPr>
-          <w:rFonts w:ascii="Consolas" w:hAnsi="Consolas"/>
-          <w:sz w:val="24"/>
-          <w:szCs w:val="24"/>
-          <w:lang w:val="en-US"/>
-        </w:rPr>
-        <w:t>.default_rng</w:t>
+      <w:r>
+        <w:rPr>
+          <w:rFonts w:ascii="Consolas" w:hAnsi="Consolas"/>
+          <w:sz w:val="24"/>
+          <w:szCs w:val="24"/>
+          <w:lang w:val="en-US"/>
+        </w:rPr>
+        <w:t>np.random.default_rng</w:t>
       </w:r>
       <w:proofErr w:type="spellEnd"/>
       <w:r>
@@ -20636,7 +21964,6 @@
         <w:t xml:space="preserve">        </w:t>
       </w:r>
       <w:proofErr w:type="spellStart"/>
-      <w:proofErr w:type="gramStart"/>
       <w:r>
         <w:rPr>
           <w:rFonts w:ascii="Consolas" w:hAnsi="Consolas"/>
@@ -20647,7 +21974,6 @@
         <w:t>self.W</w:t>
       </w:r>
       <w:proofErr w:type="spellEnd"/>
-      <w:proofErr w:type="gramEnd"/>
       <w:r>
         <w:rPr>
           <w:rFonts w:ascii="Consolas" w:hAnsi="Consolas"/>
@@ -20760,7 +22086,6 @@
         <w:t xml:space="preserve">        </w:t>
       </w:r>
       <w:proofErr w:type="spellStart"/>
-      <w:proofErr w:type="gramStart"/>
       <w:r>
         <w:rPr>
           <w:rFonts w:ascii="Consolas" w:hAnsi="Consolas"/>
@@ -20771,7 +22096,6 @@
         <w:t>self.b</w:t>
       </w:r>
       <w:proofErr w:type="spellEnd"/>
-      <w:proofErr w:type="gramEnd"/>
       <w:r>
         <w:rPr>
           <w:rFonts w:ascii="Consolas" w:hAnsi="Consolas"/>
@@ -20854,27 +22178,7 @@
           <w:szCs w:val="24"/>
           <w:lang w:val="en-US"/>
         </w:rPr>
-        <w:t xml:space="preserve">    def </w:t>
-      </w:r>
-      <w:proofErr w:type="gramStart"/>
-      <w:r>
-        <w:rPr>
-          <w:rFonts w:ascii="Consolas" w:hAnsi="Consolas"/>
-          <w:sz w:val="24"/>
-          <w:szCs w:val="24"/>
-          <w:lang w:val="en-US"/>
-        </w:rPr>
-        <w:t>forward(</w:t>
-      </w:r>
-      <w:proofErr w:type="gramEnd"/>
-      <w:r>
-        <w:rPr>
-          <w:rFonts w:ascii="Consolas" w:hAnsi="Consolas"/>
-          <w:sz w:val="24"/>
-          <w:szCs w:val="24"/>
-          <w:lang w:val="en-US"/>
-        </w:rPr>
-        <w:t>self, X):</w:t>
+        <w:t xml:space="preserve">    def forward(self, X):</w:t>
       </w:r>
     </w:p>
     <w:p>
@@ -20897,20 +22201,9 @@
           <w:lang w:val="en-US"/>
         </w:rPr>
         <w:lastRenderedPageBreak/>
-        <w:t xml:space="preserve">        f, _ = </w:t>
-      </w:r>
-      <w:proofErr w:type="gramStart"/>
-      <w:r>
-        <w:rPr>
-          <w:rFonts w:ascii="Consolas" w:hAnsi="Consolas"/>
-          <w:sz w:val="24"/>
-          <w:szCs w:val="24"/>
-          <w:lang w:val="en-US"/>
-        </w:rPr>
-        <w:t>ACTIVATIONS[</w:t>
-      </w:r>
-      <w:proofErr w:type="spellStart"/>
-      <w:proofErr w:type="gramEnd"/>
+        <w:t xml:space="preserve">        f, _ = ACTIVATIONS[</w:t>
+      </w:r>
+      <w:proofErr w:type="spellStart"/>
       <w:r>
         <w:rPr>
           <w:rFonts w:ascii="Consolas" w:hAnsi="Consolas"/>
@@ -20992,27 +22285,7 @@
           <w:szCs w:val="24"/>
           <w:lang w:val="en-US"/>
         </w:rPr>
-        <w:t xml:space="preserve">, (W, b) in </w:t>
-      </w:r>
-      <w:proofErr w:type="gramStart"/>
-      <w:r>
-        <w:rPr>
-          <w:rFonts w:ascii="Consolas" w:hAnsi="Consolas"/>
-          <w:sz w:val="24"/>
-          <w:szCs w:val="24"/>
-          <w:lang w:val="en-US"/>
-        </w:rPr>
-        <w:t>enumerate(</w:t>
-      </w:r>
-      <w:proofErr w:type="gramEnd"/>
-      <w:r>
-        <w:rPr>
-          <w:rFonts w:ascii="Consolas" w:hAnsi="Consolas"/>
-          <w:sz w:val="24"/>
-          <w:szCs w:val="24"/>
-          <w:lang w:val="en-US"/>
-        </w:rPr>
-        <w:t>zip(</w:t>
+        <w:t>, (W, b) in enumerate(zip(</w:t>
       </w:r>
       <w:proofErr w:type="spellStart"/>
       <w:r>
@@ -21074,27 +22347,7 @@
           <w:szCs w:val="24"/>
           <w:lang w:val="en-US"/>
         </w:rPr>
-        <w:t xml:space="preserve">            z = </w:t>
-      </w:r>
-      <w:proofErr w:type="gramStart"/>
-      <w:r>
-        <w:rPr>
-          <w:rFonts w:ascii="Consolas" w:hAnsi="Consolas"/>
-          <w:sz w:val="24"/>
-          <w:szCs w:val="24"/>
-          <w:lang w:val="en-US"/>
-        </w:rPr>
-        <w:t>acts[</w:t>
-      </w:r>
-      <w:proofErr w:type="gramEnd"/>
-      <w:r>
-        <w:rPr>
-          <w:rFonts w:ascii="Consolas" w:hAnsi="Consolas"/>
-          <w:sz w:val="24"/>
-          <w:szCs w:val="24"/>
-          <w:lang w:val="en-US"/>
-        </w:rPr>
-        <w:t>-1]@W + b</w:t>
+        <w:t xml:space="preserve">            z = acts[-1]@W + b</w:t>
       </w:r>
     </w:p>
     <w:p>
@@ -21119,7 +22372,6 @@
         <w:t xml:space="preserve">            </w:t>
       </w:r>
       <w:proofErr w:type="spellStart"/>
-      <w:proofErr w:type="gramStart"/>
       <w:r>
         <w:rPr>
           <w:rFonts w:ascii="Consolas" w:hAnsi="Consolas"/>
@@ -21130,7 +22382,6 @@
         <w:t>acts.append</w:t>
       </w:r>
       <w:proofErr w:type="spellEnd"/>
-      <w:proofErr w:type="gramEnd"/>
       <w:r>
         <w:rPr>
           <w:rFonts w:ascii="Consolas" w:hAnsi="Consolas"/>
@@ -21298,37 +22549,17 @@
           <w:szCs w:val="24"/>
           <w:lang w:val="en-US"/>
         </w:rPr>
-        <w:t>predict_</w:t>
-      </w:r>
-      <w:proofErr w:type="gramStart"/>
-      <w:r>
-        <w:rPr>
-          <w:rFonts w:ascii="Consolas" w:hAnsi="Consolas"/>
-          <w:sz w:val="24"/>
-          <w:szCs w:val="24"/>
-          <w:lang w:val="en-US"/>
-        </w:rPr>
-        <w:t>probability</w:t>
-      </w:r>
-      <w:proofErr w:type="spellEnd"/>
-      <w:r>
-        <w:rPr>
-          <w:rFonts w:ascii="Consolas" w:hAnsi="Consolas"/>
-          <w:sz w:val="24"/>
-          <w:szCs w:val="24"/>
-          <w:lang w:val="en-US"/>
-        </w:rPr>
-        <w:t>(</w:t>
-      </w:r>
-      <w:proofErr w:type="gramEnd"/>
-      <w:r>
-        <w:rPr>
-          <w:rFonts w:ascii="Consolas" w:hAnsi="Consolas"/>
-          <w:sz w:val="24"/>
-          <w:szCs w:val="24"/>
-          <w:lang w:val="en-US"/>
-        </w:rPr>
-        <w:t>self, X):</w:t>
+        <w:t>predict_probability</w:t>
+      </w:r>
+      <w:proofErr w:type="spellEnd"/>
+      <w:r>
+        <w:rPr>
+          <w:rFonts w:ascii="Consolas" w:hAnsi="Consolas"/>
+          <w:sz w:val="24"/>
+          <w:szCs w:val="24"/>
+          <w:lang w:val="en-US"/>
+        </w:rPr>
+        <w:t>(self, X):</w:t>
       </w:r>
     </w:p>
     <w:p>
@@ -21370,27 +22601,7 @@
           <w:szCs w:val="24"/>
           <w:lang w:val="en-US"/>
         </w:rPr>
-        <w:t>(X</w:t>
-      </w:r>
-      <w:proofErr w:type="gramStart"/>
-      <w:r>
-        <w:rPr>
-          <w:rFonts w:ascii="Consolas" w:hAnsi="Consolas"/>
-          <w:sz w:val="24"/>
-          <w:szCs w:val="24"/>
-          <w:lang w:val="en-US"/>
-        </w:rPr>
-        <w:t>)[</w:t>
-      </w:r>
-      <w:proofErr w:type="gramEnd"/>
-      <w:r>
-        <w:rPr>
-          <w:rFonts w:ascii="Consolas" w:hAnsi="Consolas"/>
-          <w:sz w:val="24"/>
-          <w:szCs w:val="24"/>
-          <w:lang w:val="en-US"/>
-        </w:rPr>
-        <w:t>-1]</w:t>
+        <w:t>(X)[-1]</w:t>
       </w:r>
     </w:p>
     <w:p>
@@ -21435,37 +22646,17 @@
           <w:szCs w:val="24"/>
           <w:lang w:val="en-US"/>
         </w:rPr>
-        <w:t>backward_</w:t>
-      </w:r>
-      <w:proofErr w:type="gramStart"/>
-      <w:r>
-        <w:rPr>
-          <w:rFonts w:ascii="Consolas" w:hAnsi="Consolas"/>
-          <w:sz w:val="24"/>
-          <w:szCs w:val="24"/>
-          <w:lang w:val="en-US"/>
-        </w:rPr>
-        <w:t>grads</w:t>
-      </w:r>
-      <w:proofErr w:type="spellEnd"/>
-      <w:r>
-        <w:rPr>
-          <w:rFonts w:ascii="Consolas" w:hAnsi="Consolas"/>
-          <w:sz w:val="24"/>
-          <w:szCs w:val="24"/>
-          <w:lang w:val="en-US"/>
-        </w:rPr>
-        <w:t>(</w:t>
-      </w:r>
-      <w:proofErr w:type="gramEnd"/>
-      <w:r>
-        <w:rPr>
-          <w:rFonts w:ascii="Consolas" w:hAnsi="Consolas"/>
-          <w:sz w:val="24"/>
-          <w:szCs w:val="24"/>
-          <w:lang w:val="en-US"/>
-        </w:rPr>
-        <w:t>self, acts, Y):</w:t>
+        <w:t>backward_grads</w:t>
+      </w:r>
+      <w:proofErr w:type="spellEnd"/>
+      <w:r>
+        <w:rPr>
+          <w:rFonts w:ascii="Consolas" w:hAnsi="Consolas"/>
+          <w:sz w:val="24"/>
+          <w:szCs w:val="24"/>
+          <w:lang w:val="en-US"/>
+        </w:rPr>
+        <w:t>(self, acts, Y):</w:t>
       </w:r>
     </w:p>
     <w:p>
@@ -21507,20 +22698,9 @@
           <w:szCs w:val="24"/>
           <w:lang w:val="en-US"/>
         </w:rPr>
-        <w:t xml:space="preserve"> = </w:t>
-      </w:r>
-      <w:proofErr w:type="gramStart"/>
-      <w:r>
-        <w:rPr>
-          <w:rFonts w:ascii="Consolas" w:hAnsi="Consolas"/>
-          <w:sz w:val="24"/>
-          <w:szCs w:val="24"/>
-          <w:lang w:val="en-US"/>
-        </w:rPr>
-        <w:t>ACTIVATIONS[</w:t>
-      </w:r>
-      <w:proofErr w:type="spellStart"/>
-      <w:proofErr w:type="gramEnd"/>
+        <w:t xml:space="preserve"> = ACTIVATIONS[</w:t>
+      </w:r>
+      <w:proofErr w:type="spellStart"/>
       <w:r>
         <w:rPr>
           <w:rFonts w:ascii="Consolas" w:hAnsi="Consolas"/>
@@ -21583,7 +22763,6 @@
         <w:t xml:space="preserve"> = </w:t>
       </w:r>
       <w:proofErr w:type="spellStart"/>
-      <w:proofErr w:type="gramStart"/>
       <w:r>
         <w:rPr>
           <w:rFonts w:ascii="Consolas" w:hAnsi="Consolas"/>
@@ -21594,7 +22773,6 @@
         <w:t>Y.shape</w:t>
       </w:r>
       <w:proofErr w:type="spellEnd"/>
-      <w:proofErr w:type="gramEnd"/>
       <w:r>
         <w:rPr>
           <w:rFonts w:ascii="Consolas" w:hAnsi="Consolas"/>
@@ -21667,7 +22845,6 @@
         <w:t>(</w:t>
       </w:r>
       <w:proofErr w:type="spellStart"/>
-      <w:proofErr w:type="gramStart"/>
       <w:r>
         <w:rPr>
           <w:rFonts w:ascii="Consolas" w:hAnsi="Consolas"/>
@@ -21678,7 +22855,6 @@
         <w:t>self.W</w:t>
       </w:r>
       <w:proofErr w:type="spellEnd"/>
-      <w:proofErr w:type="gramEnd"/>
       <w:r>
         <w:rPr>
           <w:rFonts w:ascii="Consolas" w:hAnsi="Consolas"/>
@@ -21827,27 +23003,7 @@
           <w:szCs w:val="24"/>
           <w:lang w:val="en-US"/>
         </w:rPr>
-        <w:t xml:space="preserve">        error = (</w:t>
-      </w:r>
-      <w:proofErr w:type="gramStart"/>
-      <w:r>
-        <w:rPr>
-          <w:rFonts w:ascii="Consolas" w:hAnsi="Consolas"/>
-          <w:sz w:val="24"/>
-          <w:szCs w:val="24"/>
-          <w:lang w:val="en-US"/>
-        </w:rPr>
-        <w:t>acts[</w:t>
-      </w:r>
-      <w:proofErr w:type="gramEnd"/>
-      <w:r>
-        <w:rPr>
-          <w:rFonts w:ascii="Consolas" w:hAnsi="Consolas"/>
-          <w:sz w:val="24"/>
-          <w:szCs w:val="24"/>
-          <w:lang w:val="en-US"/>
-        </w:rPr>
-        <w:t xml:space="preserve">-1] - Y) / </w:t>
+        <w:t xml:space="preserve">        error = (acts[-1] - Y) / </w:t>
       </w:r>
       <w:proofErr w:type="spellStart"/>
       <w:r>
@@ -22020,20 +23176,9 @@
           <w:szCs w:val="24"/>
           <w:lang w:val="en-US"/>
         </w:rPr>
-        <w:t>a_</w:t>
-      </w:r>
-      <w:proofErr w:type="gramStart"/>
-      <w:r>
-        <w:rPr>
-          <w:rFonts w:ascii="Consolas" w:hAnsi="Consolas"/>
-          <w:sz w:val="24"/>
-          <w:szCs w:val="24"/>
-          <w:lang w:val="en-US"/>
-        </w:rPr>
-        <w:t>in.T</w:t>
-      </w:r>
-      <w:proofErr w:type="spellEnd"/>
-      <w:proofErr w:type="gramEnd"/>
+        <w:t>a_in.T</w:t>
+      </w:r>
+      <w:proofErr w:type="spellEnd"/>
       <w:r>
         <w:rPr>
           <w:rFonts w:ascii="Consolas" w:hAnsi="Consolas"/>
@@ -22086,7 +23231,6 @@
         <w:t xml:space="preserve">[layer] = </w:t>
       </w:r>
       <w:proofErr w:type="spellStart"/>
-      <w:proofErr w:type="gramStart"/>
       <w:r>
         <w:rPr>
           <w:rFonts w:ascii="Consolas" w:hAnsi="Consolas"/>
@@ -22104,17 +23248,7 @@
           <w:szCs w:val="24"/>
           <w:lang w:val="en-US"/>
         </w:rPr>
-        <w:t>(</w:t>
-      </w:r>
-      <w:proofErr w:type="gramEnd"/>
-      <w:r>
-        <w:rPr>
-          <w:rFonts w:ascii="Consolas" w:hAnsi="Consolas"/>
-          <w:sz w:val="24"/>
-          <w:szCs w:val="24"/>
-          <w:lang w:val="en-US"/>
-        </w:rPr>
-        <w:t xml:space="preserve">axis=0, </w:t>
+        <w:t xml:space="preserve">(axis=0, </w:t>
       </w:r>
       <w:proofErr w:type="spellStart"/>
       <w:r>
@@ -22214,7 +23348,6 @@
         <w:t xml:space="preserve"> = error @ </w:t>
       </w:r>
       <w:proofErr w:type="spellStart"/>
-      <w:proofErr w:type="gramStart"/>
       <w:r>
         <w:rPr>
           <w:rFonts w:ascii="Consolas" w:hAnsi="Consolas"/>
@@ -22225,7 +23358,6 @@
         <w:t>self.W</w:t>
       </w:r>
       <w:proofErr w:type="spellEnd"/>
-      <w:proofErr w:type="gramEnd"/>
       <w:r>
         <w:rPr>
           <w:rFonts w:ascii="Consolas" w:hAnsi="Consolas"/>
@@ -22416,27 +23548,7 @@
           <w:szCs w:val="24"/>
           <w:lang w:val="en-US"/>
         </w:rPr>
-        <w:t xml:space="preserve">    def </w:t>
-      </w:r>
-      <w:proofErr w:type="gramStart"/>
-      <w:r>
-        <w:rPr>
-          <w:rFonts w:ascii="Consolas" w:hAnsi="Consolas"/>
-          <w:sz w:val="24"/>
-          <w:szCs w:val="24"/>
-          <w:lang w:val="en-US"/>
-        </w:rPr>
-        <w:t>save(</w:t>
-      </w:r>
-      <w:proofErr w:type="gramEnd"/>
-      <w:r>
-        <w:rPr>
-          <w:rFonts w:ascii="Consolas" w:hAnsi="Consolas"/>
-          <w:sz w:val="24"/>
-          <w:szCs w:val="24"/>
-          <w:lang w:val="en-US"/>
-        </w:rPr>
-        <w:t>self, path, mean, std):</w:t>
+        <w:t xml:space="preserve">    def save(self, path, mean, std):</w:t>
       </w:r>
     </w:p>
     <w:p>
@@ -22461,7 +23573,6 @@
         <w:t xml:space="preserve">        </w:t>
       </w:r>
       <w:proofErr w:type="spellStart"/>
-      <w:proofErr w:type="gramStart"/>
       <w:r>
         <w:rPr>
           <w:rFonts w:ascii="Consolas" w:hAnsi="Consolas"/>
@@ -22472,7 +23583,6 @@
         <w:t>np.save</w:t>
       </w:r>
       <w:proofErr w:type="spellEnd"/>
-      <w:proofErr w:type="gramEnd"/>
       <w:r>
         <w:rPr>
           <w:rFonts w:ascii="Consolas" w:hAnsi="Consolas"/>
@@ -22545,7 +23655,6 @@
         <w:t xml:space="preserve">                       "initializer": </w:t>
       </w:r>
       <w:proofErr w:type="spellStart"/>
-      <w:proofErr w:type="gramStart"/>
       <w:r>
         <w:rPr>
           <w:rFonts w:ascii="Consolas" w:hAnsi="Consolas"/>
@@ -22556,7 +23665,6 @@
         <w:t>self.initializer</w:t>
       </w:r>
       <w:proofErr w:type="spellEnd"/>
-      <w:proofErr w:type="gramEnd"/>
       <w:r>
         <w:rPr>
           <w:rFonts w:ascii="Consolas" w:hAnsi="Consolas"/>
@@ -22703,20 +23811,9 @@
           <w:szCs w:val="24"/>
           <w:lang w:val="en-US"/>
         </w:rPr>
-        <w:t xml:space="preserve">    def </w:t>
-      </w:r>
-      <w:proofErr w:type="gramStart"/>
-      <w:r>
-        <w:rPr>
-          <w:rFonts w:ascii="Consolas" w:hAnsi="Consolas"/>
-          <w:sz w:val="24"/>
-          <w:szCs w:val="24"/>
-          <w:lang w:val="en-US"/>
-        </w:rPr>
-        <w:t>load(</w:t>
-      </w:r>
-      <w:proofErr w:type="spellStart"/>
-      <w:proofErr w:type="gramEnd"/>
+        <w:t xml:space="preserve">    def load(</w:t>
+      </w:r>
+      <w:proofErr w:type="spellStart"/>
       <w:r>
         <w:rPr>
           <w:rFonts w:ascii="Consolas" w:hAnsi="Consolas"/>
@@ -22759,7 +23856,6 @@
         <w:t xml:space="preserve">        d = </w:t>
       </w:r>
       <w:proofErr w:type="spellStart"/>
-      <w:proofErr w:type="gramStart"/>
       <w:r>
         <w:rPr>
           <w:rFonts w:ascii="Consolas" w:hAnsi="Consolas"/>
@@ -22770,7 +23866,6 @@
         <w:t>np.load</w:t>
       </w:r>
       <w:proofErr w:type="spellEnd"/>
-      <w:proofErr w:type="gramEnd"/>
       <w:r>
         <w:rPr>
           <w:rFonts w:ascii="Consolas" w:hAnsi="Consolas"/>
@@ -22840,27 +23935,7 @@
           <w:szCs w:val="24"/>
           <w:lang w:val="en-US"/>
         </w:rPr>
-        <w:t>(d["sizes"][0], d["sizes</w:t>
-      </w:r>
-      <w:proofErr w:type="gramStart"/>
-      <w:r>
-        <w:rPr>
-          <w:rFonts w:ascii="Consolas" w:hAnsi="Consolas"/>
-          <w:sz w:val="24"/>
-          <w:szCs w:val="24"/>
-          <w:lang w:val="en-US"/>
-        </w:rPr>
-        <w:t>"][</w:t>
-      </w:r>
-      <w:proofErr w:type="gramEnd"/>
-      <w:r>
-        <w:rPr>
-          <w:rFonts w:ascii="Consolas" w:hAnsi="Consolas"/>
-          <w:sz w:val="24"/>
-          <w:szCs w:val="24"/>
-          <w:lang w:val="en-US"/>
-        </w:rPr>
-        <w:t>1:-1], d["sizes"][-1], d["activation"], d["initializer"])</w:t>
+        <w:t>(d["sizes"][0], d["sizes"][1:-1], d["sizes"][-1], d["activation"], d["initializer"])</w:t>
       </w:r>
     </w:p>
     <w:p>
@@ -23077,7 +24152,6 @@
         <w:t>(</w:t>
       </w:r>
       <w:proofErr w:type="spellStart"/>
-      <w:proofErr w:type="gramStart"/>
       <w:r>
         <w:rPr>
           <w:rFonts w:ascii="Consolas" w:hAnsi="Consolas"/>
@@ -23088,7 +24162,6 @@
         <w:t>a.dataset</w:t>
       </w:r>
       <w:proofErr w:type="spellEnd"/>
-      <w:proofErr w:type="gramEnd"/>
       <w:r>
         <w:rPr>
           <w:rFonts w:ascii="Consolas" w:hAnsi="Consolas"/>
@@ -23244,7 +24317,6 @@
         <w:t xml:space="preserve"> in range(</w:t>
       </w:r>
       <w:proofErr w:type="spellStart"/>
-      <w:proofErr w:type="gramStart"/>
       <w:r>
         <w:rPr>
           <w:rFonts w:ascii="Consolas" w:hAnsi="Consolas"/>
@@ -23255,7 +24327,6 @@
         <w:t>X.shape</w:t>
       </w:r>
       <w:proofErr w:type="spellEnd"/>
-      <w:proofErr w:type="gramEnd"/>
       <w:r>
         <w:rPr>
           <w:rFonts w:ascii="Consolas" w:hAnsi="Consolas"/>
@@ -23299,7 +24370,6 @@
         <w:t xml:space="preserve">    features = </w:t>
       </w:r>
       <w:proofErr w:type="spellStart"/>
-      <w:proofErr w:type="gramStart"/>
       <w:r>
         <w:rPr>
           <w:rFonts w:ascii="Consolas" w:hAnsi="Consolas"/>
@@ -23310,7 +24380,6 @@
         <w:t>pd.DataFrame</w:t>
       </w:r>
       <w:proofErr w:type="spellEnd"/>
-      <w:proofErr w:type="gramEnd"/>
       <w:r>
         <w:rPr>
           <w:rFonts w:ascii="Consolas" w:hAnsi="Consolas"/>
@@ -23353,20 +24422,9 @@
           <w:szCs w:val="24"/>
           <w:lang w:val="en-US"/>
         </w:rPr>
-        <w:t xml:space="preserve">    </w:t>
-      </w:r>
-      <w:proofErr w:type="gramStart"/>
-      <w:r>
-        <w:rPr>
-          <w:rFonts w:ascii="Consolas" w:hAnsi="Consolas"/>
-          <w:sz w:val="24"/>
-          <w:szCs w:val="24"/>
-          <w:lang w:val="en-US"/>
-        </w:rPr>
-        <w:t>print(</w:t>
-      </w:r>
-      <w:proofErr w:type="spellStart"/>
-      <w:proofErr w:type="gramEnd"/>
+        <w:t xml:space="preserve">    print(</w:t>
+      </w:r>
+      <w:proofErr w:type="spellStart"/>
       <w:r>
         <w:rPr>
           <w:rFonts w:ascii="Consolas" w:hAnsi="Consolas"/>
@@ -23426,20 +24484,9 @@
           <w:szCs w:val="24"/>
           <w:lang w:val="en-US"/>
         </w:rPr>
-        <w:t xml:space="preserve">    </w:t>
-      </w:r>
-      <w:proofErr w:type="gramStart"/>
-      <w:r>
-        <w:rPr>
-          <w:rFonts w:ascii="Consolas" w:hAnsi="Consolas"/>
-          <w:sz w:val="24"/>
-          <w:szCs w:val="24"/>
-          <w:lang w:val="en-US"/>
-        </w:rPr>
-        <w:t>print(</w:t>
-      </w:r>
-      <w:proofErr w:type="spellStart"/>
-      <w:proofErr w:type="gramEnd"/>
+        <w:t xml:space="preserve">    print(</w:t>
+      </w:r>
+      <w:proofErr w:type="spellStart"/>
       <w:r>
         <w:rPr>
           <w:rFonts w:ascii="Consolas" w:hAnsi="Consolas"/>
@@ -23521,20 +24568,9 @@
           <w:szCs w:val="24"/>
           <w:lang w:val="en-US"/>
         </w:rPr>
-        <w:t xml:space="preserve">    </w:t>
-      </w:r>
-      <w:proofErr w:type="gramStart"/>
-      <w:r>
-        <w:rPr>
-          <w:rFonts w:ascii="Consolas" w:hAnsi="Consolas"/>
-          <w:sz w:val="24"/>
-          <w:szCs w:val="24"/>
-          <w:lang w:val="en-US"/>
-        </w:rPr>
-        <w:t>print(</w:t>
-      </w:r>
-      <w:proofErr w:type="spellStart"/>
-      <w:proofErr w:type="gramEnd"/>
+        <w:t xml:space="preserve">    print(</w:t>
+      </w:r>
+      <w:proofErr w:type="spellStart"/>
       <w:r>
         <w:rPr>
           <w:rFonts w:ascii="Consolas" w:hAnsi="Consolas"/>
@@ -23574,20 +24610,9 @@
           <w:szCs w:val="24"/>
           <w:lang w:val="en-US"/>
         </w:rPr>
-        <w:t xml:space="preserve">    </w:t>
-      </w:r>
-      <w:proofErr w:type="gramStart"/>
-      <w:r>
-        <w:rPr>
-          <w:rFonts w:ascii="Consolas" w:hAnsi="Consolas"/>
-          <w:sz w:val="24"/>
-          <w:szCs w:val="24"/>
-          <w:lang w:val="en-US"/>
-        </w:rPr>
-        <w:t>print(</w:t>
-      </w:r>
-      <w:proofErr w:type="spellStart"/>
-      <w:proofErr w:type="gramEnd"/>
+        <w:t xml:space="preserve">    print(</w:t>
+      </w:r>
+      <w:proofErr w:type="spellStart"/>
       <w:r>
         <w:rPr>
           <w:rFonts w:ascii="Consolas" w:hAnsi="Consolas"/>
@@ -23630,7 +24655,6 @@
         <w:t xml:space="preserve">    print(</w:t>
       </w:r>
       <w:proofErr w:type="spellStart"/>
-      <w:proofErr w:type="gramStart"/>
       <w:r>
         <w:rPr>
           <w:rFonts w:ascii="Consolas" w:hAnsi="Consolas"/>
@@ -23641,7 +24665,6 @@
         <w:t>features.describe</w:t>
       </w:r>
       <w:proofErr w:type="spellEnd"/>
-      <w:proofErr w:type="gramEnd"/>
       <w:r>
         <w:rPr>
           <w:rFonts w:ascii="Consolas" w:hAnsi="Consolas"/>
@@ -23704,27 +24727,7 @@
           <w:szCs w:val="24"/>
           <w:lang w:val="en-US"/>
         </w:rPr>
-        <w:t xml:space="preserve">    correlation = </w:t>
-      </w:r>
-      <w:proofErr w:type="gramStart"/>
-      <w:r>
-        <w:rPr>
-          <w:rFonts w:ascii="Consolas" w:hAnsi="Consolas"/>
-          <w:sz w:val="24"/>
-          <w:szCs w:val="24"/>
-          <w:lang w:val="en-US"/>
-        </w:rPr>
-        <w:t>features.corrwith</w:t>
-      </w:r>
-      <w:proofErr w:type="gramEnd"/>
-      <w:r>
-        <w:rPr>
-          <w:rFonts w:ascii="Consolas" w:hAnsi="Consolas"/>
-          <w:sz w:val="24"/>
-          <w:szCs w:val="24"/>
-          <w:lang w:val="en-US"/>
-        </w:rPr>
-        <w:t>(pd.Series(y)).abs().sort_values(ascending=False)</w:t>
+        <w:t xml:space="preserve">    correlation = features.corrwith(pd.Series(y)).abs().sort_values(ascending=False)</w:t>
       </w:r>
     </w:p>
     <w:p>
@@ -23746,27 +24749,7 @@
           <w:szCs w:val="24"/>
           <w:lang w:val="en-US"/>
         </w:rPr>
-        <w:t xml:space="preserve">    </w:t>
-      </w:r>
-      <w:proofErr w:type="gramStart"/>
-      <w:r>
-        <w:rPr>
-          <w:rFonts w:ascii="Consolas" w:hAnsi="Consolas"/>
-          <w:sz w:val="24"/>
-          <w:szCs w:val="24"/>
-          <w:lang w:val="en-US"/>
-        </w:rPr>
-        <w:t>print(</w:t>
-      </w:r>
-      <w:proofErr w:type="gramEnd"/>
-      <w:r>
-        <w:rPr>
-          <w:rFonts w:ascii="Consolas" w:hAnsi="Consolas"/>
-          <w:sz w:val="24"/>
-          <w:szCs w:val="24"/>
-          <w:lang w:val="en-US"/>
-        </w:rPr>
-        <w:t xml:space="preserve">"\n10 features with the highest correlation:\n", </w:t>
+        <w:t xml:space="preserve">    print("\n10 features with the highest correlation:\n", </w:t>
       </w:r>
       <w:proofErr w:type="spellStart"/>
       <w:r>
@@ -23844,7 +24827,6 @@
         <w:t xml:space="preserve">    fig, ax = </w:t>
       </w:r>
       <w:proofErr w:type="spellStart"/>
-      <w:proofErr w:type="gramStart"/>
       <w:r>
         <w:rPr>
           <w:rFonts w:ascii="Consolas" w:hAnsi="Consolas"/>
@@ -23855,7 +24837,6 @@
         <w:t>plt.subplots</w:t>
       </w:r>
       <w:proofErr w:type="spellEnd"/>
-      <w:proofErr w:type="gramEnd"/>
       <w:r>
         <w:rPr>
           <w:rFonts w:ascii="Consolas" w:hAnsi="Consolas"/>
@@ -23905,27 +24886,7 @@
           <w:szCs w:val="24"/>
           <w:lang w:val="en-US"/>
         </w:rPr>
-        <w:t xml:space="preserve">    </w:t>
-      </w:r>
-      <w:proofErr w:type="gramStart"/>
-      <w:r>
-        <w:rPr>
-          <w:rFonts w:ascii="Consolas" w:hAnsi="Consolas"/>
-          <w:sz w:val="24"/>
-          <w:szCs w:val="24"/>
-          <w:lang w:val="en-US"/>
-        </w:rPr>
-        <w:t>ax[</w:t>
-      </w:r>
-      <w:proofErr w:type="gramEnd"/>
-      <w:r>
-        <w:rPr>
-          <w:rFonts w:ascii="Consolas" w:hAnsi="Consolas"/>
-          <w:sz w:val="24"/>
-          <w:szCs w:val="24"/>
-          <w:lang w:val="en-US"/>
-        </w:rPr>
-        <w:t>0].bar(["B", "M"], [(y == 0).sum(), (y == 1).sum()], color=["</w:t>
+        <w:t xml:space="preserve">    ax[0].bar(["B", "M"], [(y == 0).sum(), (y == 1).sum()], color=["</w:t>
       </w:r>
       <w:proofErr w:type="spellStart"/>
       <w:r>
@@ -23987,27 +24948,7 @@
           <w:szCs w:val="24"/>
           <w:lang w:val="en-US"/>
         </w:rPr>
-        <w:t xml:space="preserve">    </w:t>
-      </w:r>
-      <w:proofErr w:type="gramStart"/>
-      <w:r>
-        <w:rPr>
-          <w:rFonts w:ascii="Consolas" w:hAnsi="Consolas"/>
-          <w:sz w:val="24"/>
-          <w:szCs w:val="24"/>
-          <w:lang w:val="en-US"/>
-        </w:rPr>
-        <w:t>ax[</w:t>
-      </w:r>
-      <w:proofErr w:type="gramEnd"/>
-      <w:r>
-        <w:rPr>
-          <w:rFonts w:ascii="Consolas" w:hAnsi="Consolas"/>
-          <w:sz w:val="24"/>
-          <w:szCs w:val="24"/>
-          <w:lang w:val="en-US"/>
-        </w:rPr>
-        <w:t>0].</w:t>
+        <w:t xml:space="preserve">    ax[0].</w:t>
       </w:r>
       <w:proofErr w:type="spellStart"/>
       <w:r>
@@ -24069,17 +25010,7 @@
           <w:szCs w:val="24"/>
           <w:lang w:val="en-US"/>
         </w:rPr>
-        <w:t xml:space="preserve"> = ax[1</w:t>
-      </w:r>
-      <w:proofErr w:type="gramStart"/>
-      <w:r>
-        <w:rPr>
-          <w:rFonts w:ascii="Consolas" w:hAnsi="Consolas"/>
-          <w:sz w:val="24"/>
-          <w:szCs w:val="24"/>
-          <w:lang w:val="en-US"/>
-        </w:rPr>
-        <w:t>].</w:t>
+        <w:t xml:space="preserve"> = ax[1].</w:t>
       </w:r>
       <w:proofErr w:type="spellStart"/>
       <w:r>
@@ -24092,7 +25023,6 @@
         <w:t>imshow</w:t>
       </w:r>
       <w:proofErr w:type="spellEnd"/>
-      <w:proofErr w:type="gramEnd"/>
       <w:r>
         <w:rPr>
           <w:rFonts w:ascii="Consolas" w:hAnsi="Consolas"/>
@@ -24241,34 +25171,15 @@
           <w:szCs w:val="24"/>
           <w:lang w:val="en-US"/>
         </w:rPr>
-        <w:t xml:space="preserve">    </w:t>
-      </w:r>
-      <w:proofErr w:type="gramStart"/>
-      <w:r>
-        <w:rPr>
-          <w:rFonts w:ascii="Consolas" w:hAnsi="Consolas"/>
-          <w:sz w:val="24"/>
-          <w:szCs w:val="24"/>
-          <w:lang w:val="en-US"/>
-        </w:rPr>
-        <w:t>ax</w:t>
-      </w:r>
-      <w:r>
-        <w:rPr>
-          <w:rFonts w:ascii="Consolas" w:hAnsi="Consolas"/>
-          <w:sz w:val="24"/>
-          <w:szCs w:val="24"/>
-        </w:rPr>
-        <w:t>[</w:t>
-      </w:r>
-      <w:proofErr w:type="gramEnd"/>
-      <w:r>
-        <w:rPr>
-          <w:rFonts w:ascii="Consolas" w:hAnsi="Consolas"/>
-          <w:sz w:val="24"/>
-          <w:szCs w:val="24"/>
-        </w:rPr>
-        <w:t>1].</w:t>
+        <w:t xml:space="preserve">    ax</w:t>
+      </w:r>
+      <w:r>
+        <w:rPr>
+          <w:rFonts w:ascii="Consolas" w:hAnsi="Consolas"/>
+          <w:sz w:val="24"/>
+          <w:szCs w:val="24"/>
+        </w:rPr>
+        <w:t>[1].</w:t>
       </w:r>
       <w:r>
         <w:rPr>
@@ -24324,7 +25235,6 @@
         </w:rPr>
         <w:t xml:space="preserve">    </w:t>
       </w:r>
-      <w:proofErr w:type="gramStart"/>
       <w:r>
         <w:rPr>
           <w:rFonts w:ascii="Consolas" w:hAnsi="Consolas"/>
@@ -24353,7 +25263,6 @@
         <w:t>colorbar</w:t>
       </w:r>
       <w:proofErr w:type="spellEnd"/>
-      <w:proofErr w:type="gramEnd"/>
       <w:r>
         <w:rPr>
           <w:rFonts w:ascii="Consolas" w:hAnsi="Consolas"/>
@@ -24449,25 +25358,14 @@
         <w:t xml:space="preserve">    </w:t>
       </w:r>
       <w:proofErr w:type="spellStart"/>
-      <w:proofErr w:type="gramStart"/>
-      <w:r>
-        <w:rPr>
-          <w:rFonts w:ascii="Consolas" w:hAnsi="Consolas"/>
-          <w:sz w:val="24"/>
-          <w:szCs w:val="24"/>
-          <w:lang w:val="en-US"/>
-        </w:rPr>
-        <w:t>fig.tight</w:t>
-      </w:r>
-      <w:proofErr w:type="gramEnd"/>
-      <w:r>
-        <w:rPr>
-          <w:rFonts w:ascii="Consolas" w:hAnsi="Consolas"/>
-          <w:sz w:val="24"/>
-          <w:szCs w:val="24"/>
-          <w:lang w:val="en-US"/>
-        </w:rPr>
-        <w:t>_layout</w:t>
+      <w:r>
+        <w:rPr>
+          <w:rFonts w:ascii="Consolas" w:hAnsi="Consolas"/>
+          <w:sz w:val="24"/>
+          <w:szCs w:val="24"/>
+          <w:lang w:val="en-US"/>
+        </w:rPr>
+        <w:t>fig.tight_layout</w:t>
       </w:r>
       <w:proofErr w:type="spellEnd"/>
       <w:r>
@@ -24502,7 +25400,6 @@
         <w:t xml:space="preserve">    </w:t>
       </w:r>
       <w:proofErr w:type="spellStart"/>
-      <w:proofErr w:type="gramStart"/>
       <w:r>
         <w:rPr>
           <w:rFonts w:ascii="Consolas" w:hAnsi="Consolas"/>
@@ -24513,7 +25410,6 @@
         <w:t>fig.savefig</w:t>
       </w:r>
       <w:proofErr w:type="spellEnd"/>
-      <w:proofErr w:type="gramEnd"/>
       <w:r>
         <w:rPr>
           <w:rFonts w:ascii="Consolas" w:hAnsi="Consolas"/>
@@ -24572,7 +25468,6 @@
         <w:t xml:space="preserve">    top = list(</w:t>
       </w:r>
       <w:proofErr w:type="spellStart"/>
-      <w:proofErr w:type="gramStart"/>
       <w:r>
         <w:rPr>
           <w:rFonts w:ascii="Consolas" w:hAnsi="Consolas"/>
@@ -24583,7 +25478,6 @@
         <w:t>correlation.index</w:t>
       </w:r>
       <w:proofErr w:type="spellEnd"/>
-      <w:proofErr w:type="gramEnd"/>
       <w:r>
         <w:rPr>
           <w:rFonts w:ascii="Consolas" w:hAnsi="Consolas"/>
@@ -24636,7 +25530,6 @@
         <w:t xml:space="preserve"> = </w:t>
       </w:r>
       <w:proofErr w:type="spellStart"/>
-      <w:proofErr w:type="gramStart"/>
       <w:r>
         <w:rPr>
           <w:rFonts w:ascii="Consolas" w:hAnsi="Consolas"/>
@@ -24647,7 +25540,6 @@
         <w:t>plt.subplots</w:t>
       </w:r>
       <w:proofErr w:type="spellEnd"/>
-      <w:proofErr w:type="gramEnd"/>
       <w:r>
         <w:rPr>
           <w:rFonts w:ascii="Consolas" w:hAnsi="Consolas"/>
@@ -24700,7 +25592,6 @@
         <w:t xml:space="preserve">    for ax_, c in zip(</w:t>
       </w:r>
       <w:proofErr w:type="spellStart"/>
-      <w:proofErr w:type="gramStart"/>
       <w:r>
         <w:rPr>
           <w:rFonts w:ascii="Consolas" w:hAnsi="Consolas"/>
@@ -24711,7 +25602,6 @@
         <w:t>axs.ravel</w:t>
       </w:r>
       <w:proofErr w:type="spellEnd"/>
-      <w:proofErr w:type="gramEnd"/>
       <w:r>
         <w:rPr>
           <w:rFonts w:ascii="Consolas" w:hAnsi="Consolas"/>
@@ -24744,7 +25634,6 @@
         <w:t xml:space="preserve">        j = </w:t>
       </w:r>
       <w:proofErr w:type="spellStart"/>
-      <w:proofErr w:type="gramStart"/>
       <w:r>
         <w:rPr>
           <w:rFonts w:ascii="Consolas" w:hAnsi="Consolas"/>
@@ -24755,7 +25644,6 @@
         <w:t>names.index</w:t>
       </w:r>
       <w:proofErr w:type="spellEnd"/>
-      <w:proofErr w:type="gramEnd"/>
       <w:r>
         <w:rPr>
           <w:rFonts w:ascii="Consolas" w:hAnsi="Consolas"/>
@@ -24795,20 +25683,9 @@
           <w:szCs w:val="24"/>
           <w:lang w:val="en-US"/>
         </w:rPr>
-        <w:t>ax</w:t>
-      </w:r>
-      <w:proofErr w:type="gramStart"/>
-      <w:r>
-        <w:rPr>
-          <w:rFonts w:ascii="Consolas" w:hAnsi="Consolas"/>
-          <w:sz w:val="24"/>
-          <w:szCs w:val="24"/>
-          <w:lang w:val="en-US"/>
-        </w:rPr>
-        <w:t>_.hist</w:t>
-      </w:r>
-      <w:proofErr w:type="spellEnd"/>
-      <w:proofErr w:type="gramEnd"/>
+        <w:t>ax_.hist</w:t>
+      </w:r>
+      <w:proofErr w:type="spellEnd"/>
       <w:r>
         <w:rPr>
           <w:rFonts w:ascii="Consolas" w:hAnsi="Consolas"/>
@@ -24848,20 +25725,9 @@
           <w:szCs w:val="24"/>
           <w:lang w:val="en-US"/>
         </w:rPr>
-        <w:t>ax</w:t>
-      </w:r>
-      <w:proofErr w:type="gramStart"/>
-      <w:r>
-        <w:rPr>
-          <w:rFonts w:ascii="Consolas" w:hAnsi="Consolas"/>
-          <w:sz w:val="24"/>
-          <w:szCs w:val="24"/>
-          <w:lang w:val="en-US"/>
-        </w:rPr>
-        <w:t>_.hist</w:t>
-      </w:r>
-      <w:proofErr w:type="spellEnd"/>
-      <w:proofErr w:type="gramEnd"/>
+        <w:t>ax_.hist</w:t>
+      </w:r>
+      <w:proofErr w:type="spellEnd"/>
       <w:r>
         <w:rPr>
           <w:rFonts w:ascii="Consolas" w:hAnsi="Consolas"/>
@@ -24983,20 +25849,9 @@
           <w:szCs w:val="24"/>
           <w:lang w:val="en-US"/>
         </w:rPr>
-        <w:t>ax</w:t>
-      </w:r>
-      <w:proofErr w:type="gramStart"/>
-      <w:r>
-        <w:rPr>
-          <w:rFonts w:ascii="Consolas" w:hAnsi="Consolas"/>
-          <w:sz w:val="24"/>
-          <w:szCs w:val="24"/>
-          <w:lang w:val="en-US"/>
-        </w:rPr>
-        <w:t>_.legend</w:t>
-      </w:r>
-      <w:proofErr w:type="spellEnd"/>
-      <w:proofErr w:type="gramEnd"/>
+        <w:t>ax_.legend</w:t>
+      </w:r>
+      <w:proofErr w:type="spellEnd"/>
       <w:r>
         <w:rPr>
           <w:rFonts w:ascii="Consolas" w:hAnsi="Consolas"/>
@@ -25051,25 +25906,14 @@
         <w:t xml:space="preserve">    </w:t>
       </w:r>
       <w:proofErr w:type="spellStart"/>
-      <w:proofErr w:type="gramStart"/>
-      <w:r>
-        <w:rPr>
-          <w:rFonts w:ascii="Consolas" w:hAnsi="Consolas"/>
-          <w:sz w:val="24"/>
-          <w:szCs w:val="24"/>
-          <w:lang w:val="en-US"/>
-        </w:rPr>
-        <w:t>fig.tight</w:t>
-      </w:r>
-      <w:proofErr w:type="gramEnd"/>
-      <w:r>
-        <w:rPr>
-          <w:rFonts w:ascii="Consolas" w:hAnsi="Consolas"/>
-          <w:sz w:val="24"/>
-          <w:szCs w:val="24"/>
-          <w:lang w:val="en-US"/>
-        </w:rPr>
-        <w:t>_layout</w:t>
+      <w:r>
+        <w:rPr>
+          <w:rFonts w:ascii="Consolas" w:hAnsi="Consolas"/>
+          <w:sz w:val="24"/>
+          <w:szCs w:val="24"/>
+          <w:lang w:val="en-US"/>
+        </w:rPr>
+        <w:t>fig.tight_layout</w:t>
       </w:r>
       <w:proofErr w:type="spellEnd"/>
       <w:r>
@@ -25104,7 +25948,6 @@
         <w:t xml:space="preserve">    </w:t>
       </w:r>
       <w:proofErr w:type="spellStart"/>
-      <w:proofErr w:type="gramStart"/>
       <w:r>
         <w:rPr>
           <w:rFonts w:ascii="Consolas" w:hAnsi="Consolas"/>
@@ -25115,7 +25958,6 @@
         <w:t>fig.savefig</w:t>
       </w:r>
       <w:proofErr w:type="spellEnd"/>
-      <w:proofErr w:type="gramEnd"/>
       <w:r>
         <w:rPr>
           <w:rFonts w:ascii="Consolas" w:hAnsi="Consolas"/>
@@ -25158,27 +26000,7 @@
           <w:szCs w:val="24"/>
           <w:lang w:val="en-US"/>
         </w:rPr>
-        <w:t xml:space="preserve">    </w:t>
-      </w:r>
-      <w:proofErr w:type="gramStart"/>
-      <w:r>
-        <w:rPr>
-          <w:rFonts w:ascii="Consolas" w:hAnsi="Consolas"/>
-          <w:sz w:val="24"/>
-          <w:szCs w:val="24"/>
-          <w:lang w:val="en-US"/>
-        </w:rPr>
-        <w:t>print(</w:t>
-      </w:r>
-      <w:proofErr w:type="gramEnd"/>
-      <w:r>
-        <w:rPr>
-          <w:rFonts w:ascii="Consolas" w:hAnsi="Consolas"/>
-          <w:sz w:val="24"/>
-          <w:szCs w:val="24"/>
-          <w:lang w:val="en-US"/>
-        </w:rPr>
-        <w:t>"\</w:t>
+        <w:t xml:space="preserve">    print("\</w:t>
       </w:r>
       <w:proofErr w:type="spellStart"/>
       <w:r>
@@ -25236,7 +26058,6 @@
         <w:t xml:space="preserve">    if </w:t>
       </w:r>
       <w:proofErr w:type="spellStart"/>
-      <w:proofErr w:type="gramStart"/>
       <w:r>
         <w:rPr>
           <w:rFonts w:ascii="Consolas" w:hAnsi="Consolas"/>
@@ -25247,7 +26068,6 @@
         <w:t>a.show</w:t>
       </w:r>
       <w:proofErr w:type="spellEnd"/>
-      <w:proofErr w:type="gramEnd"/>
       <w:r>
         <w:rPr>
           <w:rFonts w:ascii="Consolas" w:hAnsi="Consolas"/>
@@ -25280,7 +26100,6 @@
         <w:t xml:space="preserve">        </w:t>
       </w:r>
       <w:proofErr w:type="spellStart"/>
-      <w:proofErr w:type="gramStart"/>
       <w:r>
         <w:rPr>
           <w:rFonts w:ascii="Consolas" w:hAnsi="Consolas"/>
@@ -25291,7 +26110,6 @@
         <w:t>plt.show</w:t>
       </w:r>
       <w:proofErr w:type="spellEnd"/>
-      <w:proofErr w:type="gramEnd"/>
       <w:r>
         <w:rPr>
           <w:rFonts w:ascii="Consolas" w:hAnsi="Consolas"/>
@@ -25419,7 +26237,6 @@
         <w:t>(</w:t>
       </w:r>
       <w:proofErr w:type="spellStart"/>
-      <w:proofErr w:type="gramStart"/>
       <w:r>
         <w:rPr>
           <w:rFonts w:ascii="Consolas" w:hAnsi="Consolas"/>
@@ -25430,7 +26247,6 @@
         <w:t>a.dataset</w:t>
       </w:r>
       <w:proofErr w:type="spellEnd"/>
-      <w:proofErr w:type="gramEnd"/>
       <w:r>
         <w:rPr>
           <w:rFonts w:ascii="Consolas" w:hAnsi="Consolas"/>
@@ -25463,7 +26279,6 @@
         <w:t xml:space="preserve">    y = (</w:t>
       </w:r>
       <w:proofErr w:type="spellStart"/>
-      <w:proofErr w:type="gramStart"/>
       <w:r>
         <w:rPr>
           <w:rFonts w:ascii="Consolas" w:hAnsi="Consolas"/>
@@ -25481,17 +26296,7 @@
           <w:szCs w:val="24"/>
           <w:lang w:val="en-US"/>
         </w:rPr>
-        <w:t>[</w:t>
-      </w:r>
-      <w:proofErr w:type="gramEnd"/>
-      <w:r>
-        <w:rPr>
-          <w:rFonts w:ascii="Consolas" w:hAnsi="Consolas"/>
-          <w:sz w:val="24"/>
-          <w:szCs w:val="24"/>
-          <w:lang w:val="en-US"/>
-        </w:rPr>
-        <w:t>1] == "M").</w:t>
+        <w:t>[1] == "M").</w:t>
       </w:r>
       <w:proofErr w:type="spellStart"/>
       <w:r>
@@ -25577,25 +26382,14 @@
         <w:t xml:space="preserve"> = </w:t>
       </w:r>
       <w:proofErr w:type="spellStart"/>
-      <w:proofErr w:type="gramStart"/>
-      <w:r>
-        <w:rPr>
-          <w:rFonts w:ascii="Consolas" w:hAnsi="Consolas"/>
-          <w:sz w:val="24"/>
-          <w:szCs w:val="24"/>
-          <w:lang w:val="en-US"/>
-        </w:rPr>
-        <w:t>np.random</w:t>
-      </w:r>
-      <w:proofErr w:type="gramEnd"/>
-      <w:r>
-        <w:rPr>
-          <w:rFonts w:ascii="Consolas" w:hAnsi="Consolas"/>
-          <w:sz w:val="24"/>
-          <w:szCs w:val="24"/>
-          <w:lang w:val="en-US"/>
-        </w:rPr>
-        <w:t>.default_rng</w:t>
+      <w:r>
+        <w:rPr>
+          <w:rFonts w:ascii="Consolas" w:hAnsi="Consolas"/>
+          <w:sz w:val="24"/>
+          <w:szCs w:val="24"/>
+          <w:lang w:val="en-US"/>
+        </w:rPr>
+        <w:t>np.random.default_rng</w:t>
       </w:r>
       <w:proofErr w:type="spellEnd"/>
       <w:r>
@@ -25741,20 +26535,9 @@
           <w:szCs w:val="24"/>
           <w:lang w:val="en-US"/>
         </w:rPr>
-        <w:t>rand_num_</w:t>
-      </w:r>
-      <w:proofErr w:type="gramStart"/>
-      <w:r>
-        <w:rPr>
-          <w:rFonts w:ascii="Consolas" w:hAnsi="Consolas"/>
-          <w:sz w:val="24"/>
-          <w:szCs w:val="24"/>
-          <w:lang w:val="en-US"/>
-        </w:rPr>
-        <w:t>gen.permutation</w:t>
-      </w:r>
-      <w:proofErr w:type="spellEnd"/>
-      <w:proofErr w:type="gramEnd"/>
+        <w:t>rand_num_gen.permutation</w:t>
+      </w:r>
+      <w:proofErr w:type="spellEnd"/>
       <w:r>
         <w:rPr>
           <w:rFonts w:ascii="Consolas" w:hAnsi="Consolas"/>
@@ -25814,20 +26597,9 @@
           <w:szCs w:val="24"/>
           <w:lang w:val="en-US"/>
         </w:rPr>
-        <w:t>val_</w:t>
-      </w:r>
-      <w:proofErr w:type="gramStart"/>
-      <w:r>
-        <w:rPr>
-          <w:rFonts w:ascii="Consolas" w:hAnsi="Consolas"/>
-          <w:sz w:val="24"/>
-          <w:szCs w:val="24"/>
-          <w:lang w:val="en-US"/>
-        </w:rPr>
-        <w:t>idx.extend</w:t>
-      </w:r>
-      <w:proofErr w:type="spellEnd"/>
-      <w:proofErr w:type="gramEnd"/>
+        <w:t>val_idx.extend</w:t>
+      </w:r>
+      <w:proofErr w:type="spellEnd"/>
       <w:r>
         <w:rPr>
           <w:rFonts w:ascii="Consolas" w:hAnsi="Consolas"/>
@@ -25953,7 +26725,6 @@
         <w:t xml:space="preserve">    mask = </w:t>
       </w:r>
       <w:proofErr w:type="spellStart"/>
-      <w:proofErr w:type="gramStart"/>
       <w:r>
         <w:rPr>
           <w:rFonts w:ascii="Consolas" w:hAnsi="Consolas"/>
@@ -25964,7 +26735,6 @@
         <w:t>np.zeros</w:t>
       </w:r>
       <w:proofErr w:type="spellEnd"/>
-      <w:proofErr w:type="gramEnd"/>
       <w:r>
         <w:rPr>
           <w:rFonts w:ascii="Consolas" w:hAnsi="Consolas"/>
@@ -26096,27 +26866,7 @@
           <w:szCs w:val="24"/>
           <w:lang w:val="en-US"/>
         </w:rPr>
-        <w:t>[~mask].</w:t>
-      </w:r>
-      <w:proofErr w:type="gramStart"/>
-      <w:r>
-        <w:rPr>
-          <w:rFonts w:ascii="Consolas" w:hAnsi="Consolas"/>
-          <w:sz w:val="24"/>
-          <w:szCs w:val="24"/>
-          <w:lang w:val="en-US"/>
-        </w:rPr>
-        <w:t>sample(</w:t>
-      </w:r>
-      <w:proofErr w:type="gramEnd"/>
-      <w:r>
-        <w:rPr>
-          <w:rFonts w:ascii="Consolas" w:hAnsi="Consolas"/>
-          <w:sz w:val="24"/>
-          <w:szCs w:val="24"/>
-          <w:lang w:val="en-US"/>
-        </w:rPr>
-        <w:t xml:space="preserve">frac=1, </w:t>
+        <w:t xml:space="preserve">[~mask].sample(frac=1, </w:t>
       </w:r>
       <w:proofErr w:type="spellStart"/>
       <w:r>
@@ -26198,27 +26948,7 @@
           <w:szCs w:val="24"/>
           <w:lang w:val="en-US"/>
         </w:rPr>
-        <w:t>[mask].</w:t>
-      </w:r>
-      <w:proofErr w:type="gramStart"/>
-      <w:r>
-        <w:rPr>
-          <w:rFonts w:ascii="Consolas" w:hAnsi="Consolas"/>
-          <w:sz w:val="24"/>
-          <w:szCs w:val="24"/>
-          <w:lang w:val="en-US"/>
-        </w:rPr>
-        <w:t>sample(</w:t>
-      </w:r>
-      <w:proofErr w:type="gramEnd"/>
-      <w:r>
-        <w:rPr>
-          <w:rFonts w:ascii="Consolas" w:hAnsi="Consolas"/>
-          <w:sz w:val="24"/>
-          <w:szCs w:val="24"/>
-          <w:lang w:val="en-US"/>
-        </w:rPr>
-        <w:t xml:space="preserve">frac=1, </w:t>
+        <w:t xml:space="preserve">[mask].sample(frac=1, </w:t>
       </w:r>
       <w:proofErr w:type="spellStart"/>
       <w:r>
@@ -26303,17 +27033,7 @@
           <w:szCs w:val="24"/>
           <w:lang w:val="en-US"/>
         </w:rPr>
-        <w:t>train.to_</w:t>
-      </w:r>
-      <w:proofErr w:type="gramStart"/>
-      <w:r>
-        <w:rPr>
-          <w:rFonts w:ascii="Consolas" w:hAnsi="Consolas"/>
-          <w:sz w:val="24"/>
-          <w:szCs w:val="24"/>
-          <w:lang w:val="en-US"/>
-        </w:rPr>
-        <w:t>csv</w:t>
+        <w:t>train.to_csv</w:t>
       </w:r>
       <w:proofErr w:type="spellEnd"/>
       <w:r>
@@ -26326,7 +27046,6 @@
         <w:t>(</w:t>
       </w:r>
       <w:proofErr w:type="spellStart"/>
-      <w:proofErr w:type="gramEnd"/>
       <w:r>
         <w:rPr>
           <w:rFonts w:ascii="Consolas" w:hAnsi="Consolas"/>
@@ -26376,17 +27095,7 @@
           <w:szCs w:val="24"/>
           <w:lang w:val="en-US"/>
         </w:rPr>
-        <w:t>valid.to_</w:t>
-      </w:r>
-      <w:proofErr w:type="gramStart"/>
-      <w:r>
-        <w:rPr>
-          <w:rFonts w:ascii="Consolas" w:hAnsi="Consolas"/>
-          <w:sz w:val="24"/>
-          <w:szCs w:val="24"/>
-          <w:lang w:val="en-US"/>
-        </w:rPr>
-        <w:t>csv</w:t>
+        <w:t>valid.to_csv</w:t>
       </w:r>
       <w:proofErr w:type="spellEnd"/>
       <w:r>
@@ -26399,7 +27108,6 @@
         <w:t>(</w:t>
       </w:r>
       <w:proofErr w:type="spellStart"/>
-      <w:proofErr w:type="gramEnd"/>
       <w:r>
         <w:rPr>
           <w:rFonts w:ascii="Consolas" w:hAnsi="Consolas"/>
@@ -26439,20 +27147,9 @@
           <w:szCs w:val="24"/>
           <w:lang w:val="en-US"/>
         </w:rPr>
-        <w:t xml:space="preserve">    </w:t>
-      </w:r>
-      <w:proofErr w:type="gramStart"/>
-      <w:r>
-        <w:rPr>
-          <w:rFonts w:ascii="Consolas" w:hAnsi="Consolas"/>
-          <w:sz w:val="24"/>
-          <w:szCs w:val="24"/>
-          <w:lang w:val="en-US"/>
-        </w:rPr>
-        <w:t>print(</w:t>
-      </w:r>
-      <w:proofErr w:type="spellStart"/>
-      <w:proofErr w:type="gramEnd"/>
+        <w:t xml:space="preserve">    print(</w:t>
+      </w:r>
+      <w:proofErr w:type="spellStart"/>
       <w:r>
         <w:rPr>
           <w:rFonts w:ascii="Consolas" w:hAnsi="Consolas"/>
@@ -26730,7 +27427,6 @@
         <w:t>(</w:t>
       </w:r>
       <w:proofErr w:type="spellStart"/>
-      <w:proofErr w:type="gramStart"/>
       <w:r>
         <w:rPr>
           <w:rFonts w:ascii="Consolas" w:hAnsi="Consolas"/>
@@ -26741,7 +27437,6 @@
         <w:t>a.train</w:t>
       </w:r>
       <w:proofErr w:type="spellEnd"/>
-      <w:proofErr w:type="gramEnd"/>
       <w:r>
         <w:rPr>
           <w:rFonts w:ascii="Consolas" w:hAnsi="Consolas"/>
@@ -26854,7 +27549,6 @@
         <w:t>(</w:t>
       </w:r>
       <w:proofErr w:type="spellStart"/>
-      <w:proofErr w:type="gramStart"/>
       <w:r>
         <w:rPr>
           <w:rFonts w:ascii="Consolas" w:hAnsi="Consolas"/>
@@ -26865,7 +27559,6 @@
         <w:t>a.valid</w:t>
       </w:r>
       <w:proofErr w:type="spellEnd"/>
-      <w:proofErr w:type="gramEnd"/>
       <w:r>
         <w:rPr>
           <w:rFonts w:ascii="Consolas" w:hAnsi="Consolas"/>
@@ -26905,20 +27598,9 @@
           <w:szCs w:val="24"/>
           <w:lang w:val="en-US"/>
         </w:rPr>
-        <w:t>X_</w:t>
-      </w:r>
-      <w:proofErr w:type="gramStart"/>
-      <w:r>
-        <w:rPr>
-          <w:rFonts w:ascii="Consolas" w:hAnsi="Consolas"/>
-          <w:sz w:val="24"/>
-          <w:szCs w:val="24"/>
-          <w:lang w:val="en-US"/>
-        </w:rPr>
-        <w:t>train.mean</w:t>
-      </w:r>
-      <w:proofErr w:type="spellEnd"/>
-      <w:proofErr w:type="gramEnd"/>
+        <w:t>X_train.mean</w:t>
+      </w:r>
+      <w:proofErr w:type="spellEnd"/>
       <w:r>
         <w:rPr>
           <w:rFonts w:ascii="Consolas" w:hAnsi="Consolas"/>
@@ -26968,27 +27650,7 @@
           <w:szCs w:val="24"/>
           <w:lang w:val="en-US"/>
         </w:rPr>
-        <w:t xml:space="preserve">    </w:t>
-      </w:r>
-      <w:proofErr w:type="gramStart"/>
-      <w:r>
-        <w:rPr>
-          <w:rFonts w:ascii="Consolas" w:hAnsi="Consolas"/>
-          <w:sz w:val="24"/>
-          <w:szCs w:val="24"/>
-          <w:lang w:val="en-US"/>
-        </w:rPr>
-        <w:t>std[</w:t>
-      </w:r>
-      <w:proofErr w:type="gramEnd"/>
-      <w:r>
-        <w:rPr>
-          <w:rFonts w:ascii="Consolas" w:hAnsi="Consolas"/>
-          <w:sz w:val="24"/>
-          <w:szCs w:val="24"/>
-          <w:lang w:val="en-US"/>
-        </w:rPr>
-        <w:t>std == 0] = 1.0</w:t>
+        <w:t xml:space="preserve">    std[std == 0] = 1.0</w:t>
       </w:r>
     </w:p>
     <w:p>
@@ -27277,20 +27939,9 @@
           <w:szCs w:val="24"/>
           <w:lang w:val="en-US"/>
         </w:rPr>
-        <w:t>X_</w:t>
-      </w:r>
-      <w:proofErr w:type="gramStart"/>
-      <w:r>
-        <w:rPr>
-          <w:rFonts w:ascii="Consolas" w:hAnsi="Consolas"/>
-          <w:sz w:val="24"/>
-          <w:szCs w:val="24"/>
-          <w:lang w:val="en-US"/>
-        </w:rPr>
-        <w:t>train.shape</w:t>
-      </w:r>
-      <w:proofErr w:type="spellEnd"/>
-      <w:proofErr w:type="gramEnd"/>
+        <w:t>X_train.shape</w:t>
+      </w:r>
+      <w:proofErr w:type="spellEnd"/>
       <w:r>
         <w:rPr>
           <w:rFonts w:ascii="Consolas" w:hAnsi="Consolas"/>
@@ -27423,25 +28074,14 @@
         <w:t xml:space="preserve"> = </w:t>
       </w:r>
       <w:proofErr w:type="spellStart"/>
-      <w:proofErr w:type="gramStart"/>
-      <w:r>
-        <w:rPr>
-          <w:rFonts w:ascii="Consolas" w:hAnsi="Consolas"/>
-          <w:sz w:val="24"/>
-          <w:szCs w:val="24"/>
-          <w:lang w:val="en-US"/>
-        </w:rPr>
-        <w:t>np.random</w:t>
-      </w:r>
-      <w:proofErr w:type="gramEnd"/>
-      <w:r>
-        <w:rPr>
-          <w:rFonts w:ascii="Consolas" w:hAnsi="Consolas"/>
-          <w:sz w:val="24"/>
-          <w:szCs w:val="24"/>
-          <w:lang w:val="en-US"/>
-        </w:rPr>
-        <w:t>.default_rng</w:t>
+      <w:r>
+        <w:rPr>
+          <w:rFonts w:ascii="Consolas" w:hAnsi="Consolas"/>
+          <w:sz w:val="24"/>
+          <w:szCs w:val="24"/>
+          <w:lang w:val="en-US"/>
+        </w:rPr>
+        <w:t>np.random.default_rng</w:t>
       </w:r>
       <w:proofErr w:type="spellEnd"/>
       <w:r>
@@ -27581,27 +28221,7 @@
           <w:szCs w:val="24"/>
           <w:lang w:val="en-US"/>
         </w:rPr>
-        <w:t xml:space="preserve">    for ep in </w:t>
-      </w:r>
-      <w:proofErr w:type="gramStart"/>
-      <w:r>
-        <w:rPr>
-          <w:rFonts w:ascii="Consolas" w:hAnsi="Consolas"/>
-          <w:sz w:val="24"/>
-          <w:szCs w:val="24"/>
-          <w:lang w:val="en-US"/>
-        </w:rPr>
-        <w:t>range(</w:t>
-      </w:r>
-      <w:proofErr w:type="gramEnd"/>
-      <w:r>
-        <w:rPr>
-          <w:rFonts w:ascii="Consolas" w:hAnsi="Consolas"/>
-          <w:sz w:val="24"/>
-          <w:szCs w:val="24"/>
-          <w:lang w:val="en-US"/>
-        </w:rPr>
-        <w:t xml:space="preserve">1, </w:t>
+        <w:t xml:space="preserve">    for ep in range(1, </w:t>
       </w:r>
       <w:proofErr w:type="spellStart"/>
       <w:r>
@@ -27653,20 +28273,9 @@
           <w:szCs w:val="24"/>
           <w:lang w:val="en-US"/>
         </w:rPr>
-        <w:t>rand_num_</w:t>
-      </w:r>
-      <w:proofErr w:type="gramStart"/>
-      <w:r>
-        <w:rPr>
-          <w:rFonts w:ascii="Consolas" w:hAnsi="Consolas"/>
-          <w:sz w:val="24"/>
-          <w:szCs w:val="24"/>
-          <w:lang w:val="en-US"/>
-        </w:rPr>
-        <w:t>gen.permutation</w:t>
-      </w:r>
-      <w:proofErr w:type="spellEnd"/>
-      <w:proofErr w:type="gramEnd"/>
+        <w:t>rand_num_gen.permutation</w:t>
+      </w:r>
+      <w:proofErr w:type="spellEnd"/>
       <w:r>
         <w:rPr>
           <w:rFonts w:ascii="Consolas" w:hAnsi="Consolas"/>
@@ -27736,27 +28345,7 @@
           <w:szCs w:val="24"/>
           <w:lang w:val="en-US"/>
         </w:rPr>
-        <w:t xml:space="preserve">        for s in </w:t>
-      </w:r>
-      <w:proofErr w:type="gramStart"/>
-      <w:r>
-        <w:rPr>
-          <w:rFonts w:ascii="Consolas" w:hAnsi="Consolas"/>
-          <w:sz w:val="24"/>
-          <w:szCs w:val="24"/>
-          <w:lang w:val="en-US"/>
-        </w:rPr>
-        <w:t>range(</w:t>
-      </w:r>
-      <w:proofErr w:type="gramEnd"/>
-      <w:r>
-        <w:rPr>
-          <w:rFonts w:ascii="Consolas" w:hAnsi="Consolas"/>
-          <w:sz w:val="24"/>
-          <w:szCs w:val="24"/>
-          <w:lang w:val="en-US"/>
-        </w:rPr>
-        <w:t xml:space="preserve">0, </w:t>
+        <w:t xml:space="preserve">        for s in range(0, </w:t>
       </w:r>
       <w:proofErr w:type="spellStart"/>
       <w:r>
@@ -27838,20 +28427,9 @@
           <w:szCs w:val="24"/>
           <w:lang w:val="en-US"/>
         </w:rPr>
-        <w:t xml:space="preserve"> = </w:t>
-      </w:r>
-      <w:proofErr w:type="gramStart"/>
-      <w:r>
-        <w:rPr>
-          <w:rFonts w:ascii="Consolas" w:hAnsi="Consolas"/>
-          <w:sz w:val="24"/>
-          <w:szCs w:val="24"/>
-          <w:lang w:val="en-US"/>
-        </w:rPr>
-        <w:t>order[</w:t>
-      </w:r>
-      <w:proofErr w:type="spellStart"/>
-      <w:proofErr w:type="gramEnd"/>
+        <w:t xml:space="preserve"> = order[</w:t>
+      </w:r>
+      <w:proofErr w:type="spellStart"/>
       <w:r>
         <w:rPr>
           <w:rFonts w:ascii="Consolas" w:hAnsi="Consolas"/>
@@ -28036,25 +28614,14 @@
         <w:t xml:space="preserve"> = </w:t>
       </w:r>
       <w:proofErr w:type="spellStart"/>
-      <w:proofErr w:type="gramStart"/>
-      <w:r>
-        <w:rPr>
-          <w:rFonts w:ascii="Consolas" w:hAnsi="Consolas"/>
-          <w:sz w:val="24"/>
-          <w:szCs w:val="24"/>
-          <w:lang w:val="en-US"/>
-        </w:rPr>
-        <w:t>net.backward</w:t>
-      </w:r>
-      <w:proofErr w:type="gramEnd"/>
-      <w:r>
-        <w:rPr>
-          <w:rFonts w:ascii="Consolas" w:hAnsi="Consolas"/>
-          <w:sz w:val="24"/>
-          <w:szCs w:val="24"/>
-          <w:lang w:val="en-US"/>
-        </w:rPr>
-        <w:t>_grads</w:t>
+      <w:r>
+        <w:rPr>
+          <w:rFonts w:ascii="Consolas" w:hAnsi="Consolas"/>
+          <w:sz w:val="24"/>
+          <w:szCs w:val="24"/>
+          <w:lang w:val="en-US"/>
+        </w:rPr>
+        <w:t>net.backward_grads</w:t>
       </w:r>
       <w:proofErr w:type="spellEnd"/>
       <w:r>
@@ -28169,7 +28736,6 @@
         <w:t>(</w:t>
       </w:r>
       <w:proofErr w:type="spellStart"/>
-      <w:proofErr w:type="gramStart"/>
       <w:r>
         <w:rPr>
           <w:rFonts w:ascii="Consolas" w:hAnsi="Consolas"/>
@@ -28180,7 +28746,6 @@
         <w:t>net.W</w:t>
       </w:r>
       <w:proofErr w:type="spellEnd"/>
-      <w:proofErr w:type="gramEnd"/>
       <w:r>
         <w:rPr>
           <w:rFonts w:ascii="Consolas" w:hAnsi="Consolas"/>
@@ -28213,7 +28778,6 @@
         <w:t xml:space="preserve">                </w:t>
       </w:r>
       <w:proofErr w:type="spellStart"/>
-      <w:proofErr w:type="gramStart"/>
       <w:r>
         <w:rPr>
           <w:rFonts w:ascii="Consolas" w:hAnsi="Consolas"/>
@@ -28224,7 +28788,6 @@
         <w:t>net.W</w:t>
       </w:r>
       <w:proofErr w:type="spellEnd"/>
-      <w:proofErr w:type="gramEnd"/>
       <w:r>
         <w:rPr>
           <w:rFonts w:ascii="Consolas" w:hAnsi="Consolas"/>
@@ -28337,7 +28900,6 @@
         <w:t xml:space="preserve">                </w:t>
       </w:r>
       <w:proofErr w:type="spellStart"/>
-      <w:proofErr w:type="gramStart"/>
       <w:r>
         <w:rPr>
           <w:rFonts w:ascii="Consolas" w:hAnsi="Consolas"/>
@@ -28348,7 +28910,6 @@
         <w:t>net.b</w:t>
       </w:r>
       <w:proofErr w:type="spellEnd"/>
-      <w:proofErr w:type="gramEnd"/>
       <w:r>
         <w:rPr>
           <w:rFonts w:ascii="Consolas" w:hAnsi="Consolas"/>
@@ -28514,25 +29075,14 @@
         <w:t xml:space="preserve"> = </w:t>
       </w:r>
       <w:proofErr w:type="spellStart"/>
-      <w:proofErr w:type="gramStart"/>
-      <w:r>
-        <w:rPr>
-          <w:rFonts w:ascii="Consolas" w:hAnsi="Consolas"/>
-          <w:sz w:val="24"/>
-          <w:szCs w:val="24"/>
-          <w:lang w:val="en-US"/>
-        </w:rPr>
-        <w:t>net.predict</w:t>
-      </w:r>
-      <w:proofErr w:type="gramEnd"/>
-      <w:r>
-        <w:rPr>
-          <w:rFonts w:ascii="Consolas" w:hAnsi="Consolas"/>
-          <w:sz w:val="24"/>
-          <w:szCs w:val="24"/>
-          <w:lang w:val="en-US"/>
-        </w:rPr>
-        <w:t>_probability</w:t>
+      <w:r>
+        <w:rPr>
+          <w:rFonts w:ascii="Consolas" w:hAnsi="Consolas"/>
+          <w:sz w:val="24"/>
+          <w:szCs w:val="24"/>
+          <w:lang w:val="en-US"/>
+        </w:rPr>
+        <w:t>net.predict_probability</w:t>
       </w:r>
       <w:proofErr w:type="spellEnd"/>
       <w:r>
@@ -28624,27 +29174,7 @@
           <w:szCs w:val="24"/>
           <w:lang w:val="en-US"/>
         </w:rPr>
-        <w:t xml:space="preserve">        history["loss"</w:t>
-      </w:r>
-      <w:proofErr w:type="gramStart"/>
-      <w:r>
-        <w:rPr>
-          <w:rFonts w:ascii="Consolas" w:hAnsi="Consolas"/>
-          <w:sz w:val="24"/>
-          <w:szCs w:val="24"/>
-          <w:lang w:val="en-US"/>
-        </w:rPr>
-        <w:t>].append</w:t>
-      </w:r>
-      <w:proofErr w:type="gramEnd"/>
-      <w:r>
-        <w:rPr>
-          <w:rFonts w:ascii="Consolas" w:hAnsi="Consolas"/>
-          <w:sz w:val="24"/>
-          <w:szCs w:val="24"/>
-          <w:lang w:val="en-US"/>
-        </w:rPr>
-        <w:t>(BCE(</w:t>
+        <w:t xml:space="preserve">        history["loss"].append(BCE(</w:t>
       </w:r>
       <w:proofErr w:type="spellStart"/>
       <w:r>
@@ -28766,27 +29296,7 @@
           <w:szCs w:val="24"/>
           <w:lang w:val="en-US"/>
         </w:rPr>
-        <w:t xml:space="preserve">        history["acc"</w:t>
-      </w:r>
-      <w:proofErr w:type="gramStart"/>
-      <w:r>
-        <w:rPr>
-          <w:rFonts w:ascii="Consolas" w:hAnsi="Consolas"/>
-          <w:sz w:val="24"/>
-          <w:szCs w:val="24"/>
-          <w:lang w:val="en-US"/>
-        </w:rPr>
-        <w:t>].append</w:t>
-      </w:r>
-      <w:proofErr w:type="gramEnd"/>
-      <w:r>
-        <w:rPr>
-          <w:rFonts w:ascii="Consolas" w:hAnsi="Consolas"/>
-          <w:sz w:val="24"/>
-          <w:szCs w:val="24"/>
-          <w:lang w:val="en-US"/>
-        </w:rPr>
-        <w:t>(accuracy(</w:t>
+        <w:t xml:space="preserve">        history["acc"].append(accuracy(</w:t>
       </w:r>
       <w:proofErr w:type="spellStart"/>
       <w:r>
@@ -28908,20 +29418,9 @@
           <w:szCs w:val="24"/>
           <w:lang w:val="en-US"/>
         </w:rPr>
-        <w:t xml:space="preserve">        </w:t>
-      </w:r>
-      <w:proofErr w:type="gramStart"/>
-      <w:r>
-        <w:rPr>
-          <w:rFonts w:ascii="Consolas" w:hAnsi="Consolas"/>
-          <w:sz w:val="24"/>
-          <w:szCs w:val="24"/>
-          <w:lang w:val="en-US"/>
-        </w:rPr>
-        <w:t>print(</w:t>
-      </w:r>
-      <w:proofErr w:type="spellStart"/>
-      <w:proofErr w:type="gramEnd"/>
+        <w:t xml:space="preserve">        print(</w:t>
+      </w:r>
+      <w:proofErr w:type="spellStart"/>
       <w:r>
         <w:rPr>
           <w:rFonts w:ascii="Consolas" w:hAnsi="Consolas"/>
@@ -29022,27 +29521,7 @@
           <w:lang w:val="en-US"/>
         </w:rPr>
         <w:lastRenderedPageBreak/>
-        <w:t xml:space="preserve">              f" - acc: {history['acc</w:t>
-      </w:r>
-      <w:proofErr w:type="gramStart"/>
-      <w:r>
-        <w:rPr>
-          <w:rFonts w:ascii="Consolas" w:hAnsi="Consolas"/>
-          <w:sz w:val="24"/>
-          <w:szCs w:val="24"/>
-          <w:lang w:val="en-US"/>
-        </w:rPr>
-        <w:t>'][</w:t>
-      </w:r>
-      <w:proofErr w:type="gramEnd"/>
-      <w:r>
-        <w:rPr>
-          <w:rFonts w:ascii="Consolas" w:hAnsi="Consolas"/>
-          <w:sz w:val="24"/>
-          <w:szCs w:val="24"/>
-          <w:lang w:val="en-US"/>
-        </w:rPr>
-        <w:t xml:space="preserve">-1]:.4f} - </w:t>
+        <w:t xml:space="preserve">              f" - acc: {history['acc'][-1]:.4f} - </w:t>
       </w:r>
       <w:proofErr w:type="spellStart"/>
       <w:r>
@@ -29120,7 +29599,6 @@
         <w:t xml:space="preserve">    </w:t>
       </w:r>
       <w:proofErr w:type="spellStart"/>
-      <w:proofErr w:type="gramStart"/>
       <w:r>
         <w:rPr>
           <w:rFonts w:ascii="Consolas" w:hAnsi="Consolas"/>
@@ -29131,7 +29609,6 @@
         <w:t>net.save</w:t>
       </w:r>
       <w:proofErr w:type="spellEnd"/>
-      <w:proofErr w:type="gramEnd"/>
       <w:r>
         <w:rPr>
           <w:rFonts w:ascii="Consolas" w:hAnsi="Consolas"/>
@@ -29184,7 +29661,6 @@
         <w:t xml:space="preserve">    print(f"&gt; saving model '{</w:t>
       </w:r>
       <w:proofErr w:type="spellStart"/>
-      <w:proofErr w:type="gramStart"/>
       <w:r>
         <w:rPr>
           <w:rFonts w:ascii="Consolas" w:hAnsi="Consolas"/>
@@ -29195,7 +29671,6 @@
         <w:t>a.model</w:t>
       </w:r>
       <w:proofErr w:type="spellEnd"/>
-      <w:proofErr w:type="gramEnd"/>
       <w:r>
         <w:rPr>
           <w:rFonts w:ascii="Consolas" w:hAnsi="Consolas"/>
@@ -29254,7 +29729,6 @@
         <w:t xml:space="preserve">    fig, ax = </w:t>
       </w:r>
       <w:proofErr w:type="spellStart"/>
-      <w:proofErr w:type="gramStart"/>
       <w:r>
         <w:rPr>
           <w:rFonts w:ascii="Consolas" w:hAnsi="Consolas"/>
@@ -29265,7 +29739,6 @@
         <w:t>plt.subplots</w:t>
       </w:r>
       <w:proofErr w:type="spellEnd"/>
-      <w:proofErr w:type="gramEnd"/>
       <w:r>
         <w:rPr>
           <w:rFonts w:ascii="Consolas" w:hAnsi="Consolas"/>
@@ -29328,27 +29801,7 @@
           <w:szCs w:val="24"/>
           <w:lang w:val="en-US"/>
         </w:rPr>
-        <w:t xml:space="preserve">    ax[0</w:t>
-      </w:r>
-      <w:proofErr w:type="gramStart"/>
-      <w:r>
-        <w:rPr>
-          <w:rFonts w:ascii="Consolas" w:hAnsi="Consolas"/>
-          <w:sz w:val="24"/>
-          <w:szCs w:val="24"/>
-          <w:lang w:val="en-US"/>
-        </w:rPr>
-        <w:t>].plot</w:t>
-      </w:r>
-      <w:proofErr w:type="gramEnd"/>
-      <w:r>
-        <w:rPr>
-          <w:rFonts w:ascii="Consolas" w:hAnsi="Consolas"/>
-          <w:sz w:val="24"/>
-          <w:szCs w:val="24"/>
-          <w:lang w:val="en-US"/>
-        </w:rPr>
-        <w:t>(history["loss"], label="training loss")</w:t>
+        <w:t xml:space="preserve">    ax[0].plot(history["loss"], label="training loss")</w:t>
       </w:r>
     </w:p>
     <w:p>
@@ -29370,27 +29823,7 @@
           <w:szCs w:val="24"/>
           <w:lang w:val="en-US"/>
         </w:rPr>
-        <w:t xml:space="preserve">    ax[0</w:t>
-      </w:r>
-      <w:proofErr w:type="gramStart"/>
-      <w:r>
-        <w:rPr>
-          <w:rFonts w:ascii="Consolas" w:hAnsi="Consolas"/>
-          <w:sz w:val="24"/>
-          <w:szCs w:val="24"/>
-          <w:lang w:val="en-US"/>
-        </w:rPr>
-        <w:t>].plot</w:t>
-      </w:r>
-      <w:proofErr w:type="gramEnd"/>
-      <w:r>
-        <w:rPr>
-          <w:rFonts w:ascii="Consolas" w:hAnsi="Consolas"/>
-          <w:sz w:val="24"/>
-          <w:szCs w:val="24"/>
-          <w:lang w:val="en-US"/>
-        </w:rPr>
-        <w:t>(history["</w:t>
+        <w:t xml:space="preserve">    ax[0].plot(history["</w:t>
       </w:r>
       <w:proofErr w:type="spellStart"/>
       <w:r>
@@ -29432,27 +29865,7 @@
           <w:szCs w:val="24"/>
           <w:lang w:val="en-US"/>
         </w:rPr>
-        <w:t xml:space="preserve">    </w:t>
-      </w:r>
-      <w:proofErr w:type="gramStart"/>
-      <w:r>
-        <w:rPr>
-          <w:rFonts w:ascii="Consolas" w:hAnsi="Consolas"/>
-          <w:sz w:val="24"/>
-          <w:szCs w:val="24"/>
-          <w:lang w:val="en-US"/>
-        </w:rPr>
-        <w:t>ax[</w:t>
-      </w:r>
-      <w:proofErr w:type="gramEnd"/>
-      <w:r>
-        <w:rPr>
-          <w:rFonts w:ascii="Consolas" w:hAnsi="Consolas"/>
-          <w:sz w:val="24"/>
-          <w:szCs w:val="24"/>
-          <w:lang w:val="en-US"/>
-        </w:rPr>
-        <w:t>0].set(</w:t>
+        <w:t xml:space="preserve">    ax[0].set(</w:t>
       </w:r>
       <w:proofErr w:type="spellStart"/>
       <w:r>
@@ -29536,27 +29949,7 @@
           <w:szCs w:val="24"/>
           <w:lang w:val="en-US"/>
         </w:rPr>
-        <w:t xml:space="preserve">    ax[1</w:t>
-      </w:r>
-      <w:proofErr w:type="gramStart"/>
-      <w:r>
-        <w:rPr>
-          <w:rFonts w:ascii="Consolas" w:hAnsi="Consolas"/>
-          <w:sz w:val="24"/>
-          <w:szCs w:val="24"/>
-          <w:lang w:val="en-US"/>
-        </w:rPr>
-        <w:t>].plot</w:t>
-      </w:r>
-      <w:proofErr w:type="gramEnd"/>
-      <w:r>
-        <w:rPr>
-          <w:rFonts w:ascii="Consolas" w:hAnsi="Consolas"/>
-          <w:sz w:val="24"/>
-          <w:szCs w:val="24"/>
-          <w:lang w:val="en-US"/>
-        </w:rPr>
-        <w:t>(history["acc"], label="training accuracy")</w:t>
+        <w:t xml:space="preserve">    ax[1].plot(history["acc"], label="training accuracy")</w:t>
       </w:r>
     </w:p>
     <w:p>
@@ -29578,27 +29971,7 @@
           <w:szCs w:val="24"/>
           <w:lang w:val="en-US"/>
         </w:rPr>
-        <w:t xml:space="preserve">    ax[1</w:t>
-      </w:r>
-      <w:proofErr w:type="gramStart"/>
-      <w:r>
-        <w:rPr>
-          <w:rFonts w:ascii="Consolas" w:hAnsi="Consolas"/>
-          <w:sz w:val="24"/>
-          <w:szCs w:val="24"/>
-          <w:lang w:val="en-US"/>
-        </w:rPr>
-        <w:t>].plot</w:t>
-      </w:r>
-      <w:proofErr w:type="gramEnd"/>
-      <w:r>
-        <w:rPr>
-          <w:rFonts w:ascii="Consolas" w:hAnsi="Consolas"/>
-          <w:sz w:val="24"/>
-          <w:szCs w:val="24"/>
-          <w:lang w:val="en-US"/>
-        </w:rPr>
-        <w:t>(history["</w:t>
+        <w:t xml:space="preserve">    ax[1].plot(history["</w:t>
       </w:r>
       <w:proofErr w:type="spellStart"/>
       <w:r>
@@ -29640,27 +30013,7 @@
           <w:szCs w:val="24"/>
           <w:lang w:val="en-US"/>
         </w:rPr>
-        <w:t xml:space="preserve">    </w:t>
-      </w:r>
-      <w:proofErr w:type="gramStart"/>
-      <w:r>
-        <w:rPr>
-          <w:rFonts w:ascii="Consolas" w:hAnsi="Consolas"/>
-          <w:sz w:val="24"/>
-          <w:szCs w:val="24"/>
-          <w:lang w:val="en-US"/>
-        </w:rPr>
-        <w:t>ax[</w:t>
-      </w:r>
-      <w:proofErr w:type="gramEnd"/>
-      <w:r>
-        <w:rPr>
-          <w:rFonts w:ascii="Consolas" w:hAnsi="Consolas"/>
-          <w:sz w:val="24"/>
-          <w:szCs w:val="24"/>
-          <w:lang w:val="en-US"/>
-        </w:rPr>
-        <w:t>1].set(</w:t>
+        <w:t xml:space="preserve">    ax[1].set(</w:t>
       </w:r>
       <w:proofErr w:type="spellStart"/>
       <w:r>
@@ -29747,25 +30100,14 @@
         <w:t xml:space="preserve">    </w:t>
       </w:r>
       <w:proofErr w:type="spellStart"/>
-      <w:proofErr w:type="gramStart"/>
-      <w:r>
-        <w:rPr>
-          <w:rFonts w:ascii="Consolas" w:hAnsi="Consolas"/>
-          <w:sz w:val="24"/>
-          <w:szCs w:val="24"/>
-          <w:lang w:val="en-US"/>
-        </w:rPr>
-        <w:t>fig.tight</w:t>
-      </w:r>
-      <w:proofErr w:type="gramEnd"/>
-      <w:r>
-        <w:rPr>
-          <w:rFonts w:ascii="Consolas" w:hAnsi="Consolas"/>
-          <w:sz w:val="24"/>
-          <w:szCs w:val="24"/>
-          <w:lang w:val="en-US"/>
-        </w:rPr>
-        <w:t>_layout</w:t>
+      <w:r>
+        <w:rPr>
+          <w:rFonts w:ascii="Consolas" w:hAnsi="Consolas"/>
+          <w:sz w:val="24"/>
+          <w:szCs w:val="24"/>
+          <w:lang w:val="en-US"/>
+        </w:rPr>
+        <w:t>fig.tight_layout</w:t>
       </w:r>
       <w:proofErr w:type="spellEnd"/>
       <w:r>
@@ -29800,7 +30142,6 @@
         <w:t xml:space="preserve">    </w:t>
       </w:r>
       <w:proofErr w:type="spellStart"/>
-      <w:proofErr w:type="gramStart"/>
       <w:r>
         <w:rPr>
           <w:rFonts w:ascii="Consolas" w:hAnsi="Consolas"/>
@@ -29811,7 +30152,6 @@
         <w:t>fig.savefig</w:t>
       </w:r>
       <w:proofErr w:type="spellEnd"/>
-      <w:proofErr w:type="gramEnd"/>
       <w:r>
         <w:rPr>
           <w:rFonts w:ascii="Consolas" w:hAnsi="Consolas"/>
@@ -29841,27 +30181,7 @@
           <w:szCs w:val="24"/>
           <w:lang w:val="en-US"/>
         </w:rPr>
-        <w:t xml:space="preserve">    </w:t>
-      </w:r>
-      <w:proofErr w:type="gramStart"/>
-      <w:r>
-        <w:rPr>
-          <w:rFonts w:ascii="Consolas" w:hAnsi="Consolas"/>
-          <w:sz w:val="24"/>
-          <w:szCs w:val="24"/>
-          <w:lang w:val="en-US"/>
-        </w:rPr>
-        <w:t>print(</w:t>
-      </w:r>
-      <w:proofErr w:type="gramEnd"/>
-      <w:r>
-        <w:rPr>
-          <w:rFonts w:ascii="Consolas" w:hAnsi="Consolas"/>
-          <w:sz w:val="24"/>
-          <w:szCs w:val="24"/>
-          <w:lang w:val="en-US"/>
-        </w:rPr>
-        <w:t>"&gt; learning curves saved to 'learning_curves.png'")</w:t>
+        <w:t xml:space="preserve">    print("&gt; learning curves saved to 'learning_curves.png'")</w:t>
       </w:r>
     </w:p>
     <w:p>
@@ -29899,7 +30219,6 @@
         <w:t xml:space="preserve">    if </w:t>
       </w:r>
       <w:proofErr w:type="spellStart"/>
-      <w:proofErr w:type="gramStart"/>
       <w:r>
         <w:rPr>
           <w:rFonts w:ascii="Consolas" w:hAnsi="Consolas"/>
@@ -29910,7 +30229,6 @@
         <w:t>a.show</w:t>
       </w:r>
       <w:proofErr w:type="spellEnd"/>
-      <w:proofErr w:type="gramEnd"/>
       <w:r>
         <w:rPr>
           <w:rFonts w:ascii="Consolas" w:hAnsi="Consolas"/>
@@ -29943,7 +30261,6 @@
         <w:t xml:space="preserve">        </w:t>
       </w:r>
       <w:proofErr w:type="spellStart"/>
-      <w:proofErr w:type="gramStart"/>
       <w:r>
         <w:rPr>
           <w:rFonts w:ascii="Consolas" w:hAnsi="Consolas"/>
@@ -29954,7 +30271,6 @@
         <w:t>plt.show</w:t>
       </w:r>
       <w:proofErr w:type="spellEnd"/>
-      <w:proofErr w:type="gramEnd"/>
       <w:r>
         <w:rPr>
           <w:rFonts w:ascii="Consolas" w:hAnsi="Consolas"/>
@@ -30075,7 +30391,6 @@
         <w:t>(</w:t>
       </w:r>
       <w:proofErr w:type="spellStart"/>
-      <w:proofErr w:type="gramStart"/>
       <w:r>
         <w:rPr>
           <w:rFonts w:ascii="Consolas" w:hAnsi="Consolas"/>
@@ -30086,7 +30401,6 @@
         <w:t>a.model</w:t>
       </w:r>
       <w:proofErr w:type="spellEnd"/>
-      <w:proofErr w:type="gramEnd"/>
       <w:r>
         <w:rPr>
           <w:rFonts w:ascii="Consolas" w:hAnsi="Consolas"/>
@@ -30159,7 +30473,6 @@
         <w:t>(</w:t>
       </w:r>
       <w:proofErr w:type="spellStart"/>
-      <w:proofErr w:type="gramStart"/>
       <w:r>
         <w:rPr>
           <w:rFonts w:ascii="Consolas" w:hAnsi="Consolas"/>
@@ -30170,7 +30483,6 @@
         <w:t>a.dataset</w:t>
       </w:r>
       <w:proofErr w:type="spellEnd"/>
-      <w:proofErr w:type="gramEnd"/>
       <w:r>
         <w:rPr>
           <w:rFonts w:ascii="Consolas" w:hAnsi="Consolas"/>
@@ -30203,25 +30515,14 @@
         <w:t xml:space="preserve">    P = </w:t>
       </w:r>
       <w:proofErr w:type="spellStart"/>
-      <w:proofErr w:type="gramStart"/>
-      <w:r>
-        <w:rPr>
-          <w:rFonts w:ascii="Consolas" w:hAnsi="Consolas"/>
-          <w:sz w:val="24"/>
-          <w:szCs w:val="24"/>
-          <w:lang w:val="en-US"/>
-        </w:rPr>
-        <w:t>net.predict</w:t>
-      </w:r>
-      <w:proofErr w:type="gramEnd"/>
-      <w:r>
-        <w:rPr>
-          <w:rFonts w:ascii="Consolas" w:hAnsi="Consolas"/>
-          <w:sz w:val="24"/>
-          <w:szCs w:val="24"/>
-          <w:lang w:val="en-US"/>
-        </w:rPr>
-        <w:t>_probability</w:t>
+      <w:r>
+        <w:rPr>
+          <w:rFonts w:ascii="Consolas" w:hAnsi="Consolas"/>
+          <w:sz w:val="24"/>
+          <w:szCs w:val="24"/>
+          <w:lang w:val="en-US"/>
+        </w:rPr>
+        <w:t>net.predict_probability</w:t>
       </w:r>
       <w:proofErr w:type="spellEnd"/>
       <w:r>
@@ -30298,7 +30599,6 @@
         <w:t xml:space="preserve">    prediction = </w:t>
       </w:r>
       <w:proofErr w:type="spellStart"/>
-      <w:proofErr w:type="gramStart"/>
       <w:r>
         <w:rPr>
           <w:rFonts w:ascii="Consolas" w:hAnsi="Consolas"/>
@@ -30309,7 +30609,6 @@
         <w:t>P.argmax</w:t>
       </w:r>
       <w:proofErr w:type="spellEnd"/>
-      <w:proofErr w:type="gramEnd"/>
       <w:r>
         <w:rPr>
           <w:rFonts w:ascii="Consolas" w:hAnsi="Consolas"/>
@@ -30339,27 +30638,7 @@
           <w:szCs w:val="24"/>
           <w:lang w:val="en-US"/>
         </w:rPr>
-        <w:t xml:space="preserve">    TP = </w:t>
-      </w:r>
-      <w:proofErr w:type="gramStart"/>
-      <w:r>
-        <w:rPr>
-          <w:rFonts w:ascii="Consolas" w:hAnsi="Consolas"/>
-          <w:sz w:val="24"/>
-          <w:szCs w:val="24"/>
-          <w:lang w:val="en-US"/>
-        </w:rPr>
-        <w:t>int(</w:t>
-      </w:r>
-      <w:proofErr w:type="gramEnd"/>
-      <w:r>
-        <w:rPr>
-          <w:rFonts w:ascii="Consolas" w:hAnsi="Consolas"/>
-          <w:sz w:val="24"/>
-          <w:szCs w:val="24"/>
-          <w:lang w:val="en-US"/>
-        </w:rPr>
-        <w:t>((prediction == 1) &amp; (y == 1)).sum())</w:t>
+        <w:t xml:space="preserve">    TP = int(((prediction == 1) &amp; (y == 1)).sum())</w:t>
       </w:r>
     </w:p>
     <w:p>
@@ -30381,27 +30660,7 @@
           <w:szCs w:val="24"/>
           <w:lang w:val="en-US"/>
         </w:rPr>
-        <w:t xml:space="preserve">    TN = </w:t>
-      </w:r>
-      <w:proofErr w:type="gramStart"/>
-      <w:r>
-        <w:rPr>
-          <w:rFonts w:ascii="Consolas" w:hAnsi="Consolas"/>
-          <w:sz w:val="24"/>
-          <w:szCs w:val="24"/>
-          <w:lang w:val="en-US"/>
-        </w:rPr>
-        <w:t>int(</w:t>
-      </w:r>
-      <w:proofErr w:type="gramEnd"/>
-      <w:r>
-        <w:rPr>
-          <w:rFonts w:ascii="Consolas" w:hAnsi="Consolas"/>
-          <w:sz w:val="24"/>
-          <w:szCs w:val="24"/>
-          <w:lang w:val="en-US"/>
-        </w:rPr>
-        <w:t>((prediction == 0) &amp; (y == 0)).sum())</w:t>
+        <w:t xml:space="preserve">    TN = int(((prediction == 0) &amp; (y == 0)).sum())</w:t>
       </w:r>
     </w:p>
     <w:p>
@@ -30423,27 +30682,7 @@
           <w:szCs w:val="24"/>
           <w:lang w:val="en-US"/>
         </w:rPr>
-        <w:t xml:space="preserve">    FP = </w:t>
-      </w:r>
-      <w:proofErr w:type="gramStart"/>
-      <w:r>
-        <w:rPr>
-          <w:rFonts w:ascii="Consolas" w:hAnsi="Consolas"/>
-          <w:sz w:val="24"/>
-          <w:szCs w:val="24"/>
-          <w:lang w:val="en-US"/>
-        </w:rPr>
-        <w:t>int(</w:t>
-      </w:r>
-      <w:proofErr w:type="gramEnd"/>
-      <w:r>
-        <w:rPr>
-          <w:rFonts w:ascii="Consolas" w:hAnsi="Consolas"/>
-          <w:sz w:val="24"/>
-          <w:szCs w:val="24"/>
-          <w:lang w:val="en-US"/>
-        </w:rPr>
-        <w:t>((prediction == 1) &amp; (y == 0)).sum())</w:t>
+        <w:t xml:space="preserve">    FP = int(((prediction == 1) &amp; (y == 0)).sum())</w:t>
       </w:r>
     </w:p>
     <w:p>
@@ -30465,27 +30704,7 @@
           <w:szCs w:val="24"/>
           <w:lang w:val="en-US"/>
         </w:rPr>
-        <w:t xml:space="preserve">    FN = </w:t>
-      </w:r>
-      <w:proofErr w:type="gramStart"/>
-      <w:r>
-        <w:rPr>
-          <w:rFonts w:ascii="Consolas" w:hAnsi="Consolas"/>
-          <w:sz w:val="24"/>
-          <w:szCs w:val="24"/>
-          <w:lang w:val="en-US"/>
-        </w:rPr>
-        <w:t>int(</w:t>
-      </w:r>
-      <w:proofErr w:type="gramEnd"/>
-      <w:r>
-        <w:rPr>
-          <w:rFonts w:ascii="Consolas" w:hAnsi="Consolas"/>
-          <w:sz w:val="24"/>
-          <w:szCs w:val="24"/>
-          <w:lang w:val="en-US"/>
-        </w:rPr>
-        <w:t>((prediction == 0) &amp; (y == 1)).sum())</w:t>
+        <w:t xml:space="preserve">    FN = int(((prediction == 0) &amp; (y == 1)).sum())</w:t>
       </w:r>
     </w:p>
     <w:p>
@@ -30507,27 +30726,7 @@
           <w:szCs w:val="24"/>
           <w:lang w:val="en-US"/>
         </w:rPr>
-        <w:t xml:space="preserve">    precision = TP / </w:t>
-      </w:r>
-      <w:proofErr w:type="gramStart"/>
-      <w:r>
-        <w:rPr>
-          <w:rFonts w:ascii="Consolas" w:hAnsi="Consolas"/>
-          <w:sz w:val="24"/>
-          <w:szCs w:val="24"/>
-          <w:lang w:val="en-US"/>
-        </w:rPr>
-        <w:t>max(</w:t>
-      </w:r>
-      <w:proofErr w:type="gramEnd"/>
-      <w:r>
-        <w:rPr>
-          <w:rFonts w:ascii="Consolas" w:hAnsi="Consolas"/>
-          <w:sz w:val="24"/>
-          <w:szCs w:val="24"/>
-          <w:lang w:val="en-US"/>
-        </w:rPr>
-        <w:t>TP + FP, 1)</w:t>
+        <w:t xml:space="preserve">    precision = TP / max(TP + FP, 1)</w:t>
       </w:r>
     </w:p>
     <w:p>
@@ -30575,7 +30774,6 @@
         </w:rPr>
         <w:t xml:space="preserve"> / </w:t>
       </w:r>
-      <w:proofErr w:type="gramStart"/>
       <w:r>
         <w:rPr>
           <w:rFonts w:ascii="Consolas" w:hAnsi="Consolas"/>
@@ -30593,7 +30791,6 @@
         </w:rPr>
         <w:t>(</w:t>
       </w:r>
-      <w:proofErr w:type="gramEnd"/>
       <w:r>
         <w:rPr>
           <w:rFonts w:ascii="Consolas" w:hAnsi="Consolas"/>
@@ -30673,27 +30870,7 @@
           <w:szCs w:val="24"/>
           <w:lang w:val="en-US"/>
         </w:rPr>
-        <w:t xml:space="preserve">f1 = 2*precision*recall / </w:t>
-      </w:r>
-      <w:proofErr w:type="gramStart"/>
-      <w:r>
-        <w:rPr>
-          <w:rFonts w:ascii="Consolas" w:hAnsi="Consolas"/>
-          <w:sz w:val="24"/>
-          <w:szCs w:val="24"/>
-          <w:lang w:val="en-US"/>
-        </w:rPr>
-        <w:t>max(</w:t>
-      </w:r>
-      <w:proofErr w:type="gramEnd"/>
-      <w:r>
-        <w:rPr>
-          <w:rFonts w:ascii="Consolas" w:hAnsi="Consolas"/>
-          <w:sz w:val="24"/>
-          <w:szCs w:val="24"/>
-          <w:lang w:val="en-US"/>
-        </w:rPr>
-        <w:t>precision + recall, EPS)</w:t>
+        <w:t>f1 = 2*precision*recall / max(precision + recall, EPS)</w:t>
       </w:r>
     </w:p>
     <w:p>
@@ -30737,20 +30914,9 @@
           <w:szCs w:val="24"/>
           <w:lang w:val="en-US"/>
         </w:rPr>
-        <w:t xml:space="preserve">    </w:t>
-      </w:r>
-      <w:proofErr w:type="gramStart"/>
-      <w:r>
-        <w:rPr>
-          <w:rFonts w:ascii="Consolas" w:hAnsi="Consolas"/>
-          <w:sz w:val="24"/>
-          <w:szCs w:val="24"/>
-          <w:lang w:val="en-US"/>
-        </w:rPr>
-        <w:t>print(</w:t>
-      </w:r>
-      <w:proofErr w:type="spellStart"/>
-      <w:proofErr w:type="gramEnd"/>
+        <w:t xml:space="preserve">    print(</w:t>
+      </w:r>
+      <w:proofErr w:type="spellStart"/>
       <w:r>
         <w:rPr>
           <w:rFonts w:ascii="Consolas" w:hAnsi="Consolas"/>
@@ -30810,20 +30976,9 @@
           <w:szCs w:val="24"/>
           <w:lang w:val="en-US"/>
         </w:rPr>
-        <w:t xml:space="preserve">    </w:t>
-      </w:r>
-      <w:proofErr w:type="gramStart"/>
-      <w:r>
-        <w:rPr>
-          <w:rFonts w:ascii="Consolas" w:hAnsi="Consolas"/>
-          <w:sz w:val="24"/>
-          <w:szCs w:val="24"/>
-          <w:lang w:val="en-US"/>
-        </w:rPr>
-        <w:t>print(</w:t>
-      </w:r>
-      <w:proofErr w:type="spellStart"/>
-      <w:proofErr w:type="gramEnd"/>
+        <w:t xml:space="preserve">    print(</w:t>
+      </w:r>
+      <w:proofErr w:type="spellStart"/>
       <w:r>
         <w:rPr>
           <w:rFonts w:ascii="Consolas" w:hAnsi="Consolas"/>
@@ -30863,20 +31018,9 @@
           <w:szCs w:val="24"/>
           <w:lang w:val="en-US"/>
         </w:rPr>
-        <w:t xml:space="preserve">    </w:t>
-      </w:r>
-      <w:proofErr w:type="gramStart"/>
-      <w:r>
-        <w:rPr>
-          <w:rFonts w:ascii="Consolas" w:hAnsi="Consolas"/>
-          <w:sz w:val="24"/>
-          <w:szCs w:val="24"/>
-          <w:lang w:val="en-US"/>
-        </w:rPr>
-        <w:t>print(</w:t>
-      </w:r>
-      <w:proofErr w:type="spellStart"/>
-      <w:proofErr w:type="gramEnd"/>
+        <w:t xml:space="preserve">    print(</w:t>
+      </w:r>
+      <w:proofErr w:type="spellStart"/>
       <w:r>
         <w:rPr>
           <w:rFonts w:ascii="Consolas" w:hAnsi="Consolas"/>
@@ -30916,20 +31060,9 @@
           <w:szCs w:val="24"/>
           <w:lang w:val="en-US"/>
         </w:rPr>
-        <w:t xml:space="preserve">    </w:t>
-      </w:r>
-      <w:proofErr w:type="gramStart"/>
-      <w:r>
-        <w:rPr>
-          <w:rFonts w:ascii="Consolas" w:hAnsi="Consolas"/>
-          <w:sz w:val="24"/>
-          <w:szCs w:val="24"/>
-          <w:lang w:val="en-US"/>
-        </w:rPr>
-        <w:t>print(</w:t>
-      </w:r>
-      <w:proofErr w:type="spellStart"/>
-      <w:proofErr w:type="gramEnd"/>
+        <w:t xml:space="preserve">    print(</w:t>
+      </w:r>
+      <w:proofErr w:type="spellStart"/>
       <w:r>
         <w:rPr>
           <w:rFonts w:ascii="Consolas" w:hAnsi="Consolas"/>
@@ -30985,7 +31118,6 @@
         <w:t xml:space="preserve">    if </w:t>
       </w:r>
       <w:proofErr w:type="spellStart"/>
-      <w:proofErr w:type="gramStart"/>
       <w:r>
         <w:rPr>
           <w:rFonts w:ascii="Consolas" w:hAnsi="Consolas"/>
@@ -30996,7 +31128,6 @@
         <w:t>a.output</w:t>
       </w:r>
       <w:proofErr w:type="spellEnd"/>
-      <w:proofErr w:type="gramEnd"/>
       <w:r>
         <w:rPr>
           <w:rFonts w:ascii="Consolas" w:hAnsi="Consolas"/>
@@ -31029,7 +31160,6 @@
         <w:t xml:space="preserve">        </w:t>
       </w:r>
       <w:proofErr w:type="spellStart"/>
-      <w:proofErr w:type="gramStart"/>
       <w:r>
         <w:rPr>
           <w:rFonts w:ascii="Consolas" w:hAnsi="Consolas"/>
@@ -31040,7 +31170,6 @@
         <w:t>pd.DataFrame</w:t>
       </w:r>
       <w:proofErr w:type="spellEnd"/>
-      <w:proofErr w:type="gramEnd"/>
       <w:r>
         <w:rPr>
           <w:rFonts w:ascii="Consolas" w:hAnsi="Consolas"/>
@@ -31131,27 +31260,7 @@
           <w:szCs w:val="24"/>
           <w:lang w:val="en-US"/>
         </w:rPr>
-        <w:t>": P</w:t>
-      </w:r>
-      <w:proofErr w:type="gramStart"/>
-      <w:r>
-        <w:rPr>
-          <w:rFonts w:ascii="Consolas" w:hAnsi="Consolas"/>
-          <w:sz w:val="24"/>
-          <w:szCs w:val="24"/>
-          <w:lang w:val="en-US"/>
-        </w:rPr>
-        <w:t>[:,</w:t>
-      </w:r>
-      <w:proofErr w:type="gramEnd"/>
-      <w:r>
-        <w:rPr>
-          <w:rFonts w:ascii="Consolas" w:hAnsi="Consolas"/>
-          <w:sz w:val="24"/>
-          <w:szCs w:val="24"/>
-          <w:lang w:val="en-US"/>
-        </w:rPr>
-        <w:t xml:space="preserve"> 1]}).</w:t>
+        <w:t>": P[:, 1]}).</w:t>
       </w:r>
       <w:proofErr w:type="spellStart"/>
       <w:r>
@@ -31235,20 +31344,9 @@
           <w:szCs w:val="24"/>
           <w:lang w:val="en-US"/>
         </w:rPr>
-        <w:t xml:space="preserve">        </w:t>
-      </w:r>
-      <w:proofErr w:type="gramStart"/>
-      <w:r>
-        <w:rPr>
-          <w:rFonts w:ascii="Consolas" w:hAnsi="Consolas"/>
-          <w:sz w:val="24"/>
-          <w:szCs w:val="24"/>
-          <w:lang w:val="en-US"/>
-        </w:rPr>
-        <w:t>print(</w:t>
-      </w:r>
-      <w:proofErr w:type="spellStart"/>
-      <w:proofErr w:type="gramEnd"/>
+        <w:t xml:space="preserve">        print(</w:t>
+      </w:r>
+      <w:proofErr w:type="spellStart"/>
       <w:r>
         <w:rPr>
           <w:rFonts w:ascii="Consolas" w:hAnsi="Consolas"/>
@@ -31344,37 +31442,17 @@
           <w:szCs w:val="24"/>
           <w:lang w:val="en-US"/>
         </w:rPr>
-        <w:t>build_</w:t>
-      </w:r>
-      <w:proofErr w:type="gramStart"/>
-      <w:r>
-        <w:rPr>
-          <w:rFonts w:ascii="Consolas" w:hAnsi="Consolas"/>
-          <w:sz w:val="24"/>
-          <w:szCs w:val="24"/>
-          <w:lang w:val="en-US"/>
-        </w:rPr>
-        <w:t>parser</w:t>
-      </w:r>
-      <w:proofErr w:type="spellEnd"/>
-      <w:r>
-        <w:rPr>
-          <w:rFonts w:ascii="Consolas" w:hAnsi="Consolas"/>
-          <w:sz w:val="24"/>
-          <w:szCs w:val="24"/>
-          <w:lang w:val="en-US"/>
-        </w:rPr>
-        <w:t>(</w:t>
-      </w:r>
-      <w:proofErr w:type="gramEnd"/>
-      <w:r>
-        <w:rPr>
-          <w:rFonts w:ascii="Consolas" w:hAnsi="Consolas"/>
-          <w:sz w:val="24"/>
-          <w:szCs w:val="24"/>
-          <w:lang w:val="en-US"/>
-        </w:rPr>
-        <w:t>):</w:t>
+        <w:t>build_parser</w:t>
+      </w:r>
+      <w:proofErr w:type="spellEnd"/>
+      <w:r>
+        <w:rPr>
+          <w:rFonts w:ascii="Consolas" w:hAnsi="Consolas"/>
+          <w:sz w:val="24"/>
+          <w:szCs w:val="24"/>
+          <w:lang w:val="en-US"/>
+        </w:rPr>
+        <w:t>():</w:t>
       </w:r>
     </w:p>
     <w:p>
@@ -31399,7 +31477,6 @@
         <w:t xml:space="preserve">    p = </w:t>
       </w:r>
       <w:proofErr w:type="spellStart"/>
-      <w:proofErr w:type="gramStart"/>
       <w:r>
         <w:rPr>
           <w:rFonts w:ascii="Consolas" w:hAnsi="Consolas"/>
@@ -31410,7 +31487,6 @@
         <w:t>argparse.ArgumentParser</w:t>
       </w:r>
       <w:proofErr w:type="spellEnd"/>
-      <w:proofErr w:type="gramEnd"/>
       <w:r>
         <w:rPr>
           <w:rFonts w:ascii="Consolas" w:hAnsi="Consolas"/>
@@ -31490,17 +31566,7 @@
           <w:szCs w:val="24"/>
           <w:lang w:val="en-US"/>
         </w:rPr>
-        <w:t>p.add_</w:t>
-      </w:r>
-      <w:proofErr w:type="gramStart"/>
-      <w:r>
-        <w:rPr>
-          <w:rFonts w:ascii="Consolas" w:hAnsi="Consolas"/>
-          <w:sz w:val="24"/>
-          <w:szCs w:val="24"/>
-          <w:lang w:val="en-US"/>
-        </w:rPr>
-        <w:t>subparsers</w:t>
+        <w:t>p.add_subparsers</w:t>
       </w:r>
       <w:proofErr w:type="spellEnd"/>
       <w:r>
@@ -31513,7 +31579,6 @@
         <w:t>(</w:t>
       </w:r>
       <w:proofErr w:type="spellStart"/>
-      <w:proofErr w:type="gramEnd"/>
       <w:r>
         <w:rPr>
           <w:rFonts w:ascii="Consolas" w:hAnsi="Consolas"/>
@@ -31629,37 +31694,17 @@
           <w:szCs w:val="24"/>
           <w:lang w:val="en-US"/>
         </w:rPr>
-        <w:t>sub.add_</w:t>
-      </w:r>
-      <w:proofErr w:type="gramStart"/>
-      <w:r>
-        <w:rPr>
-          <w:rFonts w:ascii="Consolas" w:hAnsi="Consolas"/>
-          <w:sz w:val="24"/>
-          <w:szCs w:val="24"/>
-          <w:lang w:val="en-US"/>
-        </w:rPr>
-        <w:t>parser</w:t>
-      </w:r>
-      <w:proofErr w:type="spellEnd"/>
-      <w:r>
-        <w:rPr>
-          <w:rFonts w:ascii="Consolas" w:hAnsi="Consolas"/>
-          <w:sz w:val="24"/>
-          <w:szCs w:val="24"/>
-          <w:lang w:val="en-US"/>
-        </w:rPr>
-        <w:t>(</w:t>
-      </w:r>
-      <w:proofErr w:type="gramEnd"/>
-      <w:r>
-        <w:rPr>
-          <w:rFonts w:ascii="Consolas" w:hAnsi="Consolas"/>
-          <w:sz w:val="24"/>
-          <w:szCs w:val="24"/>
-          <w:lang w:val="en-US"/>
-        </w:rPr>
-        <w:t>"</w:t>
+        <w:t>sub.add_parser</w:t>
+      </w:r>
+      <w:proofErr w:type="spellEnd"/>
+      <w:r>
+        <w:rPr>
+          <w:rFonts w:ascii="Consolas" w:hAnsi="Consolas"/>
+          <w:sz w:val="24"/>
+          <w:szCs w:val="24"/>
+          <w:lang w:val="en-US"/>
+        </w:rPr>
+        <w:t>("</w:t>
       </w:r>
       <w:proofErr w:type="spellStart"/>
       <w:r>
@@ -31711,37 +31756,17 @@
           <w:szCs w:val="24"/>
           <w:lang w:val="en-US"/>
         </w:rPr>
-        <w:t>e.add_</w:t>
-      </w:r>
-      <w:proofErr w:type="gramStart"/>
-      <w:r>
-        <w:rPr>
-          <w:rFonts w:ascii="Consolas" w:hAnsi="Consolas"/>
-          <w:sz w:val="24"/>
-          <w:szCs w:val="24"/>
-          <w:lang w:val="en-US"/>
-        </w:rPr>
-        <w:t>argument</w:t>
-      </w:r>
-      <w:proofErr w:type="spellEnd"/>
-      <w:r>
-        <w:rPr>
-          <w:rFonts w:ascii="Consolas" w:hAnsi="Consolas"/>
-          <w:sz w:val="24"/>
-          <w:szCs w:val="24"/>
-          <w:lang w:val="en-US"/>
-        </w:rPr>
-        <w:t>(</w:t>
-      </w:r>
-      <w:proofErr w:type="gramEnd"/>
-      <w:r>
-        <w:rPr>
-          <w:rFonts w:ascii="Consolas" w:hAnsi="Consolas"/>
-          <w:sz w:val="24"/>
-          <w:szCs w:val="24"/>
-          <w:lang w:val="en-US"/>
-        </w:rPr>
-        <w:t>"--dataset", default="data.csv")</w:t>
+        <w:t>e.add_argument</w:t>
+      </w:r>
+      <w:proofErr w:type="spellEnd"/>
+      <w:r>
+        <w:rPr>
+          <w:rFonts w:ascii="Consolas" w:hAnsi="Consolas"/>
+          <w:sz w:val="24"/>
+          <w:szCs w:val="24"/>
+          <w:lang w:val="en-US"/>
+        </w:rPr>
+        <w:t>("--dataset", default="data.csv")</w:t>
       </w:r>
     </w:p>
     <w:p>
@@ -31773,37 +31798,17 @@
           <w:szCs w:val="24"/>
           <w:lang w:val="en-US"/>
         </w:rPr>
-        <w:t>e.add_</w:t>
-      </w:r>
-      <w:proofErr w:type="gramStart"/>
-      <w:r>
-        <w:rPr>
-          <w:rFonts w:ascii="Consolas" w:hAnsi="Consolas"/>
-          <w:sz w:val="24"/>
-          <w:szCs w:val="24"/>
-          <w:lang w:val="en-US"/>
-        </w:rPr>
-        <w:t>argument</w:t>
-      </w:r>
-      <w:proofErr w:type="spellEnd"/>
-      <w:r>
-        <w:rPr>
-          <w:rFonts w:ascii="Consolas" w:hAnsi="Consolas"/>
-          <w:sz w:val="24"/>
-          <w:szCs w:val="24"/>
-          <w:lang w:val="en-US"/>
-        </w:rPr>
-        <w:t>(</w:t>
-      </w:r>
-      <w:proofErr w:type="gramEnd"/>
-      <w:r>
-        <w:rPr>
-          <w:rFonts w:ascii="Consolas" w:hAnsi="Consolas"/>
-          <w:sz w:val="24"/>
-          <w:szCs w:val="24"/>
-          <w:lang w:val="en-US"/>
-        </w:rPr>
-        <w:t>"--show", action="</w:t>
+        <w:t>e.add_argument</w:t>
+      </w:r>
+      <w:proofErr w:type="spellEnd"/>
+      <w:r>
+        <w:rPr>
+          <w:rFonts w:ascii="Consolas" w:hAnsi="Consolas"/>
+          <w:sz w:val="24"/>
+          <w:szCs w:val="24"/>
+          <w:lang w:val="en-US"/>
+        </w:rPr>
+        <w:t>("--show", action="</w:t>
       </w:r>
       <w:proofErr w:type="spellStart"/>
       <w:r>
@@ -31996,37 +32001,17 @@
           <w:szCs w:val="24"/>
           <w:lang w:val="en-US"/>
         </w:rPr>
-        <w:t>sub.add_</w:t>
-      </w:r>
-      <w:proofErr w:type="gramStart"/>
-      <w:r>
-        <w:rPr>
-          <w:rFonts w:ascii="Consolas" w:hAnsi="Consolas"/>
-          <w:sz w:val="24"/>
-          <w:szCs w:val="24"/>
-          <w:lang w:val="en-US"/>
-        </w:rPr>
-        <w:t>parser</w:t>
-      </w:r>
-      <w:proofErr w:type="spellEnd"/>
-      <w:r>
-        <w:rPr>
-          <w:rFonts w:ascii="Consolas" w:hAnsi="Consolas"/>
-          <w:sz w:val="24"/>
-          <w:szCs w:val="24"/>
-          <w:lang w:val="en-US"/>
-        </w:rPr>
-        <w:t>(</w:t>
-      </w:r>
-      <w:proofErr w:type="gramEnd"/>
-      <w:r>
-        <w:rPr>
-          <w:rFonts w:ascii="Consolas" w:hAnsi="Consolas"/>
-          <w:sz w:val="24"/>
-          <w:szCs w:val="24"/>
-          <w:lang w:val="en-US"/>
-        </w:rPr>
-        <w:t>"split", help="Train/Valid data split")</w:t>
+        <w:t>sub.add_parser</w:t>
+      </w:r>
+      <w:proofErr w:type="spellEnd"/>
+      <w:r>
+        <w:rPr>
+          <w:rFonts w:ascii="Consolas" w:hAnsi="Consolas"/>
+          <w:sz w:val="24"/>
+          <w:szCs w:val="24"/>
+          <w:lang w:val="en-US"/>
+        </w:rPr>
+        <w:t>("split", help="Train/Valid data split")</w:t>
       </w:r>
     </w:p>
     <w:p>
@@ -32058,37 +32043,17 @@
           <w:szCs w:val="24"/>
           <w:lang w:val="en-US"/>
         </w:rPr>
-        <w:t>s.add_</w:t>
-      </w:r>
-      <w:proofErr w:type="gramStart"/>
-      <w:r>
-        <w:rPr>
-          <w:rFonts w:ascii="Consolas" w:hAnsi="Consolas"/>
-          <w:sz w:val="24"/>
-          <w:szCs w:val="24"/>
-          <w:lang w:val="en-US"/>
-        </w:rPr>
-        <w:t>argument</w:t>
-      </w:r>
-      <w:proofErr w:type="spellEnd"/>
-      <w:r>
-        <w:rPr>
-          <w:rFonts w:ascii="Consolas" w:hAnsi="Consolas"/>
-          <w:sz w:val="24"/>
-          <w:szCs w:val="24"/>
-          <w:lang w:val="en-US"/>
-        </w:rPr>
-        <w:t>(</w:t>
-      </w:r>
-      <w:proofErr w:type="gramEnd"/>
-      <w:r>
-        <w:rPr>
-          <w:rFonts w:ascii="Consolas" w:hAnsi="Consolas"/>
-          <w:sz w:val="24"/>
-          <w:szCs w:val="24"/>
-          <w:lang w:val="en-US"/>
-        </w:rPr>
-        <w:t>"--dataset", default="data.csv")</w:t>
+        <w:t>s.add_argument</w:t>
+      </w:r>
+      <w:proofErr w:type="spellEnd"/>
+      <w:r>
+        <w:rPr>
+          <w:rFonts w:ascii="Consolas" w:hAnsi="Consolas"/>
+          <w:sz w:val="24"/>
+          <w:szCs w:val="24"/>
+          <w:lang w:val="en-US"/>
+        </w:rPr>
+        <w:t>("--dataset", default="data.csv")</w:t>
       </w:r>
     </w:p>
     <w:p>
@@ -32120,37 +32085,17 @@
           <w:szCs w:val="24"/>
           <w:lang w:val="en-US"/>
         </w:rPr>
-        <w:t>s.add_</w:t>
-      </w:r>
-      <w:proofErr w:type="gramStart"/>
-      <w:r>
-        <w:rPr>
-          <w:rFonts w:ascii="Consolas" w:hAnsi="Consolas"/>
-          <w:sz w:val="24"/>
-          <w:szCs w:val="24"/>
-          <w:lang w:val="en-US"/>
-        </w:rPr>
-        <w:t>argument</w:t>
-      </w:r>
-      <w:proofErr w:type="spellEnd"/>
-      <w:r>
-        <w:rPr>
-          <w:rFonts w:ascii="Consolas" w:hAnsi="Consolas"/>
-          <w:sz w:val="24"/>
-          <w:szCs w:val="24"/>
-          <w:lang w:val="en-US"/>
-        </w:rPr>
-        <w:t>(</w:t>
-      </w:r>
-      <w:proofErr w:type="gramEnd"/>
-      <w:r>
-        <w:rPr>
-          <w:rFonts w:ascii="Consolas" w:hAnsi="Consolas"/>
-          <w:sz w:val="24"/>
-          <w:szCs w:val="24"/>
-          <w:lang w:val="en-US"/>
-        </w:rPr>
-        <w:t>"--</w:t>
+        <w:t>s.add_argument</w:t>
+      </w:r>
+      <w:proofErr w:type="spellEnd"/>
+      <w:r>
+        <w:rPr>
+          <w:rFonts w:ascii="Consolas" w:hAnsi="Consolas"/>
+          <w:sz w:val="24"/>
+          <w:szCs w:val="24"/>
+          <w:lang w:val="en-US"/>
+        </w:rPr>
+        <w:t>("--</w:t>
       </w:r>
       <w:proofErr w:type="spellStart"/>
       <w:r>
@@ -32202,37 +32147,17 @@
           <w:szCs w:val="24"/>
           <w:lang w:val="en-US"/>
         </w:rPr>
-        <w:t>s.add_</w:t>
-      </w:r>
-      <w:proofErr w:type="gramStart"/>
-      <w:r>
-        <w:rPr>
-          <w:rFonts w:ascii="Consolas" w:hAnsi="Consolas"/>
-          <w:sz w:val="24"/>
-          <w:szCs w:val="24"/>
-          <w:lang w:val="en-US"/>
-        </w:rPr>
-        <w:t>argument</w:t>
-      </w:r>
-      <w:proofErr w:type="spellEnd"/>
-      <w:r>
-        <w:rPr>
-          <w:rFonts w:ascii="Consolas" w:hAnsi="Consolas"/>
-          <w:sz w:val="24"/>
-          <w:szCs w:val="24"/>
-          <w:lang w:val="en-US"/>
-        </w:rPr>
-        <w:t>(</w:t>
-      </w:r>
-      <w:proofErr w:type="gramEnd"/>
-      <w:r>
-        <w:rPr>
-          <w:rFonts w:ascii="Consolas" w:hAnsi="Consolas"/>
-          <w:sz w:val="24"/>
-          <w:szCs w:val="24"/>
-          <w:lang w:val="en-US"/>
-        </w:rPr>
-        <w:t>"--seed", type=int, default=42)</w:t>
+        <w:t>s.add_argument</w:t>
+      </w:r>
+      <w:proofErr w:type="spellEnd"/>
+      <w:r>
+        <w:rPr>
+          <w:rFonts w:ascii="Consolas" w:hAnsi="Consolas"/>
+          <w:sz w:val="24"/>
+          <w:szCs w:val="24"/>
+          <w:lang w:val="en-US"/>
+        </w:rPr>
+        <w:t>("--seed", type=int, default=42)</w:t>
       </w:r>
     </w:p>
     <w:p>
@@ -32264,37 +32189,17 @@
           <w:szCs w:val="24"/>
           <w:lang w:val="en-US"/>
         </w:rPr>
-        <w:t>s.add_</w:t>
-      </w:r>
-      <w:proofErr w:type="gramStart"/>
-      <w:r>
-        <w:rPr>
-          <w:rFonts w:ascii="Consolas" w:hAnsi="Consolas"/>
-          <w:sz w:val="24"/>
-          <w:szCs w:val="24"/>
-          <w:lang w:val="en-US"/>
-        </w:rPr>
-        <w:t>argument</w:t>
-      </w:r>
-      <w:proofErr w:type="spellEnd"/>
-      <w:r>
-        <w:rPr>
-          <w:rFonts w:ascii="Consolas" w:hAnsi="Consolas"/>
-          <w:sz w:val="24"/>
-          <w:szCs w:val="24"/>
-          <w:lang w:val="en-US"/>
-        </w:rPr>
-        <w:t>(</w:t>
-      </w:r>
-      <w:proofErr w:type="gramEnd"/>
-      <w:r>
-        <w:rPr>
-          <w:rFonts w:ascii="Consolas" w:hAnsi="Consolas"/>
-          <w:sz w:val="24"/>
-          <w:szCs w:val="24"/>
-          <w:lang w:val="en-US"/>
-        </w:rPr>
-        <w:t>"--</w:t>
+        <w:t>s.add_argument</w:t>
+      </w:r>
+      <w:proofErr w:type="spellEnd"/>
+      <w:r>
+        <w:rPr>
+          <w:rFonts w:ascii="Consolas" w:hAnsi="Consolas"/>
+          <w:sz w:val="24"/>
+          <w:szCs w:val="24"/>
+          <w:lang w:val="en-US"/>
+        </w:rPr>
+        <w:t>("--</w:t>
       </w:r>
       <w:proofErr w:type="spellStart"/>
       <w:r>
@@ -32346,37 +32251,17 @@
           <w:szCs w:val="24"/>
           <w:lang w:val="en-US"/>
         </w:rPr>
-        <w:t>s.add_</w:t>
-      </w:r>
-      <w:proofErr w:type="gramStart"/>
-      <w:r>
-        <w:rPr>
-          <w:rFonts w:ascii="Consolas" w:hAnsi="Consolas"/>
-          <w:sz w:val="24"/>
-          <w:szCs w:val="24"/>
-          <w:lang w:val="en-US"/>
-        </w:rPr>
-        <w:t>argument</w:t>
-      </w:r>
-      <w:proofErr w:type="spellEnd"/>
-      <w:r>
-        <w:rPr>
-          <w:rFonts w:ascii="Consolas" w:hAnsi="Consolas"/>
-          <w:sz w:val="24"/>
-          <w:szCs w:val="24"/>
-          <w:lang w:val="en-US"/>
-        </w:rPr>
-        <w:t>(</w:t>
-      </w:r>
-      <w:proofErr w:type="gramEnd"/>
-      <w:r>
-        <w:rPr>
-          <w:rFonts w:ascii="Consolas" w:hAnsi="Consolas"/>
-          <w:sz w:val="24"/>
-          <w:szCs w:val="24"/>
-          <w:lang w:val="en-US"/>
-        </w:rPr>
-        <w:t>"--</w:t>
+        <w:t>s.add_argument</w:t>
+      </w:r>
+      <w:proofErr w:type="spellEnd"/>
+      <w:r>
+        <w:rPr>
+          <w:rFonts w:ascii="Consolas" w:hAnsi="Consolas"/>
+          <w:sz w:val="24"/>
+          <w:szCs w:val="24"/>
+          <w:lang w:val="en-US"/>
+        </w:rPr>
+        <w:t>("--</w:t>
       </w:r>
       <w:proofErr w:type="spellStart"/>
       <w:r>
@@ -32569,37 +32454,17 @@
           <w:szCs w:val="24"/>
           <w:lang w:val="en-US"/>
         </w:rPr>
-        <w:t>sub.add_</w:t>
-      </w:r>
-      <w:proofErr w:type="gramStart"/>
-      <w:r>
-        <w:rPr>
-          <w:rFonts w:ascii="Consolas" w:hAnsi="Consolas"/>
-          <w:sz w:val="24"/>
-          <w:szCs w:val="24"/>
-          <w:lang w:val="en-US"/>
-        </w:rPr>
-        <w:t>parser</w:t>
-      </w:r>
-      <w:proofErr w:type="spellEnd"/>
-      <w:r>
-        <w:rPr>
-          <w:rFonts w:ascii="Consolas" w:hAnsi="Consolas"/>
-          <w:sz w:val="24"/>
-          <w:szCs w:val="24"/>
-          <w:lang w:val="en-US"/>
-        </w:rPr>
-        <w:t>(</w:t>
-      </w:r>
-      <w:proofErr w:type="gramEnd"/>
-      <w:r>
-        <w:rPr>
-          <w:rFonts w:ascii="Consolas" w:hAnsi="Consolas"/>
-          <w:sz w:val="24"/>
-          <w:szCs w:val="24"/>
-          <w:lang w:val="en-US"/>
-        </w:rPr>
-        <w:t>"train", help="Training model")</w:t>
+        <w:t>sub.add_parser</w:t>
+      </w:r>
+      <w:proofErr w:type="spellEnd"/>
+      <w:r>
+        <w:rPr>
+          <w:rFonts w:ascii="Consolas" w:hAnsi="Consolas"/>
+          <w:sz w:val="24"/>
+          <w:szCs w:val="24"/>
+          <w:lang w:val="en-US"/>
+        </w:rPr>
+        <w:t>("train", help="Training model")</w:t>
       </w:r>
     </w:p>
     <w:p>
@@ -32631,37 +32496,17 @@
           <w:szCs w:val="24"/>
           <w:lang w:val="en-US"/>
         </w:rPr>
-        <w:t>t.add_</w:t>
-      </w:r>
-      <w:proofErr w:type="gramStart"/>
-      <w:r>
-        <w:rPr>
-          <w:rFonts w:ascii="Consolas" w:hAnsi="Consolas"/>
-          <w:sz w:val="24"/>
-          <w:szCs w:val="24"/>
-          <w:lang w:val="en-US"/>
-        </w:rPr>
-        <w:t>argument</w:t>
-      </w:r>
-      <w:proofErr w:type="spellEnd"/>
-      <w:r>
-        <w:rPr>
-          <w:rFonts w:ascii="Consolas" w:hAnsi="Consolas"/>
-          <w:sz w:val="24"/>
-          <w:szCs w:val="24"/>
-          <w:lang w:val="en-US"/>
-        </w:rPr>
-        <w:t>(</w:t>
-      </w:r>
-      <w:proofErr w:type="gramEnd"/>
-      <w:r>
-        <w:rPr>
-          <w:rFonts w:ascii="Consolas" w:hAnsi="Consolas"/>
-          <w:sz w:val="24"/>
-          <w:szCs w:val="24"/>
-          <w:lang w:val="en-US"/>
-        </w:rPr>
-        <w:t>"--train", default="data_training.csv")</w:t>
+        <w:t>t.add_argument</w:t>
+      </w:r>
+      <w:proofErr w:type="spellEnd"/>
+      <w:r>
+        <w:rPr>
+          <w:rFonts w:ascii="Consolas" w:hAnsi="Consolas"/>
+          <w:sz w:val="24"/>
+          <w:szCs w:val="24"/>
+          <w:lang w:val="en-US"/>
+        </w:rPr>
+        <w:t>("--train", default="data_training.csv")</w:t>
       </w:r>
     </w:p>
     <w:p>
@@ -32693,37 +32538,17 @@
           <w:szCs w:val="24"/>
           <w:lang w:val="en-US"/>
         </w:rPr>
-        <w:t>t.add_</w:t>
-      </w:r>
-      <w:proofErr w:type="gramStart"/>
-      <w:r>
-        <w:rPr>
-          <w:rFonts w:ascii="Consolas" w:hAnsi="Consolas"/>
-          <w:sz w:val="24"/>
-          <w:szCs w:val="24"/>
-          <w:lang w:val="en-US"/>
-        </w:rPr>
-        <w:t>argument</w:t>
-      </w:r>
-      <w:proofErr w:type="spellEnd"/>
-      <w:r>
-        <w:rPr>
-          <w:rFonts w:ascii="Consolas" w:hAnsi="Consolas"/>
-          <w:sz w:val="24"/>
-          <w:szCs w:val="24"/>
-          <w:lang w:val="en-US"/>
-        </w:rPr>
-        <w:t>(</w:t>
-      </w:r>
-      <w:proofErr w:type="gramEnd"/>
-      <w:r>
-        <w:rPr>
-          <w:rFonts w:ascii="Consolas" w:hAnsi="Consolas"/>
-          <w:sz w:val="24"/>
-          <w:szCs w:val="24"/>
-          <w:lang w:val="en-US"/>
-        </w:rPr>
-        <w:t>"--valid", default="data_validation.csv")</w:t>
+        <w:t>t.add_argument</w:t>
+      </w:r>
+      <w:proofErr w:type="spellEnd"/>
+      <w:r>
+        <w:rPr>
+          <w:rFonts w:ascii="Consolas" w:hAnsi="Consolas"/>
+          <w:sz w:val="24"/>
+          <w:szCs w:val="24"/>
+          <w:lang w:val="en-US"/>
+        </w:rPr>
+        <w:t>("--valid", default="data_validation.csv")</w:t>
       </w:r>
     </w:p>
     <w:p>
@@ -32755,37 +32580,17 @@
           <w:szCs w:val="24"/>
           <w:lang w:val="en-US"/>
         </w:rPr>
-        <w:t>t.add_</w:t>
-      </w:r>
-      <w:proofErr w:type="gramStart"/>
-      <w:r>
-        <w:rPr>
-          <w:rFonts w:ascii="Consolas" w:hAnsi="Consolas"/>
-          <w:sz w:val="24"/>
-          <w:szCs w:val="24"/>
-          <w:lang w:val="en-US"/>
-        </w:rPr>
-        <w:t>argument</w:t>
-      </w:r>
-      <w:proofErr w:type="spellEnd"/>
-      <w:r>
-        <w:rPr>
-          <w:rFonts w:ascii="Consolas" w:hAnsi="Consolas"/>
-          <w:sz w:val="24"/>
-          <w:szCs w:val="24"/>
-          <w:lang w:val="en-US"/>
-        </w:rPr>
-        <w:t>(</w:t>
-      </w:r>
-      <w:proofErr w:type="gramEnd"/>
-      <w:r>
-        <w:rPr>
-          <w:rFonts w:ascii="Consolas" w:hAnsi="Consolas"/>
-          <w:sz w:val="24"/>
-          <w:szCs w:val="24"/>
-          <w:lang w:val="en-US"/>
-        </w:rPr>
-        <w:t xml:space="preserve">"--layer", type=int, </w:t>
+        <w:t>t.add_argument</w:t>
+      </w:r>
+      <w:proofErr w:type="spellEnd"/>
+      <w:r>
+        <w:rPr>
+          <w:rFonts w:ascii="Consolas" w:hAnsi="Consolas"/>
+          <w:sz w:val="24"/>
+          <w:szCs w:val="24"/>
+          <w:lang w:val="en-US"/>
+        </w:rPr>
+        <w:t xml:space="preserve">("--layer", type=int, </w:t>
       </w:r>
       <w:proofErr w:type="spellStart"/>
       <w:r>
@@ -32837,37 +32642,17 @@
           <w:szCs w:val="24"/>
           <w:lang w:val="en-US"/>
         </w:rPr>
-        <w:t>t.add_</w:t>
-      </w:r>
-      <w:proofErr w:type="gramStart"/>
-      <w:r>
-        <w:rPr>
-          <w:rFonts w:ascii="Consolas" w:hAnsi="Consolas"/>
-          <w:sz w:val="24"/>
-          <w:szCs w:val="24"/>
-          <w:lang w:val="en-US"/>
-        </w:rPr>
-        <w:t>argument</w:t>
-      </w:r>
-      <w:proofErr w:type="spellEnd"/>
-      <w:r>
-        <w:rPr>
-          <w:rFonts w:ascii="Consolas" w:hAnsi="Consolas"/>
-          <w:sz w:val="24"/>
-          <w:szCs w:val="24"/>
-          <w:lang w:val="en-US"/>
-        </w:rPr>
-        <w:t>(</w:t>
-      </w:r>
-      <w:proofErr w:type="gramEnd"/>
-      <w:r>
-        <w:rPr>
-          <w:rFonts w:ascii="Consolas" w:hAnsi="Consolas"/>
-          <w:sz w:val="24"/>
-          <w:szCs w:val="24"/>
-          <w:lang w:val="en-US"/>
-        </w:rPr>
-        <w:t>"--epochs", type=int, default=84)</w:t>
+        <w:t>t.add_argument</w:t>
+      </w:r>
+      <w:proofErr w:type="spellEnd"/>
+      <w:r>
+        <w:rPr>
+          <w:rFonts w:ascii="Consolas" w:hAnsi="Consolas"/>
+          <w:sz w:val="24"/>
+          <w:szCs w:val="24"/>
+          <w:lang w:val="en-US"/>
+        </w:rPr>
+        <w:t>("--epochs", type=int, default=84)</w:t>
       </w:r>
     </w:p>
     <w:p>
@@ -32899,37 +32684,17 @@
           <w:szCs w:val="24"/>
           <w:lang w:val="en-US"/>
         </w:rPr>
-        <w:t>t.add_</w:t>
-      </w:r>
-      <w:proofErr w:type="gramStart"/>
-      <w:r>
-        <w:rPr>
-          <w:rFonts w:ascii="Consolas" w:hAnsi="Consolas"/>
-          <w:sz w:val="24"/>
-          <w:szCs w:val="24"/>
-          <w:lang w:val="en-US"/>
-        </w:rPr>
-        <w:t>argument</w:t>
-      </w:r>
-      <w:proofErr w:type="spellEnd"/>
-      <w:r>
-        <w:rPr>
-          <w:rFonts w:ascii="Consolas" w:hAnsi="Consolas"/>
-          <w:sz w:val="24"/>
-          <w:szCs w:val="24"/>
-          <w:lang w:val="en-US"/>
-        </w:rPr>
-        <w:t>(</w:t>
-      </w:r>
-      <w:proofErr w:type="gramEnd"/>
-      <w:r>
-        <w:rPr>
-          <w:rFonts w:ascii="Consolas" w:hAnsi="Consolas"/>
-          <w:sz w:val="24"/>
-          <w:szCs w:val="24"/>
-          <w:lang w:val="en-US"/>
-        </w:rPr>
-        <w:t>"--loss", default="</w:t>
+        <w:t>t.add_argument</w:t>
+      </w:r>
+      <w:proofErr w:type="spellEnd"/>
+      <w:r>
+        <w:rPr>
+          <w:rFonts w:ascii="Consolas" w:hAnsi="Consolas"/>
+          <w:sz w:val="24"/>
+          <w:szCs w:val="24"/>
+          <w:lang w:val="en-US"/>
+        </w:rPr>
+        <w:t>("--loss", default="</w:t>
       </w:r>
       <w:proofErr w:type="spellStart"/>
       <w:r>
@@ -33001,37 +32766,17 @@
           <w:szCs w:val="24"/>
           <w:lang w:val="en-US"/>
         </w:rPr>
-        <w:t>t.add_</w:t>
-      </w:r>
-      <w:proofErr w:type="gramStart"/>
-      <w:r>
-        <w:rPr>
-          <w:rFonts w:ascii="Consolas" w:hAnsi="Consolas"/>
-          <w:sz w:val="24"/>
-          <w:szCs w:val="24"/>
-          <w:lang w:val="en-US"/>
-        </w:rPr>
-        <w:t>argument</w:t>
-      </w:r>
-      <w:proofErr w:type="spellEnd"/>
-      <w:r>
-        <w:rPr>
-          <w:rFonts w:ascii="Consolas" w:hAnsi="Consolas"/>
-          <w:sz w:val="24"/>
-          <w:szCs w:val="24"/>
-          <w:lang w:val="en-US"/>
-        </w:rPr>
-        <w:t>(</w:t>
-      </w:r>
-      <w:proofErr w:type="gramEnd"/>
-      <w:r>
-        <w:rPr>
-          <w:rFonts w:ascii="Consolas" w:hAnsi="Consolas"/>
-          <w:sz w:val="24"/>
-          <w:szCs w:val="24"/>
-          <w:lang w:val="en-US"/>
-        </w:rPr>
-        <w:t>"--</w:t>
+        <w:t>t.add_argument</w:t>
+      </w:r>
+      <w:proofErr w:type="spellEnd"/>
+      <w:r>
+        <w:rPr>
+          <w:rFonts w:ascii="Consolas" w:hAnsi="Consolas"/>
+          <w:sz w:val="24"/>
+          <w:szCs w:val="24"/>
+          <w:lang w:val="en-US"/>
+        </w:rPr>
+        <w:t>("--</w:t>
       </w:r>
       <w:proofErr w:type="spellStart"/>
       <w:r>
@@ -33083,37 +32828,17 @@
           <w:szCs w:val="24"/>
           <w:lang w:val="en-US"/>
         </w:rPr>
-        <w:t>t.add_</w:t>
-      </w:r>
-      <w:proofErr w:type="gramStart"/>
-      <w:r>
-        <w:rPr>
-          <w:rFonts w:ascii="Consolas" w:hAnsi="Consolas"/>
-          <w:sz w:val="24"/>
-          <w:szCs w:val="24"/>
-          <w:lang w:val="en-US"/>
-        </w:rPr>
-        <w:t>argument</w:t>
-      </w:r>
-      <w:proofErr w:type="spellEnd"/>
-      <w:r>
-        <w:rPr>
-          <w:rFonts w:ascii="Consolas" w:hAnsi="Consolas"/>
-          <w:sz w:val="24"/>
-          <w:szCs w:val="24"/>
-          <w:lang w:val="en-US"/>
-        </w:rPr>
-        <w:t>(</w:t>
-      </w:r>
-      <w:proofErr w:type="gramEnd"/>
-      <w:r>
-        <w:rPr>
-          <w:rFonts w:ascii="Consolas" w:hAnsi="Consolas"/>
-          <w:sz w:val="24"/>
-          <w:szCs w:val="24"/>
-          <w:lang w:val="en-US"/>
-        </w:rPr>
-        <w:t>"--</w:t>
+        <w:t>t.add_argument</w:t>
+      </w:r>
+      <w:proofErr w:type="spellEnd"/>
+      <w:r>
+        <w:rPr>
+          <w:rFonts w:ascii="Consolas" w:hAnsi="Consolas"/>
+          <w:sz w:val="24"/>
+          <w:szCs w:val="24"/>
+          <w:lang w:val="en-US"/>
+        </w:rPr>
+        <w:t>("--</w:t>
       </w:r>
       <w:proofErr w:type="spellStart"/>
       <w:r>
@@ -33165,37 +32890,17 @@
           <w:szCs w:val="24"/>
           <w:lang w:val="en-US"/>
         </w:rPr>
-        <w:t>t.add_</w:t>
-      </w:r>
-      <w:proofErr w:type="gramStart"/>
-      <w:r>
-        <w:rPr>
-          <w:rFonts w:ascii="Consolas" w:hAnsi="Consolas"/>
-          <w:sz w:val="24"/>
-          <w:szCs w:val="24"/>
-          <w:lang w:val="en-US"/>
-        </w:rPr>
-        <w:t>argument</w:t>
-      </w:r>
-      <w:proofErr w:type="spellEnd"/>
-      <w:r>
-        <w:rPr>
-          <w:rFonts w:ascii="Consolas" w:hAnsi="Consolas"/>
-          <w:sz w:val="24"/>
-          <w:szCs w:val="24"/>
-          <w:lang w:val="en-US"/>
-        </w:rPr>
-        <w:t>(</w:t>
-      </w:r>
-      <w:proofErr w:type="gramEnd"/>
-      <w:r>
-        <w:rPr>
-          <w:rFonts w:ascii="Consolas" w:hAnsi="Consolas"/>
-          <w:sz w:val="24"/>
-          <w:szCs w:val="24"/>
-          <w:lang w:val="en-US"/>
-        </w:rPr>
-        <w:t>"--activation", default="sigmoid", choices=list(ACTIVATIONS))</w:t>
+        <w:t>t.add_argument</w:t>
+      </w:r>
+      <w:proofErr w:type="spellEnd"/>
+      <w:r>
+        <w:rPr>
+          <w:rFonts w:ascii="Consolas" w:hAnsi="Consolas"/>
+          <w:sz w:val="24"/>
+          <w:szCs w:val="24"/>
+          <w:lang w:val="en-US"/>
+        </w:rPr>
+        <w:t>("--activation", default="sigmoid", choices=list(ACTIVATIONS))</w:t>
       </w:r>
     </w:p>
     <w:p>
@@ -33227,37 +32932,17 @@
           <w:szCs w:val="24"/>
           <w:lang w:val="en-US"/>
         </w:rPr>
-        <w:t>t.add_</w:t>
-      </w:r>
-      <w:proofErr w:type="gramStart"/>
-      <w:r>
-        <w:rPr>
-          <w:rFonts w:ascii="Consolas" w:hAnsi="Consolas"/>
-          <w:sz w:val="24"/>
-          <w:szCs w:val="24"/>
-          <w:lang w:val="en-US"/>
-        </w:rPr>
-        <w:t>argument</w:t>
-      </w:r>
-      <w:proofErr w:type="spellEnd"/>
-      <w:r>
-        <w:rPr>
-          <w:rFonts w:ascii="Consolas" w:hAnsi="Consolas"/>
-          <w:sz w:val="24"/>
-          <w:szCs w:val="24"/>
-          <w:lang w:val="en-US"/>
-        </w:rPr>
-        <w:t>(</w:t>
-      </w:r>
-      <w:proofErr w:type="gramEnd"/>
-      <w:r>
-        <w:rPr>
-          <w:rFonts w:ascii="Consolas" w:hAnsi="Consolas"/>
-          <w:sz w:val="24"/>
-          <w:szCs w:val="24"/>
-          <w:lang w:val="en-US"/>
-        </w:rPr>
-        <w:t>"--</w:t>
+        <w:t>t.add_argument</w:t>
+      </w:r>
+      <w:proofErr w:type="spellEnd"/>
+      <w:r>
+        <w:rPr>
+          <w:rFonts w:ascii="Consolas" w:hAnsi="Consolas"/>
+          <w:sz w:val="24"/>
+          <w:szCs w:val="24"/>
+          <w:lang w:val="en-US"/>
+        </w:rPr>
+        <w:t>("--</w:t>
       </w:r>
       <w:proofErr w:type="spellStart"/>
       <w:r>
@@ -33369,37 +33054,17 @@
           <w:szCs w:val="24"/>
           <w:lang w:val="en-US"/>
         </w:rPr>
-        <w:t>t.add_</w:t>
-      </w:r>
-      <w:proofErr w:type="gramStart"/>
-      <w:r>
-        <w:rPr>
-          <w:rFonts w:ascii="Consolas" w:hAnsi="Consolas"/>
-          <w:sz w:val="24"/>
-          <w:szCs w:val="24"/>
-          <w:lang w:val="en-US"/>
-        </w:rPr>
-        <w:t>argument</w:t>
-      </w:r>
-      <w:proofErr w:type="spellEnd"/>
-      <w:r>
-        <w:rPr>
-          <w:rFonts w:ascii="Consolas" w:hAnsi="Consolas"/>
-          <w:sz w:val="24"/>
-          <w:szCs w:val="24"/>
-          <w:lang w:val="en-US"/>
-        </w:rPr>
-        <w:t>(</w:t>
-      </w:r>
-      <w:proofErr w:type="gramEnd"/>
-      <w:r>
-        <w:rPr>
-          <w:rFonts w:ascii="Consolas" w:hAnsi="Consolas"/>
-          <w:sz w:val="24"/>
-          <w:szCs w:val="24"/>
-          <w:lang w:val="en-US"/>
-        </w:rPr>
-        <w:t>"--seed", type=int, default=42)</w:t>
+        <w:t>t.add_argument</w:t>
+      </w:r>
+      <w:proofErr w:type="spellEnd"/>
+      <w:r>
+        <w:rPr>
+          <w:rFonts w:ascii="Consolas" w:hAnsi="Consolas"/>
+          <w:sz w:val="24"/>
+          <w:szCs w:val="24"/>
+          <w:lang w:val="en-US"/>
+        </w:rPr>
+        <w:t>("--seed", type=int, default=42)</w:t>
       </w:r>
     </w:p>
     <w:p>
@@ -33431,37 +33096,17 @@
           <w:szCs w:val="24"/>
           <w:lang w:val="en-US"/>
         </w:rPr>
-        <w:t>t.add_</w:t>
-      </w:r>
-      <w:proofErr w:type="gramStart"/>
-      <w:r>
-        <w:rPr>
-          <w:rFonts w:ascii="Consolas" w:hAnsi="Consolas"/>
-          <w:sz w:val="24"/>
-          <w:szCs w:val="24"/>
-          <w:lang w:val="en-US"/>
-        </w:rPr>
-        <w:t>argument</w:t>
-      </w:r>
-      <w:proofErr w:type="spellEnd"/>
-      <w:r>
-        <w:rPr>
-          <w:rFonts w:ascii="Consolas" w:hAnsi="Consolas"/>
-          <w:sz w:val="24"/>
-          <w:szCs w:val="24"/>
-          <w:lang w:val="en-US"/>
-        </w:rPr>
-        <w:t>(</w:t>
-      </w:r>
-      <w:proofErr w:type="gramEnd"/>
-      <w:r>
-        <w:rPr>
-          <w:rFonts w:ascii="Consolas" w:hAnsi="Consolas"/>
-          <w:sz w:val="24"/>
-          <w:szCs w:val="24"/>
-          <w:lang w:val="en-US"/>
-        </w:rPr>
-        <w:t>"--model", default="</w:t>
+        <w:t>t.add_argument</w:t>
+      </w:r>
+      <w:proofErr w:type="spellEnd"/>
+      <w:r>
+        <w:rPr>
+          <w:rFonts w:ascii="Consolas" w:hAnsi="Consolas"/>
+          <w:sz w:val="24"/>
+          <w:szCs w:val="24"/>
+          <w:lang w:val="en-US"/>
+        </w:rPr>
+        <w:t>("--model", default="</w:t>
       </w:r>
       <w:proofErr w:type="spellStart"/>
       <w:r>
@@ -33513,37 +33158,17 @@
           <w:szCs w:val="24"/>
           <w:lang w:val="en-US"/>
         </w:rPr>
-        <w:t>t.add_</w:t>
-      </w:r>
-      <w:proofErr w:type="gramStart"/>
-      <w:r>
-        <w:rPr>
-          <w:rFonts w:ascii="Consolas" w:hAnsi="Consolas"/>
-          <w:sz w:val="24"/>
-          <w:szCs w:val="24"/>
-          <w:lang w:val="en-US"/>
-        </w:rPr>
-        <w:t>argument</w:t>
-      </w:r>
-      <w:proofErr w:type="spellEnd"/>
-      <w:r>
-        <w:rPr>
-          <w:rFonts w:ascii="Consolas" w:hAnsi="Consolas"/>
-          <w:sz w:val="24"/>
-          <w:szCs w:val="24"/>
-          <w:lang w:val="en-US"/>
-        </w:rPr>
-        <w:t>(</w:t>
-      </w:r>
-      <w:proofErr w:type="gramEnd"/>
-      <w:r>
-        <w:rPr>
-          <w:rFonts w:ascii="Consolas" w:hAnsi="Consolas"/>
-          <w:sz w:val="24"/>
-          <w:szCs w:val="24"/>
-          <w:lang w:val="en-US"/>
-        </w:rPr>
-        <w:t>"--show", action="</w:t>
+        <w:t>t.add_argument</w:t>
+      </w:r>
+      <w:proofErr w:type="spellEnd"/>
+      <w:r>
+        <w:rPr>
+          <w:rFonts w:ascii="Consolas" w:hAnsi="Consolas"/>
+          <w:sz w:val="24"/>
+          <w:szCs w:val="24"/>
+          <w:lang w:val="en-US"/>
+        </w:rPr>
+        <w:t>("--show", action="</w:t>
       </w:r>
       <w:proofErr w:type="spellStart"/>
       <w:r>
@@ -33754,37 +33379,17 @@
           <w:szCs w:val="24"/>
           <w:lang w:val="en-US"/>
         </w:rPr>
-        <w:t>sub.add_</w:t>
-      </w:r>
-      <w:proofErr w:type="gramStart"/>
-      <w:r>
-        <w:rPr>
-          <w:rFonts w:ascii="Consolas" w:hAnsi="Consolas"/>
-          <w:sz w:val="24"/>
-          <w:szCs w:val="24"/>
-          <w:lang w:val="en-US"/>
-        </w:rPr>
-        <w:t>parser</w:t>
-      </w:r>
-      <w:proofErr w:type="spellEnd"/>
-      <w:r>
-        <w:rPr>
-          <w:rFonts w:ascii="Consolas" w:hAnsi="Consolas"/>
-          <w:sz w:val="24"/>
-          <w:szCs w:val="24"/>
-          <w:lang w:val="en-US"/>
-        </w:rPr>
-        <w:t>(</w:t>
-      </w:r>
-      <w:proofErr w:type="gramEnd"/>
-      <w:r>
-        <w:rPr>
-          <w:rFonts w:ascii="Consolas" w:hAnsi="Consolas"/>
-          <w:sz w:val="24"/>
-          <w:szCs w:val="24"/>
-          <w:lang w:val="en-US"/>
-        </w:rPr>
-        <w:t>"predict", help="Prediction and estimation (BCE)")</w:t>
+        <w:t>sub.add_parser</w:t>
+      </w:r>
+      <w:proofErr w:type="spellEnd"/>
+      <w:r>
+        <w:rPr>
+          <w:rFonts w:ascii="Consolas" w:hAnsi="Consolas"/>
+          <w:sz w:val="24"/>
+          <w:szCs w:val="24"/>
+          <w:lang w:val="en-US"/>
+        </w:rPr>
+        <w:t>("predict", help="Prediction and estimation (BCE)")</w:t>
       </w:r>
     </w:p>
     <w:p>
@@ -33816,37 +33421,17 @@
           <w:szCs w:val="24"/>
           <w:lang w:val="en-US"/>
         </w:rPr>
-        <w:t>r.add_</w:t>
-      </w:r>
-      <w:proofErr w:type="gramStart"/>
-      <w:r>
-        <w:rPr>
-          <w:rFonts w:ascii="Consolas" w:hAnsi="Consolas"/>
-          <w:sz w:val="24"/>
-          <w:szCs w:val="24"/>
-          <w:lang w:val="en-US"/>
-        </w:rPr>
-        <w:t>argument</w:t>
-      </w:r>
-      <w:proofErr w:type="spellEnd"/>
-      <w:r>
-        <w:rPr>
-          <w:rFonts w:ascii="Consolas" w:hAnsi="Consolas"/>
-          <w:sz w:val="24"/>
-          <w:szCs w:val="24"/>
-          <w:lang w:val="en-US"/>
-        </w:rPr>
-        <w:t>(</w:t>
-      </w:r>
-      <w:proofErr w:type="gramEnd"/>
-      <w:r>
-        <w:rPr>
-          <w:rFonts w:ascii="Consolas" w:hAnsi="Consolas"/>
-          <w:sz w:val="24"/>
-          <w:szCs w:val="24"/>
-          <w:lang w:val="en-US"/>
-        </w:rPr>
-        <w:t>"--dataset", default="data_validation.csv")</w:t>
+        <w:t>r.add_argument</w:t>
+      </w:r>
+      <w:proofErr w:type="spellEnd"/>
+      <w:r>
+        <w:rPr>
+          <w:rFonts w:ascii="Consolas" w:hAnsi="Consolas"/>
+          <w:sz w:val="24"/>
+          <w:szCs w:val="24"/>
+          <w:lang w:val="en-US"/>
+        </w:rPr>
+        <w:t>("--dataset", default="data_validation.csv")</w:t>
       </w:r>
     </w:p>
     <w:p>
@@ -33879,37 +33464,17 @@
           <w:szCs w:val="24"/>
           <w:lang w:val="en-US"/>
         </w:rPr>
-        <w:t>r.add_</w:t>
-      </w:r>
-      <w:proofErr w:type="gramStart"/>
-      <w:r>
-        <w:rPr>
-          <w:rFonts w:ascii="Consolas" w:hAnsi="Consolas"/>
-          <w:sz w:val="24"/>
-          <w:szCs w:val="24"/>
-          <w:lang w:val="en-US"/>
-        </w:rPr>
-        <w:t>argument</w:t>
-      </w:r>
-      <w:proofErr w:type="spellEnd"/>
-      <w:r>
-        <w:rPr>
-          <w:rFonts w:ascii="Consolas" w:hAnsi="Consolas"/>
-          <w:sz w:val="24"/>
-          <w:szCs w:val="24"/>
-          <w:lang w:val="en-US"/>
-        </w:rPr>
-        <w:t>(</w:t>
-      </w:r>
-      <w:proofErr w:type="gramEnd"/>
-      <w:r>
-        <w:rPr>
-          <w:rFonts w:ascii="Consolas" w:hAnsi="Consolas"/>
-          <w:sz w:val="24"/>
-          <w:szCs w:val="24"/>
-          <w:lang w:val="en-US"/>
-        </w:rPr>
-        <w:t>"--model", default="</w:t>
+        <w:t>r.add_argument</w:t>
+      </w:r>
+      <w:proofErr w:type="spellEnd"/>
+      <w:r>
+        <w:rPr>
+          <w:rFonts w:ascii="Consolas" w:hAnsi="Consolas"/>
+          <w:sz w:val="24"/>
+          <w:szCs w:val="24"/>
+          <w:lang w:val="en-US"/>
+        </w:rPr>
+        <w:t>("--model", default="</w:t>
       </w:r>
       <w:proofErr w:type="spellStart"/>
       <w:r>
@@ -33961,37 +33526,17 @@
           <w:szCs w:val="24"/>
           <w:lang w:val="en-US"/>
         </w:rPr>
-        <w:t>r.add_</w:t>
-      </w:r>
-      <w:proofErr w:type="gramStart"/>
-      <w:r>
-        <w:rPr>
-          <w:rFonts w:ascii="Consolas" w:hAnsi="Consolas"/>
-          <w:sz w:val="24"/>
-          <w:szCs w:val="24"/>
-          <w:lang w:val="en-US"/>
-        </w:rPr>
-        <w:t>argument</w:t>
-      </w:r>
-      <w:proofErr w:type="spellEnd"/>
-      <w:r>
-        <w:rPr>
-          <w:rFonts w:ascii="Consolas" w:hAnsi="Consolas"/>
-          <w:sz w:val="24"/>
-          <w:szCs w:val="24"/>
-          <w:lang w:val="en-US"/>
-        </w:rPr>
-        <w:t>(</w:t>
-      </w:r>
-      <w:proofErr w:type="gramEnd"/>
-      <w:r>
-        <w:rPr>
-          <w:rFonts w:ascii="Consolas" w:hAnsi="Consolas"/>
-          <w:sz w:val="24"/>
-          <w:szCs w:val="24"/>
-          <w:lang w:val="en-US"/>
-        </w:rPr>
-        <w:t>"--output", default=None, help="csv for saving predictions")</w:t>
+        <w:t>r.add_argument</w:t>
+      </w:r>
+      <w:proofErr w:type="spellEnd"/>
+      <w:r>
+        <w:rPr>
+          <w:rFonts w:ascii="Consolas" w:hAnsi="Consolas"/>
+          <w:sz w:val="24"/>
+          <w:szCs w:val="24"/>
+          <w:lang w:val="en-US"/>
+        </w:rPr>
+        <w:t>("--output", default=None, help="csv for saving predictions")</w:t>
       </w:r>
     </w:p>
     <w:p>
@@ -34156,20 +33701,9 @@
           <w:szCs w:val="24"/>
           <w:lang w:val="en-US"/>
         </w:rPr>
-        <w:t xml:space="preserve">def </w:t>
-      </w:r>
-      <w:proofErr w:type="gramStart"/>
-      <w:r>
-        <w:rPr>
-          <w:rFonts w:ascii="Consolas" w:hAnsi="Consolas"/>
-          <w:sz w:val="24"/>
-          <w:szCs w:val="24"/>
-          <w:lang w:val="en-US"/>
-        </w:rPr>
-        <w:t>main(</w:t>
-      </w:r>
-      <w:proofErr w:type="spellStart"/>
-      <w:proofErr w:type="gramEnd"/>
+        <w:t>def main(</w:t>
+      </w:r>
+      <w:proofErr w:type="spellStart"/>
       <w:r>
         <w:rPr>
           <w:rFonts w:ascii="Consolas" w:hAnsi="Consolas"/>
@@ -34249,37 +33783,17 @@
           <w:szCs w:val="24"/>
           <w:lang w:val="en-US"/>
         </w:rPr>
-        <w:t>(</w:t>
-      </w:r>
-      <w:proofErr w:type="gramStart"/>
-      <w:r>
-        <w:rPr>
-          <w:rFonts w:ascii="Consolas" w:hAnsi="Consolas"/>
-          <w:sz w:val="24"/>
-          <w:szCs w:val="24"/>
-          <w:lang w:val="en-US"/>
-        </w:rPr>
-        <w:t>).</w:t>
-      </w:r>
-      <w:proofErr w:type="spellStart"/>
-      <w:r>
-        <w:rPr>
-          <w:rFonts w:ascii="Consolas" w:hAnsi="Consolas"/>
-          <w:sz w:val="24"/>
-          <w:szCs w:val="24"/>
-          <w:lang w:val="en-US"/>
-        </w:rPr>
-        <w:t>parse</w:t>
-      </w:r>
-      <w:proofErr w:type="gramEnd"/>
-      <w:r>
-        <w:rPr>
-          <w:rFonts w:ascii="Consolas" w:hAnsi="Consolas"/>
-          <w:sz w:val="24"/>
-          <w:szCs w:val="24"/>
-          <w:lang w:val="en-US"/>
-        </w:rPr>
-        <w:t>_known_args</w:t>
+        <w:t>().</w:t>
+      </w:r>
+      <w:proofErr w:type="spellStart"/>
+      <w:r>
+        <w:rPr>
+          <w:rFonts w:ascii="Consolas" w:hAnsi="Consolas"/>
+          <w:sz w:val="24"/>
+          <w:szCs w:val="24"/>
+          <w:lang w:val="en-US"/>
+        </w:rPr>
+        <w:t>parse_known_args</w:t>
       </w:r>
       <w:proofErr w:type="spellEnd"/>
       <w:r>
@@ -34334,7 +33848,6 @@
         <w:t xml:space="preserve">    if not </w:t>
       </w:r>
       <w:proofErr w:type="spellStart"/>
-      <w:proofErr w:type="gramStart"/>
       <w:r>
         <w:rPr>
           <w:rFonts w:ascii="Consolas" w:hAnsi="Consolas"/>
@@ -34355,7 +33868,6 @@
         <w:t>(</w:t>
       </w:r>
       <w:proofErr w:type="spellStart"/>
-      <w:proofErr w:type="gramEnd"/>
       <w:r>
         <w:rPr>
           <w:rFonts w:ascii="Consolas" w:hAnsi="Consolas"/>
@@ -34440,7 +33952,6 @@
         <w:t xml:space="preserve">    </w:t>
       </w:r>
       <w:proofErr w:type="spellStart"/>
-      <w:proofErr w:type="gramStart"/>
       <w:r>
         <w:rPr>
           <w:rFonts w:ascii="Consolas" w:hAnsi="Consolas"/>
@@ -34451,7 +33962,6 @@
         <w:t>args.fn</w:t>
       </w:r>
       <w:proofErr w:type="spellEnd"/>
-      <w:proofErr w:type="gramEnd"/>
       <w:r>
         <w:rPr>
           <w:rFonts w:ascii="Consolas" w:hAnsi="Consolas"/>
@@ -34539,7 +34049,6 @@
         <w:t xml:space="preserve">    main(</w:t>
       </w:r>
       <w:proofErr w:type="spellStart"/>
-      <w:proofErr w:type="gramStart"/>
       <w:r>
         <w:rPr>
           <w:rFonts w:ascii="Consolas" w:hAnsi="Consolas"/>
@@ -34550,7 +34059,6 @@
         <w:t>sys.argv</w:t>
       </w:r>
       <w:proofErr w:type="spellEnd"/>
-      <w:proofErr w:type="gramEnd"/>
       <w:r>
         <w:rPr>
           <w:rFonts w:ascii="Consolas" w:hAnsi="Consolas"/>
@@ -36091,6 +35599,119 @@
     </w:lvl>
   </w:abstractNum>
   <w:abstractNum w:abstractNumId="16" w15:restartNumberingAfterBreak="0">
+    <w:nsid w:val="43276408"/>
+    <w:multiLevelType w:val="multilevel"/>
+    <w:tmpl w:val="9E941276"/>
+    <w:lvl w:ilvl="0">
+      <w:start w:val="1"/>
+      <w:numFmt w:val="decimal"/>
+      <w:lvlText w:val="%1."/>
+      <w:lvlJc w:val="left"/>
+      <w:pPr>
+        <w:tabs>
+          <w:tab w:val="num" w:pos="720"/>
+        </w:tabs>
+        <w:ind w:left="720" w:hanging="360"/>
+      </w:pPr>
+    </w:lvl>
+    <w:lvl w:ilvl="1" w:tentative="1">
+      <w:start w:val="1"/>
+      <w:numFmt w:val="decimal"/>
+      <w:lvlText w:val="%2."/>
+      <w:lvlJc w:val="left"/>
+      <w:pPr>
+        <w:tabs>
+          <w:tab w:val="num" w:pos="1440"/>
+        </w:tabs>
+        <w:ind w:left="1440" w:hanging="360"/>
+      </w:pPr>
+    </w:lvl>
+    <w:lvl w:ilvl="2" w:tentative="1">
+      <w:start w:val="1"/>
+      <w:numFmt w:val="decimal"/>
+      <w:lvlText w:val="%3."/>
+      <w:lvlJc w:val="left"/>
+      <w:pPr>
+        <w:tabs>
+          <w:tab w:val="num" w:pos="2160"/>
+        </w:tabs>
+        <w:ind w:left="2160" w:hanging="360"/>
+      </w:pPr>
+    </w:lvl>
+    <w:lvl w:ilvl="3" w:tentative="1">
+      <w:start w:val="1"/>
+      <w:numFmt w:val="decimal"/>
+      <w:lvlText w:val="%4."/>
+      <w:lvlJc w:val="left"/>
+      <w:pPr>
+        <w:tabs>
+          <w:tab w:val="num" w:pos="2880"/>
+        </w:tabs>
+        <w:ind w:left="2880" w:hanging="360"/>
+      </w:pPr>
+    </w:lvl>
+    <w:lvl w:ilvl="4" w:tentative="1">
+      <w:start w:val="1"/>
+      <w:numFmt w:val="decimal"/>
+      <w:lvlText w:val="%5."/>
+      <w:lvlJc w:val="left"/>
+      <w:pPr>
+        <w:tabs>
+          <w:tab w:val="num" w:pos="3600"/>
+        </w:tabs>
+        <w:ind w:left="3600" w:hanging="360"/>
+      </w:pPr>
+    </w:lvl>
+    <w:lvl w:ilvl="5" w:tentative="1">
+      <w:start w:val="1"/>
+      <w:numFmt w:val="decimal"/>
+      <w:lvlText w:val="%6."/>
+      <w:lvlJc w:val="left"/>
+      <w:pPr>
+        <w:tabs>
+          <w:tab w:val="num" w:pos="4320"/>
+        </w:tabs>
+        <w:ind w:left="4320" w:hanging="360"/>
+      </w:pPr>
+    </w:lvl>
+    <w:lvl w:ilvl="6" w:tentative="1">
+      <w:start w:val="1"/>
+      <w:numFmt w:val="decimal"/>
+      <w:lvlText w:val="%7."/>
+      <w:lvlJc w:val="left"/>
+      <w:pPr>
+        <w:tabs>
+          <w:tab w:val="num" w:pos="5040"/>
+        </w:tabs>
+        <w:ind w:left="5040" w:hanging="360"/>
+      </w:pPr>
+    </w:lvl>
+    <w:lvl w:ilvl="7" w:tentative="1">
+      <w:start w:val="1"/>
+      <w:numFmt w:val="decimal"/>
+      <w:lvlText w:val="%8."/>
+      <w:lvlJc w:val="left"/>
+      <w:pPr>
+        <w:tabs>
+          <w:tab w:val="num" w:pos="5760"/>
+        </w:tabs>
+        <w:ind w:left="5760" w:hanging="360"/>
+      </w:pPr>
+    </w:lvl>
+    <w:lvl w:ilvl="8" w:tentative="1">
+      <w:start w:val="1"/>
+      <w:numFmt w:val="decimal"/>
+      <w:lvlText w:val="%9."/>
+      <w:lvlJc w:val="left"/>
+      <w:pPr>
+        <w:tabs>
+          <w:tab w:val="num" w:pos="6480"/>
+        </w:tabs>
+        <w:ind w:left="6480" w:hanging="360"/>
+      </w:pPr>
+    </w:lvl>
+  </w:abstractNum>
+  <w:abstractNum w:abstractNumId="17" w15:restartNumberingAfterBreak="0">
     <w:nsid w:val="4C6B62B5"/>
     <w:multiLevelType w:val="multilevel"/>
     <w:tmpl w:val="4C6B62B5"/>
@@ -36176,7 +35797,7 @@
       </w:pPr>
     </w:lvl>
   </w:abstractNum>
-  <w:abstractNum w:abstractNumId="17" w15:restartNumberingAfterBreak="0">
+  <w:abstractNum w:abstractNumId="18" w15:restartNumberingAfterBreak="0">
     <w:nsid w:val="4C7D2DC8"/>
     <w:multiLevelType w:val="hybridMultilevel"/>
     <w:tmpl w:val="2BFA922A"/>
@@ -36289,7 +35910,7 @@
       </w:rPr>
     </w:lvl>
   </w:abstractNum>
-  <w:abstractNum w:abstractNumId="18" w15:restartNumberingAfterBreak="0">
+  <w:abstractNum w:abstractNumId="19" w15:restartNumberingAfterBreak="0">
     <w:nsid w:val="53495908"/>
     <w:multiLevelType w:val="multilevel"/>
     <w:tmpl w:val="9A28788E"/>
@@ -36438,7 +36059,7 @@
       </w:rPr>
     </w:lvl>
   </w:abstractNum>
-  <w:abstractNum w:abstractNumId="19" w15:restartNumberingAfterBreak="0">
+  <w:abstractNum w:abstractNumId="20" w15:restartNumberingAfterBreak="0">
     <w:nsid w:val="56030AFC"/>
     <w:multiLevelType w:val="multilevel"/>
     <w:tmpl w:val="22F80A02"/>
@@ -36551,7 +36172,7 @@
       </w:pPr>
     </w:lvl>
   </w:abstractNum>
-  <w:abstractNum w:abstractNumId="20" w15:restartNumberingAfterBreak="0">
+  <w:abstractNum w:abstractNumId="21" w15:restartNumberingAfterBreak="0">
     <w:nsid w:val="5FBD2141"/>
     <w:multiLevelType w:val="hybridMultilevel"/>
     <w:tmpl w:val="222690E8"/>
@@ -36640,7 +36261,7 @@
       </w:pPr>
     </w:lvl>
   </w:abstractNum>
-  <w:abstractNum w:abstractNumId="21" w15:restartNumberingAfterBreak="0">
+  <w:abstractNum w:abstractNumId="22" w15:restartNumberingAfterBreak="0">
     <w:nsid w:val="64752BFA"/>
     <w:multiLevelType w:val="hybridMultilevel"/>
     <w:tmpl w:val="91E8E488"/>
@@ -36753,7 +36374,7 @@
       </w:rPr>
     </w:lvl>
   </w:abstractNum>
-  <w:abstractNum w:abstractNumId="22" w15:restartNumberingAfterBreak="0">
+  <w:abstractNum w:abstractNumId="23" w15:restartNumberingAfterBreak="0">
     <w:nsid w:val="6F99DC07"/>
     <w:multiLevelType w:val="multilevel"/>
     <w:tmpl w:val="6F99DC07"/>
@@ -36839,7 +36460,7 @@
       </w:pPr>
     </w:lvl>
   </w:abstractNum>
-  <w:abstractNum w:abstractNumId="23" w15:restartNumberingAfterBreak="0">
+  <w:abstractNum w:abstractNumId="24" w15:restartNumberingAfterBreak="0">
     <w:nsid w:val="720E4672"/>
     <w:multiLevelType w:val="hybridMultilevel"/>
     <w:tmpl w:val="914823C0"/>
@@ -36952,7 +36573,7 @@
       </w:rPr>
     </w:lvl>
   </w:abstractNum>
-  <w:abstractNum w:abstractNumId="24" w15:restartNumberingAfterBreak="0">
+  <w:abstractNum w:abstractNumId="25" w15:restartNumberingAfterBreak="0">
     <w:nsid w:val="730850E5"/>
     <w:multiLevelType w:val="hybridMultilevel"/>
     <w:tmpl w:val="D53AB21C"/>
@@ -37048,10 +36669,10 @@
     <w:abstractNumId w:val="2"/>
   </w:num>
   <w:num w:numId="3" w16cid:durableId="219099118">
-    <w:abstractNumId w:val="22"/>
+    <w:abstractNumId w:val="23"/>
   </w:num>
   <w:num w:numId="4" w16cid:durableId="1636329500">
-    <w:abstractNumId w:val="16"/>
+    <w:abstractNumId w:val="17"/>
   </w:num>
   <w:num w:numId="5" w16cid:durableId="1529180820">
     <w:abstractNumId w:val="7"/>
@@ -37072,7 +36693,7 @@
     <w:abstractNumId w:val="3"/>
   </w:num>
   <w:num w:numId="11" w16cid:durableId="601692165">
-    <w:abstractNumId w:val="20"/>
+    <w:abstractNumId w:val="21"/>
   </w:num>
   <w:num w:numId="12" w16cid:durableId="1165626890">
     <w:abstractNumId w:val="11"/>
@@ -37081,13 +36702,13 @@
     <w:abstractNumId w:val="5"/>
   </w:num>
   <w:num w:numId="14" w16cid:durableId="495649164">
-    <w:abstractNumId w:val="18"/>
+    <w:abstractNumId w:val="19"/>
   </w:num>
   <w:num w:numId="15" w16cid:durableId="1318613532">
     <w:abstractNumId w:val="9"/>
   </w:num>
   <w:num w:numId="16" w16cid:durableId="1979188619">
-    <w:abstractNumId w:val="17"/>
+    <w:abstractNumId w:val="18"/>
   </w:num>
   <w:num w:numId="17" w16cid:durableId="1966693168">
     <w:abstractNumId w:val="10"/>
@@ -37096,25 +36717,28 @@
     <w:abstractNumId w:val="12"/>
   </w:num>
   <w:num w:numId="19" w16cid:durableId="791021630">
-    <w:abstractNumId w:val="24"/>
+    <w:abstractNumId w:val="25"/>
   </w:num>
   <w:num w:numId="20" w16cid:durableId="929700923">
-    <w:abstractNumId w:val="19"/>
+    <w:abstractNumId w:val="20"/>
   </w:num>
   <w:num w:numId="21" w16cid:durableId="1987853513">
     <w:abstractNumId w:val="15"/>
   </w:num>
   <w:num w:numId="22" w16cid:durableId="257104766">
-    <w:abstractNumId w:val="21"/>
+    <w:abstractNumId w:val="22"/>
   </w:num>
   <w:num w:numId="23" w16cid:durableId="2096053137">
-    <w:abstractNumId w:val="23"/>
+    <w:abstractNumId w:val="24"/>
   </w:num>
   <w:num w:numId="24" w16cid:durableId="339236626">
     <w:abstractNumId w:val="6"/>
   </w:num>
   <w:num w:numId="25" w16cid:durableId="831987411">
     <w:abstractNumId w:val="8"/>
+  </w:num>
+  <w:num w:numId="26" w16cid:durableId="1046177001">
+    <w:abstractNumId w:val="16"/>
   </w:num>
 </w:numbering>
 </file>
@@ -37519,7 +37143,7 @@
   <w:style w:type="paragraph" w:default="1" w:styleId="a">
     <w:name w:val="Normal"/>
     <w:qFormat/>
-    <w:rsid w:val="00DC6259"/>
+    <w:rsid w:val="00F8260C"/>
     <w:pPr>
       <w:spacing w:after="0" w:line="360" w:lineRule="auto"/>
       <w:ind w:firstLine="709"/>
